--- a/docs/Mimaric-Business-Documentation-v2.0.docx
+++ b/docs/Mimaric-Business-Documentation-v2.0.docx
@@ -3728,7 +3728,7 @@
                     <w:rStyle w:val="Hyperlink"/>
                     <w:noProof/>
                   </w:rPr>
-                  <w:t>17. Glass Morphism Design System</w:t>
+                  <w:t>17. Premium Design System</w:t>
                 </w:r>
                 <w:r>
                   <w:rPr>
@@ -4248,7 +4248,7 @@
                     <w:rStyle w:val="Hyperlink"/>
                     <w:noProof/>
                   </w:rPr>
-                  <w:t>22. Current Platform (v1.2.0)</w:t>
+                  <w:t>22. Current Platform (v2.0.0)</w:t>
                 </w:r>
                 <w:r>
                   <w:rPr>
@@ -15575,7 +15575,7 @@
       </w:pPr>
       <w:bookmarkStart w:id="47" w:name="_Toc224688179"/>
       <w:r>
-        <w:t>17. Glass Morphism Design System</w:t>
+        <w:t>17. Premium Design System</w:t>
       </w:r>
       <w:bookmarkEnd w:id="47"/>
     </w:p>
@@ -15587,7 +15587,7 @@
         <w:rPr>
           <w:color w:val="4A5568"/>
         </w:rPr>
-        <w:t>Mimaric uses a modern glass morphism design language that creates a premium, professional aesthetic:</w:t>
+        <w:t>Mimaric uses a modern premium dark-mode-first design language that creates a premium, professional aesthetic:</w:t>
       </w:r>
     </w:p>
     <w:p>
@@ -15608,7 +15608,7 @@
         <w:rPr>
           <w:color w:val="4A5568"/>
         </w:rPr>
-        <w:t>Layered glass-effect UI with backdrop blur and semi-transparent backgrounds</w:t>
+        <w:t>Layered surface design with semantic color tokens and subtle contrast differences</w:t>
       </w:r>
     </w:p>
     <w:p>
@@ -15640,7 +15640,7 @@
         <w:rPr>
           <w:color w:val="4A5568"/>
         </w:rPr>
-        <w:t>Glow accents in green and gold for interactive elements</w:t>
+        <w:t>Semantic accent colors (primary purple, success green, warning amber, danger red) for status and actions</w:t>
       </w:r>
     </w:p>
     <w:p>
@@ -15672,7 +15672,7 @@
         <w:rPr>
           <w:color w:val="4A5568"/>
         </w:rPr>
-        <w:t>Full dark mode support with dedicated overrides for all UI elements</w:t>
+        <w:t>Dark-mode-first design with full light mode support, using layered surfaces rather than heavy shadows</w:t>
       </w:r>
     </w:p>
     <w:p>
@@ -15704,7 +15704,7 @@
         <w:rPr>
           <w:color w:val="4A5568"/>
         </w:rPr>
-        <w:t>The design system includes a comprehensive color palette, button system with hover-lift effects, status badges, and consistent iconography through Phosphor Icons.</w:t>
+        <w:t>The design system includes a comprehensive color palette, button system with subtle hover transitions, status badges, and consistent iconography through Lucide Icons.</w:t>
       </w:r>
     </w:p>
     <w:p>
@@ -16978,7 +16978,7 @@
       </w:pPr>
       <w:bookmarkStart w:id="54" w:name="_Toc224688186"/>
       <w:r>
-        <w:t>22. Current Platform (v1.2.0)</w:t>
+        <w:t>22. Current Platform (v2.0.0)</w:t>
       </w:r>
       <w:bookmarkEnd w:id="54"/>
     </w:p>
@@ -16990,7 +16990,7 @@
         <w:rPr>
           <w:color w:val="4A5568"/>
         </w:rPr>
-        <w:t>Mimaric v1.2.0 delivers a comprehensive platform with the following capabilities:</w:t>
+        <w:t>Mimaric v2.0.0 delivers a comprehensive platform with the following capabilities:</w:t>
       </w:r>
     </w:p>
     <w:p>

--- a/docs/Mimaric-Business-Documentation-v2.0.docx
+++ b/docs/Mimaric-Business-Documentation-v2.0.docx
@@ -2645,7 +2645,7 @@
         <ns0:rPr>
           <ns0:color ns0:val="4A5568"/>
         </ns0:rPr>
-        <ns0:t>Mimaric (ميماريك) is a Saudi-first PropTech SaaS platform that unifies the entire real estate lifecycle — from land acquisition and urban planning through construction, sales, leasing, maintenance, and financial reporting — under a single Arabic-first, bilingual interface.</ns0:t>
+        <ns0:t>Mimaric (ميماريك) is a Saudi-first PropTech SaaS platform that unifies the entire real estate lifecycle — from CRM and sales through contracts, leasing, maintenance, and financial reporting — under a single Arabic-first, bilingual interface.</ns0:t>
       </ns0:r>
     </ns0:p>
     <ns0:p ns2:paraId="354BC7CD" ns2:textId="77777777" ns0:rsidR="001A39A8" ns0:rsidRDefault="00000000">
@@ -2667,7 +2667,7 @@
         <ns0:rPr>
           <ns0:color ns0:val="4A5568"/>
         </ns0:rPr>
-        <ns0:t>Mimaric replaces this fragmentation with an integrated digital platform purpose-built for the Saudi market. By embedding regulatory compliance (Ejar, Wafi, ZATCA, Balady, PDPL) directly into operational workflows, Mimaric transforms compliance from a cost center into a competitive advantage.</ns0:t>
+        <ns0:t>Mimaric replaces this fragmentation with an integrated digital platform purpose-built for the Saudi market. By embedding regulatory compliance (Ejar, ZATCA, Balady, PDPL) directly into operational workflows, Mimaric transforms compliance from a cost center into a competitive advantage.</ns0:t>
       </ns0:r>
     </ns0:p>
     <ns0:p ns2:paraId="31D87C35" ns2:textId="77777777" ns0:rsidR="001A39A8" ns0:rsidRDefault="001A39A8">
@@ -3032,13 +3032,12 @@
           <ns0:bCs/>
           <ns0:color ns0:val="182840"/>
         </ns0:rPr>
-        <ns0:t xml:space="preserve">Housing Program: </ns0:t>
-      </ns0:r>
-      <ns0:r>
-        <ns0:rPr>
-          <ns0:color ns0:val="4A5568"/>
-        </ns0:rPr>
-        <ns0:t>Supporting the delivery of 1.2 million new housing units through streamlined development management and off-plan sales compliance.</ns0:t>
+        <ns0:t>Housing Program: Supporting the delivery of 1.2 million new housing units through streamlined property management, contract lifecycle automation, and Ejar-compliant lease management.</ns0:t>
+      </ns0:r>
+      <ns0:r>
+        <ns0:rPr>
+          <ns0:color ns0:val="4A5568"/>
+        </ns0:rPr>
       </ns0:r>
     </ns0:p>
     <ns0:p ns2:paraId="225062EC" ns2:textId="77777777" ns0:rsidR="001A39A8" ns0:rsidRDefault="00000000">
@@ -3187,7 +3186,7 @@
         <ns0:rPr>
           <ns0:color ns0:val="4A5568"/>
         </ns0:rPr>
-        <ns0:t>REGA mandating digital contract registration for all rental and off-plan transactions</ns0:t>
+        <ns0:t>REGA mandating digital contract registration for all rental transactions through the Ejar platform</ns0:t>
       </ns0:r>
     </ns0:p>
     <ns0:p ns2:paraId="6F0613A9" ns2:textId="77777777" ns0:rsidR="001A39A8" ns0:rsidRDefault="00000000">
@@ -3228,7 +3227,7 @@
       </ns0:pPr>
       <ns0:bookmarkStart ns0:id="9" ns0:name="_Toc224688141"/>
       <ns0:r>
-        <ns0:t>3.2 The Problem: Customer (cont.) Fragmentation</ns0:t>
+        <ns0:t>3.2 The Problem: Operational Fragmentation</ns0:t>
       </ns0:r>
       <ns0:bookmarkEnd ns0:id="9"/>
     </ns0:p>
@@ -4132,7 +4131,7 @@
                 <ns0:sz ns0:val="20"/>
                 <ns0:szCs ns0:val="20"/>
               </ns0:rPr>
-              <ns0:t>Property Customer Cos.</ns0:t>
+              <ns0:t>Property Management Cos.</ns0:t>
             </ns0:r>
           </ns0:p>
         </ns0:tc>
@@ -4250,7 +4249,7 @@
                 <ns0:sz ns0:val="20"/>
                 <ns0:szCs ns0:val="20"/>
               </ns0:rPr>
-              <ns0:t>Facility Customer Firms</ns0:t>
+              <ns0:t>Facility Management Firms</ns0:t>
             </ns0:r>
           </ns0:p>
         </ns0:tc>
@@ -4548,7 +4547,7 @@
       </ns0:pPr>
       <ns0:bookmarkStart ns0:id="13" ns0:name="_Toc224688145"/>
       <ns0:r>
-        <ns0:t>Pillar 1: Eliminate Customer (cont.) Chaos</ns0:t>
+        <ns0:t>Pillar 1: Eliminate Operational Chaos</ns0:t>
       </ns0:r>
       <ns0:bookmarkEnd ns0:id="13"/>
     </ns0:p>
@@ -4600,7 +4599,7 @@
         <ns0:rPr>
           <ns0:color ns0:val="4A5568"/>
         </ns0:rPr>
-        <ns0:t>Saudi regulatory requirements (Ejar, Balady, ZATCA, PDPL, NCA, MOC, Absher) are embedded into business workflows, not bolted on as afterthoughts. When a team member creates a lease, it is automatically Ejar-compliant. When a contract is signed for an off-plan unit, Wafi escrow rules are enforced.</ns0:t>
+        <ns0:t>Saudi regulatory requirements (Ejar, Balady, ZATCA, PDPL, NCA, MOC, Absher) are embedded into business workflows, not bolted on as afterthoughts. When a team member creates a lease, it is automatically Ejar-compliant. When a contract is signed, installment schedules are auto-generated and all Ejar compliance fields are enforced.</ns0:t>
       </ns0:r>
     </ns0:p>
     <ns0:p ns2:paraId="7C1FBC2D" ns2:textId="77777777" ns0:rsidR="001A39A8" ns0:rsidRDefault="00000000">
@@ -4640,7 +4639,7 @@
         <ns0:rPr>
           <ns0:color ns0:val="4A5568"/>
         </ns0:rPr>
-        <ns0:t>No other platform covers the complete spectrum from raw land acquisition through urban planning, construction management, sales, leasing, maintenance, and financial reporting. Mimaric eliminates the need for multiple point solutions and the integration complexity they create.</ns0:t>
+        <ns0:t>No other platform covers the complete operational spectrum from CRM and sales pipeline management through contract lifecycle, lease management, maintenance work orders, and financial reporting in a single integrated system. Mimaric eliminates the need for multiple point solutions and the integration complexity they create.</ns0:t>
       </ns0:r>
     </ns0:p>
     <ns0:p ns2:paraId="0E49F20B" ns2:textId="77777777" ns0:rsidR="001A39A8" ns0:rsidRDefault="00000000">
@@ -5027,278 +5026,6 @@
           </ns0:p>
         </ns0:tc>
       </ns0:tr>
-      <ns0:tr ns0:rsidR="001A39A8" ns2:paraId="47536FCA" ns2:textId="77777777">
-        <ns0:tblPrEx>
-          <ns0:tblCellMar>
-            <ns0:top ns0:w="0" ns0:type="dxa"/>
-            <ns0:bottom ns0:w="0" ns0:type="dxa"/>
-          </ns0:tblCellMar>
-        </ns0:tblPrEx>
-        <ns0:tc>
-          <ns0:tcPr>
-            <ns0:tcW ns0:w="1800" ns0:type="dxa"/>
-            <ns0:tcBorders>
-              <ns0:top ns0:val="single" ns0:sz="1" ns0:space="0" ns0:color="E2E8F0"/>
-              <ns0:left ns0:val="single" ns0:sz="1" ns0:space="0" ns0:color="E2E8F0"/>
-              <ns0:bottom ns0:val="single" ns0:sz="1" ns0:space="0" ns0:color="E2E8F0"/>
-              <ns0:right ns0:val="single" ns0:sz="1" ns0:space="0" ns0:color="E2E8F0"/>
-            </ns0:tcBorders>
-            <ns0:shd ns0:val="clear" ns0:color="auto" ns0:fill="F8F9FA"/>
-            <ns0:tcMar>
-              <ns0:top ns0:w="60" ns0:type="dxa"/>
-              <ns0:left ns0:w="100" ns0:type="dxa"/>
-              <ns0:bottom ns0:w="60" ns0:type="dxa"/>
-              <ns0:right ns0:w="100" ns0:type="dxa"/>
-            </ns0:tcMar>
-          </ns0:tcPr>
-          <ns0:p ns2:paraId="1E12163E" ns2:textId="77777777" ns0:rsidR="001A39A8" ns0:rsidRDefault="00000000">
-            <ns0:r>
-              <ns0:rPr>
-                <ns0:color ns0:val="4A5568"/>
-                <ns0:sz ns0:val="20"/>
-                <ns0:szCs ns0:val="20"/>
-              </ns0:rPr>
-              <ns0:t>Land Acquisition</ns0:t>
-            </ns0:r>
-          </ns0:p>
-        </ns0:tc>
-        <ns0:tc>
-          <ns0:tcPr>
-            <ns0:tcW ns0:w="3000" ns0:type="dxa"/>
-            <ns0:tcBorders>
-              <ns0:top ns0:val="single" ns0:sz="1" ns0:space="0" ns0:color="E2E8F0"/>
-              <ns0:left ns0:val="single" ns0:sz="1" ns0:space="0" ns0:color="E2E8F0"/>
-              <ns0:bottom ns0:val="single" ns0:sz="1" ns0:space="0" ns0:color="E2E8F0"/>
-              <ns0:right ns0:val="single" ns0:sz="1" ns0:space="0" ns0:color="E2E8F0"/>
-            </ns0:tcBorders>
-            <ns0:shd ns0:val="clear" ns0:color="auto" ns0:fill="F8F9FA"/>
-            <ns0:tcMar>
-              <ns0:top ns0:w="60" ns0:type="dxa"/>
-              <ns0:left ns0:w="100" ns0:type="dxa"/>
-              <ns0:bottom ns0:w="60" ns0:type="dxa"/>
-              <ns0:right ns0:w="100" ns0:type="dxa"/>
-            </ns0:tcMar>
-          </ns0:tcPr>
-          <ns0:p ns2:paraId="36EC0FEE" ns2:textId="77777777" ns0:rsidR="001A39A8" ns0:rsidRDefault="00000000">
-            <ns0:r>
-              <ns0:rPr>
-                <ns0:color ns0:val="4A5568"/>
-                <ns0:sz ns0:val="20"/>
-                <ns0:szCs ns0:val="20"/>
-              </ns0:rPr>
-              <ns0:t>Pre-development pipeline</ns0:t>
-            </ns0:r>
-          </ns0:p>
-        </ns0:tc>
-        <ns0:tc>
-          <ns0:tcPr>
-            <ns0:tcW ns0:w="4848" ns0:type="dxa"/>
-            <ns0:tcBorders>
-              <ns0:top ns0:val="single" ns0:sz="1" ns0:space="0" ns0:color="E2E8F0"/>
-              <ns0:left ns0:val="single" ns0:sz="1" ns0:space="0" ns0:color="E2E8F0"/>
-              <ns0:bottom ns0:val="single" ns0:sz="1" ns0:space="0" ns0:color="E2E8F0"/>
-              <ns0:right ns0:val="single" ns0:sz="1" ns0:space="0" ns0:color="E2E8F0"/>
-            </ns0:tcBorders>
-            <ns0:tcMar>
-              <ns0:top ns0:w="60" ns0:type="dxa"/>
-              <ns0:left ns0:w="100" ns0:type="dxa"/>
-              <ns0:bottom ns0:w="60" ns0:type="dxa"/>
-              <ns0:right ns0:w="100" ns0:type="dxa"/>
-            </ns0:tcMar>
-          </ns0:tcPr>
-          <ns0:p ns2:paraId="192BFB46" ns2:textId="77777777" ns0:rsidR="001A39A8" ns0:rsidRDefault="00000000">
-            <ns0:r>
-              <ns0:rPr>
-                <ns0:color ns0:val="4A5568"/>
-                <ns0:sz ns0:val="20"/>
-                <ns0:szCs ns0:val="20"/>
-              </ns0:rPr>
-              <ns0:t>Structured evaluation with suitability scoring, due diligence tracking, constraint analysis, and feasibility assessment</ns0:t>
-            </ns0:r>
-          </ns0:p>
-        </ns0:tc>
-      </ns0:tr>
-      <ns0:tr ns0:rsidR="001A39A8" ns2:paraId="152E4D56" ns2:textId="77777777">
-        <ns0:tblPrEx>
-          <ns0:tblCellMar>
-            <ns0:top ns0:w="0" ns0:type="dxa"/>
-            <ns0:bottom ns0:w="0" ns0:type="dxa"/>
-          </ns0:tblCellMar>
-        </ns0:tblPrEx>
-        <ns0:tc>
-          <ns0:tcPr>
-            <ns0:tcW ns0:w="1800" ns0:type="dxa"/>
-            <ns0:tcBorders>
-              <ns0:top ns0:val="single" ns0:sz="1" ns0:space="0" ns0:color="E2E8F0"/>
-              <ns0:left ns0:val="single" ns0:sz="1" ns0:space="0" ns0:color="E2E8F0"/>
-              <ns0:bottom ns0:val="single" ns0:sz="1" ns0:space="0" ns0:color="E2E8F0"/>
-              <ns0:right ns0:val="single" ns0:sz="1" ns0:space="0" ns0:color="E2E8F0"/>
-            </ns0:tcBorders>
-            <ns0:tcMar>
-              <ns0:top ns0:w="60" ns0:type="dxa"/>
-              <ns0:left ns0:w="100" ns0:type="dxa"/>
-              <ns0:bottom ns0:w="60" ns0:type="dxa"/>
-              <ns0:right ns0:w="100" ns0:type="dxa"/>
-            </ns0:tcMar>
-          </ns0:tcPr>
-          <ns0:p ns2:paraId="66F47D89" ns2:textId="77777777" ns0:rsidR="001A39A8" ns0:rsidRDefault="00000000">
-            <ns0:r>
-              <ns0:rPr>
-                <ns0:color ns0:val="4A5568"/>
-                <ns0:sz ns0:val="20"/>
-                <ns0:szCs ns0:val="20"/>
-              </ns0:rPr>
-              <ns0:t>Planning OS</ns0:t>
-            </ns0:r>
-          </ns0:p>
-        </ns0:tc>
-        <ns0:tc>
-          <ns0:tcPr>
-            <ns0:tcW ns0:w="3000" ns0:type="dxa"/>
-            <ns0:tcBorders>
-              <ns0:top ns0:val="single" ns0:sz="1" ns0:space="0" ns0:color="E2E8F0"/>
-              <ns0:left ns0:val="single" ns0:sz="1" ns0:space="0" ns0:color="E2E8F0"/>
-              <ns0:bottom ns0:val="single" ns0:sz="1" ns0:space="0" ns0:color="E2E8F0"/>
-              <ns0:right ns0:val="single" ns0:sz="1" ns0:space="0" ns0:color="E2E8F0"/>
-            </ns0:tcBorders>
-            <ns0:tcMar>
-              <ns0:top ns0:w="60" ns0:type="dxa"/>
-              <ns0:left ns0:w="100" ns0:type="dxa"/>
-              <ns0:bottom ns0:w="60" ns0:type="dxa"/>
-              <ns0:right ns0:w="100" ns0:type="dxa"/>
-            </ns0:tcMar>
-          </ns0:tcPr>
-          <ns0:p ns2:paraId="4C80D2DA" ns2:textId="77777777" ns0:rsidR="001A39A8" ns0:rsidRDefault="00000000">
-            <ns0:r>
-              <ns0:rPr>
-                <ns0:color ns0:val="4A5568"/>
-                <ns0:sz ns0:val="20"/>
-                <ns0:szCs ns0:val="20"/>
-              </ns0:rPr>
-              <ns0:t>GIS-integrated urban planning</ns0:t>
-            </ns0:r>
-          </ns0:p>
-        </ns0:tc>
-        <ns0:tc>
-          <ns0:tcPr>
-            <ns0:tcW ns0:w="4848" ns0:type="dxa"/>
-            <ns0:tcBorders>
-              <ns0:top ns0:val="single" ns0:sz="1" ns0:space="0" ns0:color="E2E8F0"/>
-              <ns0:left ns0:val="single" ns0:sz="1" ns0:space="0" ns0:color="E2E8F0"/>
-              <ns0:bottom ns0:val="single" ns0:sz="1" ns0:space="0" ns0:color="E2E8F0"/>
-              <ns0:right ns0:val="single" ns0:sz="1" ns0:space="0" ns0:color="E2E8F0"/>
-            </ns0:tcBorders>
-            <ns0:shd ns0:val="clear" ns0:color="auto" ns0:fill="F8F9FA"/>
-            <ns0:tcMar>
-              <ns0:top ns0:w="60" ns0:type="dxa"/>
-              <ns0:left ns0:w="100" ns0:type="dxa"/>
-              <ns0:bottom ns0:w="60" ns0:type="dxa"/>
-              <ns0:right ns0:w="100" ns0:type="dxa"/>
-            </ns0:tcMar>
-          </ns0:tcPr>
-          <ns0:p ns2:paraId="0525C61F" ns2:textId="77777777" ns0:rsidR="001A39A8" ns0:rsidRDefault="00000000">
-            <ns0:r>
-              <ns0:rPr>
-                <ns0:color ns0:val="4A5568"/>
-                <ns0:sz ns0:val="20"/>
-                <ns0:szCs ns0:val="20"/>
-              </ns0:rPr>
-              <ns0:t>Spatial subdivision design, scenario comparison, compliance checking, and financial feasibility — with direct promotion to project</ns0:t>
-            </ns0:r>
-          </ns0:p>
-        </ns0:tc>
-      </ns0:tr>
-      <ns0:tr ns0:rsidR="001A39A8" ns2:paraId="3EFC2279" ns2:textId="77777777">
-        <ns0:tblPrEx>
-          <ns0:tblCellMar>
-            <ns0:top ns0:w="0" ns0:type="dxa"/>
-            <ns0:bottom ns0:w="0" ns0:type="dxa"/>
-          </ns0:tblCellMar>
-        </ns0:tblPrEx>
-        <ns0:tc>
-          <ns0:tcPr>
-            <ns0:tcW ns0:w="1800" ns0:type="dxa"/>
-            <ns0:tcBorders>
-              <ns0:top ns0:val="single" ns0:sz="1" ns0:space="0" ns0:color="E2E8F0"/>
-              <ns0:left ns0:val="single" ns0:sz="1" ns0:space="0" ns0:color="E2E8F0"/>
-              <ns0:bottom ns0:val="single" ns0:sz="1" ns0:space="0" ns0:color="E2E8F0"/>
-              <ns0:right ns0:val="single" ns0:sz="1" ns0:space="0" ns0:color="E2E8F0"/>
-            </ns0:tcBorders>
-            <ns0:shd ns0:val="clear" ns0:color="auto" ns0:fill="F8F9FA"/>
-            <ns0:tcMar>
-              <ns0:top ns0:w="60" ns0:type="dxa"/>
-              <ns0:left ns0:w="100" ns0:type="dxa"/>
-              <ns0:bottom ns0:w="60" ns0:type="dxa"/>
-              <ns0:right ns0:w="100" ns0:type="dxa"/>
-            </ns0:tcMar>
-          </ns0:tcPr>
-          <ns0:p ns2:paraId="2C5986F4" ns2:textId="77777777" ns0:rsidR="001A39A8" ns0:rsidRDefault="00000000">
-            <ns0:r>
-              <ns0:rPr>
-                <ns0:color ns0:val="4A5568"/>
-                <ns0:sz ns0:val="20"/>
-                <ns0:szCs ns0:val="20"/>
-              </ns0:rPr>
-              <ns0:t>Projects</ns0:t>
-            </ns0:r>
-          </ns0:p>
-        </ns0:tc>
-        <ns0:tc>
-          <ns0:tcPr>
-            <ns0:tcW ns0:w="3000" ns0:type="dxa"/>
-            <ns0:tcBorders>
-              <ns0:top ns0:val="single" ns0:sz="1" ns0:space="0" ns0:color="E2E8F0"/>
-              <ns0:left ns0:val="single" ns0:sz="1" ns0:space="0" ns0:color="E2E8F0"/>
-              <ns0:bottom ns0:val="single" ns0:sz="1" ns0:space="0" ns0:color="E2E8F0"/>
-              <ns0:right ns0:val="single" ns0:sz="1" ns0:space="0" ns0:color="E2E8F0"/>
-            </ns0:tcBorders>
-            <ns0:shd ns0:val="clear" ns0:color="auto" ns0:fill="F8F9FA"/>
-            <ns0:tcMar>
-              <ns0:top ns0:w="60" ns0:type="dxa"/>
-              <ns0:left ns0:w="100" ns0:type="dxa"/>
-              <ns0:bottom ns0:w="60" ns0:type="dxa"/>
-              <ns0:right ns0:w="100" ns0:type="dxa"/>
-            </ns0:tcMar>
-          </ns0:tcPr>
-          <ns0:p ns2:paraId="019B06A7" ns2:textId="77777777" ns0:rsidR="001A39A8" ns0:rsidRDefault="00000000">
-            <ns0:r>
-              <ns0:rPr>
-                <ns0:color ns0:val="4A5568"/>
-                <ns0:sz ns0:val="20"/>
-                <ns0:szCs ns0:val="20"/>
-              </ns0:rPr>
-              <ns0:t>Development management</ns0:t>
-            </ns0:r>
-          </ns0:p>
-        </ns0:tc>
-        <ns0:tc>
-          <ns0:tcPr>
-            <ns0:tcW ns0:w="4848" ns0:type="dxa"/>
-            <ns0:tcBorders>
-              <ns0:top ns0:val="single" ns0:sz="1" ns0:space="0" ns0:color="E2E8F0"/>
-              <ns0:left ns0:val="single" ns0:sz="1" ns0:space="0" ns0:color="E2E8F0"/>
-              <ns0:bottom ns0:val="single" ns0:sz="1" ns0:space="0" ns0:color="E2E8F0"/>
-              <ns0:right ns0:val="single" ns0:sz="1" ns0:space="0" ns0:color="E2E8F0"/>
-            </ns0:tcBorders>
-            <ns0:tcMar>
-              <ns0:top ns0:w="60" ns0:type="dxa"/>
-              <ns0:left ns0:w="100" ns0:type="dxa"/>
-              <ns0:bottom ns0:w="60" ns0:type="dxa"/>
-              <ns0:right ns0:w="100" ns0:type="dxa"/>
-            </ns0:tcMar>
-          </ns0:tcPr>
-          <ns0:p ns2:paraId="335AD723" ns2:textId="77777777" ns0:rsidR="001A39A8" ns0:rsidRDefault="00000000">
-            <ns0:r>
-              <ns0:rPr>
-                <ns0:color ns0:val="4A5568"/>
-                <ns0:sz ns0:val="20"/>
-                <ns0:szCs ns0:val="20"/>
-              </ns0:rPr>
-              <ns0:t>14-stage lifecycle tracking, building/tower management, site logs, P&amp;L financials, document library</ns0:t>
-            </ns0:r>
-          </ns0:p>
-        </ns0:tc>
-      </ns0:tr>
       <ns0:tr ns0:rsidR="001A39A8" ns2:paraId="17DE0392" ns2:textId="77777777">
         <ns0:tblPrEx>
           <ns0:tblCellMar>
@@ -6461,7 +6188,7 @@
       </ns0:pPr>
       <ns0:bookmarkStart ns0:id="22" ns0:name="_Toc224688154"/>
       <ns0:r>
-        <ns0:t>6.2 Property Customer Company (Property Manager)</ns0:t>
+        <ns0:t>6.2 Property Management Company (Property Manager)</ns0:t>
       </ns0:r>
       <ns0:bookmarkEnd ns0:id="22"/>
     </ns0:p>
@@ -6608,13 +6335,12 @@
           <ns0:bCs/>
           <ns0:color ns0:val="182840"/>
         </ns0:rPr>
-        <ns0:t xml:space="preserve">Scenario: </ns0:t>
-      </ns0:r>
-      <ns0:r>
-        <ns0:rPr>
-          <ns0:color ns0:val="4A5568"/>
-        </ns0:rPr>
-        <ns0:t>Selling 200 off-plan units in a new residential compound.</ns0:t>
+        <ns0:t>Scenario: Selling 200 residential units across a new compound development.</ns0:t>
+      </ns0:r>
+      <ns0:r>
+        <ns0:rPr>
+          <ns0:color ns0:val="4A5568"/>
+        </ns0:rPr>
       </ns0:r>
     </ns0:p>
     <ns0:p ns2:paraId="161F3A6D" ns2:textId="77777777" ns0:rsidR="001A39A8" ns0:rsidRDefault="00000000">
@@ -6708,13 +6434,12 @@
           <ns0:bCs/>
           <ns0:color ns0:val="182840"/>
         </ns0:rPr>
-        <ns0:t xml:space="preserve">Outcome: </ns0:t>
-      </ns0:r>
-      <ns0:r>
-        <ns0:rPr>
-          <ns0:color ns0:val="4A5568"/>
-        </ns0:rPr>
-        <ns0:t>Structured sales process with no manual contract numbering, automatic escrow tracking, and full pipeline visibility.</ns0:t>
+        <ns0:t>Outcome: Structured sales process with no manual contract numbering, automatic installment schedule generation, and full pipeline visibility.</ns0:t>
+      </ns0:r>
+      <ns0:r>
+        <ns0:rPr>
+          <ns0:color ns0:val="4A5568"/>
+        </ns0:rPr>
       </ns0:r>
     </ns0:p>
     <ns0:p ns2:paraId="12670260" ns2:textId="77777777" ns0:rsidR="001A39A8" ns0:rsidRDefault="001A39A8">
@@ -6903,7 +6628,7 @@
         <ns0:rPr>
           <ns0:color ns0:val="4A5568"/>
         </ns0:rPr>
-        <ns0:t>Mimaric maintains schema-level alignment with 10 Saudi government platforms, ensuring that data structures match government expectations and future API integration requires minimal adaptation.</ns0:t>
+        <ns0:t>Mimaric maintains schema-level alignment with 7 Saudi government platforms (Absher, MOC, Balady, Ejar, ZATCA, PDPL, NCA), ensuring that data structures match government expectations and future API integration requires minimal adaptation.</ns0:t>
       </ns0:r>
     </ns0:p>
     <ns0:p ns2:paraId="556DE5E6" ns2:textId="77777777" ns0:rsidR="001A39A8" ns0:rsidRDefault="001A39A8">
@@ -10805,7 +10530,7 @@
                 <ns0:sz ns0:val="20"/>
                 <ns0:szCs ns0:val="20"/>
               </ns0:rPr>
-              <ns0:t>Cloud-native: Next.js 13, React 19, Prisma 7, PostgreSQL</ns0:t>
+              <ns0:t>Cloud-native: Next.js 16, React 19, Prisma 7, PostgreSQL</ns0:t>
             </ns0:r>
           </ns0:p>
         </ns0:tc>
@@ -10920,7 +10645,7 @@
         <ns0:rPr>
           <ns0:color ns0:val="4A5568"/>
         </ns0:rPr>
-        <ns0:t>Cloud-Native Speed: Modern tech stack (Next.js 13, React 19) enables 10x faster feature delivery compared to legacy platforms maintaining 20-year-old codebases.</ns0:t>
+        <ns0:t>Cloud-Native Speed: Modern tech stack (Next.js 16, React 19) enables 10x faster feature delivery compared to legacy platforms maintaining 20-year-old codebases.</ns0:t>
       </ns0:r>
     </ns0:p>
     <ns0:p ns2:paraId="4FD0D834" ns2:textId="77777777" ns0:rsidR="001A39A8" ns0:rsidRDefault="00000000">
@@ -11733,125 +11458,6 @@
           </ns0:p>
         </ns0:tc>
       </ns0:tr>
-      <ns0:tr ns0:rsidR="001A39A8" ns2:paraId="3534B64C" ns2:textId="77777777">
-        <ns0:tblPrEx>
-          <ns0:tblCellMar>
-            <ns0:top ns0:w="0" ns0:type="dxa"/>
-            <ns0:bottom ns0:w="0" ns0:type="dxa"/>
-          </ns0:tblCellMar>
-        </ns0:tblPrEx>
-        <ns0:tc>
-          <ns0:tcPr>
-            <ns0:tcW ns0:w="2000" ns0:type="dxa"/>
-            <ns0:tcBorders>
-              <ns0:top ns0:val="single" ns0:sz="1" ns0:space="0" ns0:color="E2E8F0"/>
-              <ns0:left ns0:val="single" ns0:sz="1" ns0:space="0" ns0:color="E2E8F0"/>
-              <ns0:bottom ns0:val="single" ns0:sz="1" ns0:space="0" ns0:color="E2E8F0"/>
-              <ns0:right ns0:val="single" ns0:sz="1" ns0:space="0" ns0:color="E2E8F0"/>
-            </ns0:tcBorders>
-            <ns0:shd ns0:val="clear" ns0:color="auto" ns0:fill="F8F9FA"/>
-            <ns0:tcMar>
-              <ns0:top ns0:w="60" ns0:type="dxa"/>
-              <ns0:left ns0:w="100" ns0:type="dxa"/>
-              <ns0:bottom ns0:w="60" ns0:type="dxa"/>
-              <ns0:right ns0:w="100" ns0:type="dxa"/>
-            </ns0:tcMar>
-          </ns0:tcPr>
-          <ns0:p ns2:paraId="7F6770D6" ns2:textId="77777777" ns0:rsidR="001A39A8" ns0:rsidRDefault="00000000">
-            <ns0:r>
-              <ns0:rPr>
-                <ns0:color ns0:val="4A5568"/>
-                <ns0:sz ns0:val="20"/>
-                <ns0:szCs ns0:val="20"/>
-              </ns0:rPr>
-              <ns0:t>GIS Planning OS</ns0:t>
-            </ns0:r>
-          </ns0:p>
-        </ns0:tc>
-        <ns0:tc>
-          <ns0:tcPr>
-            <ns0:tcW ns0:w="2549" ns0:type="dxa"/>
-            <ns0:tcBorders>
-              <ns0:top ns0:val="single" ns0:sz="1" ns0:space="0" ns0:color="E2E8F0"/>
-              <ns0:left ns0:val="single" ns0:sz="1" ns0:space="0" ns0:color="E2E8F0"/>
-              <ns0:bottom ns0:val="single" ns0:sz="1" ns0:space="0" ns0:color="E2E8F0"/>
-              <ns0:right ns0:val="single" ns0:sz="1" ns0:space="0" ns0:color="E2E8F0"/>
-            </ns0:tcBorders>
-            <ns0:shd ns0:val="clear" ns0:color="auto" ns0:fill="F8F9FA"/>
-            <ns0:tcMar>
-              <ns0:top ns0:w="60" ns0:type="dxa"/>
-              <ns0:left ns0:w="100" ns0:type="dxa"/>
-              <ns0:bottom ns0:w="60" ns0:type="dxa"/>
-              <ns0:right ns0:w="100" ns0:type="dxa"/>
-            </ns0:tcMar>
-          </ns0:tcPr>
-          <ns0:p ns2:paraId="3E60BEA6" ns2:textId="77777777" ns0:rsidR="001A39A8" ns0:rsidRDefault="00000000">
-            <ns0:r>
-              <ns0:rPr>
-                <ns0:color ns0:val="4A5568"/>
-                <ns0:sz ns0:val="20"/>
-                <ns0:szCs ns0:val="20"/>
-              </ns0:rPr>
-              <ns0:t>—</ns0:t>
-            </ns0:r>
-          </ns0:p>
-        </ns0:tc>
-        <ns0:tc>
-          <ns0:tcPr>
-            <ns0:tcW ns0:w="2549" ns0:type="dxa"/>
-            <ns0:tcBorders>
-              <ns0:top ns0:val="single" ns0:sz="1" ns0:space="0" ns0:color="E2E8F0"/>
-              <ns0:left ns0:val="single" ns0:sz="1" ns0:space="0" ns0:color="E2E8F0"/>
-              <ns0:bottom ns0:val="single" ns0:sz="1" ns0:space="0" ns0:color="E2E8F0"/>
-              <ns0:right ns0:val="single" ns0:sz="1" ns0:space="0" ns0:color="E2E8F0"/>
-            </ns0:tcBorders>
-            <ns0:shd ns0:val="clear" ns0:color="auto" ns0:fill="F8F9FA"/>
-            <ns0:tcMar>
-              <ns0:top ns0:w="60" ns0:type="dxa"/>
-              <ns0:left ns0:w="100" ns0:type="dxa"/>
-              <ns0:bottom ns0:w="60" ns0:type="dxa"/>
-              <ns0:right ns0:w="100" ns0:type="dxa"/>
-            </ns0:tcMar>
-          </ns0:tcPr>
-          <ns0:p ns2:paraId="207EB85A" ns2:textId="77777777" ns0:rsidR="001A39A8" ns0:rsidRDefault="00000000">
-            <ns0:r>
-              <ns0:rPr>
-                <ns0:color ns0:val="4A5568"/>
-                <ns0:sz ns0:val="20"/>
-                <ns0:szCs ns0:val="20"/>
-              </ns0:rPr>
-              <ns0:t>—</ns0:t>
-            </ns0:r>
-          </ns0:p>
-        </ns0:tc>
-        <ns0:tc>
-          <ns0:tcPr>
-            <ns0:tcW ns0:w="2550" ns0:type="dxa"/>
-            <ns0:tcBorders>
-              <ns0:top ns0:val="single" ns0:sz="1" ns0:space="0" ns0:color="E2E8F0"/>
-              <ns0:left ns0:val="single" ns0:sz="1" ns0:space="0" ns0:color="E2E8F0"/>
-              <ns0:bottom ns0:val="single" ns0:sz="1" ns0:space="0" ns0:color="E2E8F0"/>
-              <ns0:right ns0:val="single" ns0:sz="1" ns0:space="0" ns0:color="E2E8F0"/>
-            </ns0:tcBorders>
-            <ns0:tcMar>
-              <ns0:top ns0:w="60" ns0:type="dxa"/>
-              <ns0:left ns0:w="100" ns0:type="dxa"/>
-              <ns0:bottom ns0:w="60" ns0:type="dxa"/>
-              <ns0:right ns0:w="100" ns0:type="dxa"/>
-            </ns0:tcMar>
-          </ns0:tcPr>
-          <ns0:p ns2:paraId="38732A90" ns2:textId="77777777" ns0:rsidR="001A39A8" ns0:rsidRDefault="00000000">
-            <ns0:r>
-              <ns0:rPr>
-                <ns0:color ns0:val="4A5568"/>
-                <ns0:sz ns0:val="20"/>
-                <ns0:szCs ns0:val="20"/>
-              </ns0:rPr>
-              <ns0:t>✓ Included</ns0:t>
-            </ns0:r>
-          </ns0:p>
-        </ns0:tc>
-      </ns0:tr>
       <ns0:tr ns0:rsidR="001A39A8" ns2:paraId="22C31B71" ns2:textId="77777777">
         <ns0:tblPrEx>
           <ns0:tblCellMar>
@@ -13032,7 +12638,7 @@
                 <ns0:sz ns0:val="20"/>
                 <ns0:szCs ns0:val="20"/>
               </ns0:rPr>
-              <ns0:t>Customer (cont.) platform with trained team</ns0:t>
+              <ns0:t>Operational platform with trained team</ns0:t>
             </ns0:r>
           </ns0:p>
         </ns0:tc>
@@ -13859,7 +13465,7 @@
                 <ns0:sz ns0:val="20"/>
                 <ns0:szCs ns0:val="20"/>
               </ns0:rPr>
-              <ns0:t>Next.js 13 + React 19</ns0:t>
+              <ns0:t>Next.js 16 + React 19</ns0:t>
             </ns0:r>
           </ns0:p>
         </ns0:tc>
@@ -14040,7 +13646,7 @@
                 <ns0:sz ns0:val="20"/>
                 <ns0:szCs ns0:val="20"/>
               </ns0:rPr>
-              <ns0:t>80+ Prisma models across 10 domains</ns0:t>
+              <ns0:t>40 Prisma models across 7 domains</ns0:t>
             </ns0:r>
           </ns0:p>
         </ns0:tc>
@@ -14254,97 +13860,6 @@
           </ns0:p>
         </ns0:tc>
       </ns0:tr>
-      <ns0:tr ns0:rsidR="001A39A8" ns2:paraId="2D8AFFD1" ns2:textId="77777777">
-        <ns0:tblPrEx>
-          <ns0:tblCellMar>
-            <ns0:top ns0:w="0" ns0:type="dxa"/>
-            <ns0:bottom ns0:w="0" ns0:type="dxa"/>
-          </ns0:tblCellMar>
-        </ns0:tblPrEx>
-        <ns0:tc>
-          <ns0:tcPr>
-            <ns0:tcW ns0:w="2400" ns0:type="dxa"/>
-            <ns0:tcBorders>
-              <ns0:top ns0:val="single" ns0:sz="1" ns0:space="0" ns0:color="E2E8F0"/>
-              <ns0:left ns0:val="single" ns0:sz="1" ns0:space="0" ns0:color="E2E8F0"/>
-              <ns0:bottom ns0:val="single" ns0:sz="1" ns0:space="0" ns0:color="E2E8F0"/>
-              <ns0:right ns0:val="single" ns0:sz="1" ns0:space="0" ns0:color="E2E8F0"/>
-            </ns0:tcBorders>
-            <ns0:shd ns0:val="clear" ns0:color="auto" ns0:fill="F8F9FA"/>
-            <ns0:tcMar>
-              <ns0:top ns0:w="60" ns0:type="dxa"/>
-              <ns0:left ns0:w="100" ns0:type="dxa"/>
-              <ns0:bottom ns0:w="60" ns0:type="dxa"/>
-              <ns0:right ns0:w="100" ns0:type="dxa"/>
-            </ns0:tcMar>
-          </ns0:tcPr>
-          <ns0:p ns2:paraId="35294A31" ns2:textId="77777777" ns0:rsidR="001A39A8" ns0:rsidRDefault="00000000">
-            <ns0:r>
-              <ns0:rPr>
-                <ns0:color ns0:val="4A5568"/>
-                <ns0:sz ns0:val="20"/>
-                <ns0:szCs ns0:val="20"/>
-              </ns0:rPr>
-              <ns0:t>Maps &amp; GIS</ns0:t>
-            </ns0:r>
-          </ns0:p>
-        </ns0:tc>
-        <ns0:tc>
-          <ns0:tcPr>
-            <ns0:tcW ns0:w="3624" ns0:type="dxa"/>
-            <ns0:tcBorders>
-              <ns0:top ns0:val="single" ns0:sz="1" ns0:space="0" ns0:color="E2E8F0"/>
-              <ns0:left ns0:val="single" ns0:sz="1" ns0:space="0" ns0:color="E2E8F0"/>
-              <ns0:bottom ns0:val="single" ns0:sz="1" ns0:space="0" ns0:color="E2E8F0"/>
-              <ns0:right ns0:val="single" ns0:sz="1" ns0:space="0" ns0:color="E2E8F0"/>
-            </ns0:tcBorders>
-            <ns0:shd ns0:val="clear" ns0:color="auto" ns0:fill="F8F9FA"/>
-            <ns0:tcMar>
-              <ns0:top ns0:w="60" ns0:type="dxa"/>
-              <ns0:left ns0:w="100" ns0:type="dxa"/>
-              <ns0:bottom ns0:w="60" ns0:type="dxa"/>
-              <ns0:right ns0:w="100" ns0:type="dxa"/>
-            </ns0:tcMar>
-          </ns0:tcPr>
-          <ns0:p ns2:paraId="0C101B10" ns2:textId="77777777" ns0:rsidR="001A39A8" ns0:rsidRDefault="00000000">
-            <ns0:r>
-              <ns0:rPr>
-                <ns0:color ns0:val="4A5568"/>
-                <ns0:sz ns0:val="20"/>
-                <ns0:szCs ns0:val="20"/>
-              </ns0:rPr>
-              <ns0:t>Leaflet + Turf.js</ns0:t>
-            </ns0:r>
-          </ns0:p>
-        </ns0:tc>
-        <ns0:tc>
-          <ns0:tcPr>
-            <ns0:tcW ns0:w="3624" ns0:type="dxa"/>
-            <ns0:tcBorders>
-              <ns0:top ns0:val="single" ns0:sz="1" ns0:space="0" ns0:color="E2E8F0"/>
-              <ns0:left ns0:val="single" ns0:sz="1" ns0:space="0" ns0:color="E2E8F0"/>
-              <ns0:bottom ns0:val="single" ns0:sz="1" ns0:space="0" ns0:color="E2E8F0"/>
-              <ns0:right ns0:val="single" ns0:sz="1" ns0:space="0" ns0:color="E2E8F0"/>
-            </ns0:tcBorders>
-            <ns0:tcMar>
-              <ns0:top ns0:w="60" ns0:type="dxa"/>
-              <ns0:left ns0:w="100" ns0:type="dxa"/>
-              <ns0:bottom ns0:w="60" ns0:type="dxa"/>
-              <ns0:right ns0:w="100" ns0:type="dxa"/>
-            </ns0:tcMar>
-          </ns0:tcPr>
-          <ns0:p ns2:paraId="60EADF72" ns2:textId="77777777" ns0:rsidR="001A39A8" ns0:rsidRDefault="00000000">
-            <ns0:r>
-              <ns0:rPr>
-                <ns0:color ns0:val="4A5568"/>
-                <ns0:sz ns0:val="20"/>
-                <ns0:szCs ns0:val="20"/>
-              </ns0:rPr>
-              <ns0:t>Interactive mapping, spatial analysis, no per-query licensing fees</ns0:t>
-            </ns0:r>
-          </ns0:p>
-        </ns0:tc>
-      </ns0:tr>
       <ns0:tr ns0:rsidR="001A39A8" ns2:paraId="6694828D" ns2:textId="77777777">
         <ns0:tblPrEx>
           <ns0:tblCellMar>
@@ -14375,7 +13890,7 @@
                 <ns0:sz ns0:val="20"/>
                 <ns0:szCs ns0:val="20"/>
               </ns0:rPr>
-              <ns0:t>File Customer</ns0:t>
+              <ns0:t>File Management</ns0:t>
             </ns0:r>
           </ns0:p>
         </ns0:tc>
@@ -14837,7 +14352,7 @@
         <ns0:rPr>
           <ns0:color ns0:val="4A5568"/>
         </ns0:rPr>
-        <ns0:t>Saudi Ejar contract compliance with full lifecycle management</ns0:t>
+        <ns0:t>Saudi Ejar-compliant contract and lease lifecycle management</ns0:t>
       </ns0:r>
     </ns0:p>
     <ns0:p ns2:paraId="381B777B" ns2:textId="77777777" ns0:rsidR="001A39A8" ns0:rsidRDefault="00000000">
@@ -15539,7 +15054,7 @@
         <ns0:rPr>
           <ns0:color ns0:val="4A5568"/>
         </ns0:rPr>
-        <ns0:t>PostGIS migration for native spatial queries and advanced GIS capabilities</ns0:t>
+        <ns0:t>GIS integration and spatial planning module (planned Q4 2026)</ns0:t>
       </ns0:r>
     </ns0:p>
     <ns0:p ns2:paraId="080397BD" ns2:textId="77777777" ns0:rsidR="001A39A8" ns0:rsidRDefault="00000000">
@@ -15587,8 +15102,7 @@
         <ns0:rPr>
           <ns0:color ns0:val="4A5568"/>
         </ns0:rPr>
-        <ns0:lastRenderedPageBreak/>
-        <ns0:t>AI-assisted feasibility analysis for land evaluation and scenario planning</ns0:t>
+        <ns0:t>AI-assisted analytics for portfolio optimization and revenue forecasting</ns0:t>
       </ns0:r>
     </ns0:p>
     <ns0:p ns2:paraId="4FB4CA10" ns2:textId="77777777" ns0:rsidR="001A39A8" ns0:rsidRDefault="00000000">

--- a/docs/Mimaric-Business-Documentation-v2.0.docx
+++ b/docs/Mimaric-Business-Documentation-v2.0.docx
@@ -1,6 +1,6 @@
 
 <file path=word/document.xml><?xml version="1.0" encoding="utf-8"?>
-<w:document xmlns:wpc="http://schemas.microsoft.com/office/word/2010/wordprocessingCanvas" xmlns:cx="http://schemas.microsoft.com/office/drawing/2014/chartex" xmlns:cx1="http://schemas.microsoft.com/office/drawing/2015/9/8/chartex" xmlns:cx2="http://schemas.microsoft.com/office/drawing/2015/10/21/chartex" xmlns:cx3="http://schemas.microsoft.com/office/drawing/2016/5/9/chartex" xmlns:cx4="http://schemas.microsoft.com/office/drawing/2016/5/10/chartex" xmlns:cx5="http://schemas.microsoft.com/office/drawing/2016/5/11/chartex" xmlns:cx6="http://schemas.microsoft.com/office/drawing/2016/5/12/chartex" xmlns:cx7="http://schemas.microsoft.com/office/drawing/2016/5/13/chartex" xmlns:cx8="http://schemas.microsoft.com/office/drawing/2016/5/14/chartex" xmlns:mc="http://schemas.openxmlformats.org/markup-compatibility/2006" xmlns:aink="http://schemas.microsoft.com/office/drawing/2016/ink" xmlns:am3d="http://schemas.microsoft.com/office/drawing/2017/model3d" xmlns:o="urn:schemas-microsoft-com:office:office" xmlns:oel="http://schemas.microsoft.com/office/2019/extlst" xmlns:r="http://schemas.openxmlformats.org/officeDocument/2006/relationships" xmlns:m="http://schemas.openxmlformats.org/officeDocument/2006/math" xmlns:v="urn:schemas-microsoft-com:vml" xmlns:wp14="http://schemas.microsoft.com/office/word/2010/wordprocessingDrawing" xmlns:wp="http://schemas.openxmlformats.org/drawingml/2006/wordprocessingDrawing" xmlns:w10="urn:schemas-microsoft-com:office:word" xmlns:w="http://schemas.openxmlformats.org/wordprocessingml/2006/main" xmlns:w14="http://schemas.microsoft.com/office/word/2010/wordml" xmlns:w15="http://schemas.microsoft.com/office/word/2012/wordml" xmlns:w16cex="http://schemas.microsoft.com/office/word/2018/wordml/cex" xmlns:w16cid="http://schemas.microsoft.com/office/word/2016/wordml/cid" xmlns:w16="http://schemas.microsoft.com/office/word/2018/wordml" xmlns:w16du="http://schemas.microsoft.com/office/word/2023/wordml/word16du" xmlns:w16sdtdh="http://schemas.microsoft.com/office/word/2020/wordml/sdtdatahash" xmlns:w16sdtfl="http://schemas.microsoft.com/office/word/2024/wordml/sdtformatlock" xmlns:w16se="http://schemas.microsoft.com/office/word/2015/wordml/symex" xmlns:wpg="http://schemas.microsoft.com/office/word/2010/wordprocessingGroup" xmlns:wpi="http://schemas.microsoft.com/office/word/2010/wordprocessingInk" xmlns:wne="http://schemas.microsoft.com/office/word/2006/wordml" xmlns:wps="http://schemas.microsoft.com/office/word/2010/wordprocessingShape" xmlns:a="http://schemas.openxmlformats.org/drawingml/2006/main" xmlns:pic="http://schemas.openxmlformats.org/drawingml/2006/picture" mc:Ignorable="w14 w15 w16se w16cid w16 w16cex w16sdtdh w16sdtfl w16du wp14">
+<w:document xmlns:wpc="http://schemas.microsoft.com/office/word/2010/wordprocessingCanvas" xmlns:cx="http://schemas.microsoft.com/office/drawing/2014/chartex" xmlns:cx1="http://schemas.microsoft.com/office/drawing/2015/9/8/chartex" xmlns:cx2="http://schemas.microsoft.com/office/drawing/2015/10/21/chartex" xmlns:cx3="http://schemas.microsoft.com/office/drawing/2016/5/9/chartex" xmlns:cx4="http://schemas.microsoft.com/office/drawing/2016/5/10/chartex" xmlns:cx5="http://schemas.microsoft.com/office/drawing/2016/5/11/chartex" xmlns:cx6="http://schemas.microsoft.com/office/drawing/2016/5/12/chartex" xmlns:cx7="http://schemas.microsoft.com/office/drawing/2016/5/13/chartex" xmlns:cx8="http://schemas.microsoft.com/office/drawing/2016/5/14/chartex" xmlns:mc="http://schemas.openxmlformats.org/markup-compatibility/2006" xmlns:aink="http://schemas.microsoft.com/office/drawing/2016/ink" xmlns:am3d="http://schemas.microsoft.com/office/drawing/2017/model3d" xmlns:o="urn:schemas-microsoft-com:office:office" xmlns:oel="http://schemas.microsoft.com/office/2019/extlst" xmlns:r="http://schemas.openxmlformats.org/officeDocument/2006/relationships" xmlns:m="http://schemas.openxmlformats.org/officeDocument/2006/math" xmlns:v="urn:schemas-microsoft-com:vml" xmlns:wp14="http://schemas.microsoft.com/office/word/2010/wordprocessingDrawing" xmlns:wp="http://schemas.openxmlformats.org/drawingml/2006/wordprocessingDrawing" xmlns:w10="urn:schemas-microsoft-com:office:word" xmlns:w="http://schemas.openxmlformats.org/wordprocessingml/2006/main" xmlns:w14="http://schemas.microsoft.com/office/word/2010/wordml" xmlns:w15="http://schemas.microsoft.com/office/word/2012/wordml" xmlns:w16cex="http://schemas.microsoft.com/office/word/2018/wordml/cex" xmlns:w16cid="http://schemas.microsoft.com/office/word/2016/wordml/cid" xmlns:w16="http://schemas.microsoft.com/office/word/2018/wordml" xmlns:w16du="http://schemas.microsoft.com/office/word/2023/wordml/word16du" xmlns:w16sdtdh="http://schemas.microsoft.com/office/word/2020/wordml/sdtdatahash" xmlns:w16sdtfl="http://schemas.microsoft.com/office/word/2024/wordml/sdtformatlock" xmlns:w16se="http://schemas.microsoft.com/office/word/2015/wordml/symex" xmlns:wpg="http://schemas.microsoft.com/office/word/2010/wordprocessingGroup" xmlns:wpi="http://schemas.microsoft.com/office/word/2010/wordprocessingInk" xmlns:wne="http://schemas.microsoft.com/office/word/2006/wordml" xmlns:wps="http://schemas.microsoft.com/office/word/2010/wordprocessingShape" mc:Ignorable="w14 w15 w16se w16cid w16 w16cex w16sdtdh w16sdtfl w16du wp14">
   <w:body>
     <w:p>
       <w:pPr>
@@ -36,11 +36,11 @@
             <wp:effectExtent l="0" t="0" r="0" b="0"/>
             <wp:docPr id="1" name="cover-logo" descr="Mimaric Official Logo" title="Mimaric Logo"/>
             <wp:cNvGraphicFramePr>
-              <a:graphicFrameLocks noChangeAspect="1"/>
+              <a:graphicFrameLocks xmlns:a="http://schemas.openxmlformats.org/drawingml/2006/main" noChangeAspect="1"/>
             </wp:cNvGraphicFramePr>
-            <a:graphic>
+            <a:graphic xmlns:a="http://schemas.openxmlformats.org/drawingml/2006/main">
               <a:graphicData uri="http://schemas.openxmlformats.org/drawingml/2006/picture">
-                <pic:pic>
+                <pic:pic xmlns:pic="http://schemas.openxmlformats.org/drawingml/2006/picture">
                   <pic:nvPicPr>
                     <pic:cNvPr id="0" name=""/>
                     <pic:cNvPicPr>
@@ -297,10 +297,46 @@
                     <w:webHidden/>
                   </w:rPr>
                   <w:tab/>
+                </w:r>
+                <w:r>
+                  <w:rPr>
+                    <w:noProof/>
+                    <w:webHidden/>
+                  </w:rPr>
                   <w:fldChar w:fldCharType="begin"/>
+                </w:r>
+                <w:r>
+                  <w:rPr>
+                    <w:noProof/>
+                    <w:webHidden/>
+                  </w:rPr>
                   <w:instrText xml:space="preserve"> PAGEREF _Toc224688132 \h </w:instrText>
+                </w:r>
+                <w:r>
+                  <w:rPr>
+                    <w:noProof/>
+                    <w:webHidden/>
+                  </w:rPr>
+                </w:r>
+                <w:r>
+                  <w:rPr>
+                    <w:noProof/>
+                    <w:webHidden/>
+                  </w:rPr>
                   <w:fldChar w:fldCharType="separate"/>
+                </w:r>
+                <w:r>
+                  <w:rPr>
+                    <w:noProof/>
+                    <w:webHidden/>
+                  </w:rPr>
                   <w:t>2</w:t>
+                </w:r>
+                <w:r>
+                  <w:rPr>
+                    <w:noProof/>
+                    <w:webHidden/>
+                  </w:rPr>
                   <w:fldChar w:fldCharType="end"/>
                 </w:r>
               </w:hyperlink>
@@ -336,10 +372,46 @@
                     <w:webHidden/>
                   </w:rPr>
                   <w:tab/>
+                </w:r>
+                <w:r>
+                  <w:rPr>
+                    <w:noProof/>
+                    <w:webHidden/>
+                  </w:rPr>
                   <w:fldChar w:fldCharType="begin"/>
+                </w:r>
+                <w:r>
+                  <w:rPr>
+                    <w:noProof/>
+                    <w:webHidden/>
+                  </w:rPr>
                   <w:instrText xml:space="preserve"> PAGEREF _Toc224688133 \h </w:instrText>
+                </w:r>
+                <w:r>
+                  <w:rPr>
+                    <w:noProof/>
+                    <w:webHidden/>
+                  </w:rPr>
+                </w:r>
+                <w:r>
+                  <w:rPr>
+                    <w:noProof/>
+                    <w:webHidden/>
+                  </w:rPr>
                   <w:fldChar w:fldCharType="separate"/>
+                </w:r>
+                <w:r>
+                  <w:rPr>
+                    <w:noProof/>
+                    <w:webHidden/>
+                  </w:rPr>
                   <w:t>4</w:t>
+                </w:r>
+                <w:r>
+                  <w:rPr>
+                    <w:noProof/>
+                    <w:webHidden/>
+                  </w:rPr>
                   <w:fldChar w:fldCharType="end"/>
                 </w:r>
               </w:hyperlink>
@@ -374,10 +446,46 @@
                     <w:webHidden/>
                   </w:rPr>
                   <w:tab/>
+                </w:r>
+                <w:r>
+                  <w:rPr>
+                    <w:noProof/>
+                    <w:webHidden/>
+                  </w:rPr>
                   <w:fldChar w:fldCharType="begin"/>
+                </w:r>
+                <w:r>
+                  <w:rPr>
+                    <w:noProof/>
+                    <w:webHidden/>
+                  </w:rPr>
                   <w:instrText xml:space="preserve"> PAGEREF _Toc224688134 \h </w:instrText>
+                </w:r>
+                <w:r>
+                  <w:rPr>
+                    <w:noProof/>
+                    <w:webHidden/>
+                  </w:rPr>
+                </w:r>
+                <w:r>
+                  <w:rPr>
+                    <w:noProof/>
+                    <w:webHidden/>
+                  </w:rPr>
                   <w:fldChar w:fldCharType="separate"/>
+                </w:r>
+                <w:r>
+                  <w:rPr>
+                    <w:noProof/>
+                    <w:webHidden/>
+                  </w:rPr>
                   <w:t>4</w:t>
+                </w:r>
+                <w:r>
+                  <w:rPr>
+                    <w:noProof/>
+                    <w:webHidden/>
+                  </w:rPr>
                   <w:fldChar w:fldCharType="end"/>
                 </w:r>
               </w:hyperlink>
@@ -412,10 +520,46 @@
                     <w:webHidden/>
                   </w:rPr>
                   <w:tab/>
+                </w:r>
+                <w:r>
+                  <w:rPr>
+                    <w:noProof/>
+                    <w:webHidden/>
+                  </w:rPr>
                   <w:fldChar w:fldCharType="begin"/>
+                </w:r>
+                <w:r>
+                  <w:rPr>
+                    <w:noProof/>
+                    <w:webHidden/>
+                  </w:rPr>
                   <w:instrText xml:space="preserve"> PAGEREF _Toc224688135 \h </w:instrText>
+                </w:r>
+                <w:r>
+                  <w:rPr>
+                    <w:noProof/>
+                    <w:webHidden/>
+                  </w:rPr>
+                </w:r>
+                <w:r>
+                  <w:rPr>
+                    <w:noProof/>
+                    <w:webHidden/>
+                  </w:rPr>
                   <w:fldChar w:fldCharType="separate"/>
+                </w:r>
+                <w:r>
+                  <w:rPr>
+                    <w:noProof/>
+                    <w:webHidden/>
+                  </w:rPr>
                   <w:t>5</w:t>
+                </w:r>
+                <w:r>
+                  <w:rPr>
+                    <w:noProof/>
+                    <w:webHidden/>
+                  </w:rPr>
                   <w:fldChar w:fldCharType="end"/>
                 </w:r>
               </w:hyperlink>
@@ -448,10 +592,46 @@
                     <w:webHidden/>
                   </w:rPr>
                   <w:tab/>
+                </w:r>
+                <w:r>
+                  <w:rPr>
+                    <w:noProof/>
+                    <w:webHidden/>
+                  </w:rPr>
                   <w:fldChar w:fldCharType="begin"/>
+                </w:r>
+                <w:r>
+                  <w:rPr>
+                    <w:noProof/>
+                    <w:webHidden/>
+                  </w:rPr>
                   <w:instrText xml:space="preserve"> PAGEREF _Toc224688136 \h </w:instrText>
+                </w:r>
+                <w:r>
+                  <w:rPr>
+                    <w:noProof/>
+                    <w:webHidden/>
+                  </w:rPr>
+                </w:r>
+                <w:r>
+                  <w:rPr>
+                    <w:noProof/>
+                    <w:webHidden/>
+                  </w:rPr>
                   <w:fldChar w:fldCharType="separate"/>
+                </w:r>
+                <w:r>
+                  <w:rPr>
+                    <w:noProof/>
+                    <w:webHidden/>
+                  </w:rPr>
                   <w:t>5</w:t>
+                </w:r>
+                <w:r>
+                  <w:rPr>
+                    <w:noProof/>
+                    <w:webHidden/>
+                  </w:rPr>
                   <w:fldChar w:fldCharType="end"/>
                 </w:r>
               </w:hyperlink>
@@ -484,10 +664,46 @@
                     <w:webHidden/>
                   </w:rPr>
                   <w:tab/>
+                </w:r>
+                <w:r>
+                  <w:rPr>
+                    <w:noProof/>
+                    <w:webHidden/>
+                  </w:rPr>
                   <w:fldChar w:fldCharType="begin"/>
+                </w:r>
+                <w:r>
+                  <w:rPr>
+                    <w:noProof/>
+                    <w:webHidden/>
+                  </w:rPr>
                   <w:instrText xml:space="preserve"> PAGEREF _Toc224688137 \h </w:instrText>
+                </w:r>
+                <w:r>
+                  <w:rPr>
+                    <w:noProof/>
+                    <w:webHidden/>
+                  </w:rPr>
+                </w:r>
+                <w:r>
+                  <w:rPr>
+                    <w:noProof/>
+                    <w:webHidden/>
+                  </w:rPr>
                   <w:fldChar w:fldCharType="separate"/>
+                </w:r>
+                <w:r>
+                  <w:rPr>
+                    <w:noProof/>
+                    <w:webHidden/>
+                  </w:rPr>
                   <w:t>5</w:t>
+                </w:r>
+                <w:r>
+                  <w:rPr>
+                    <w:noProof/>
+                    <w:webHidden/>
+                  </w:rPr>
                   <w:fldChar w:fldCharType="end"/>
                 </w:r>
               </w:hyperlink>
@@ -520,10 +736,46 @@
                     <w:webHidden/>
                   </w:rPr>
                   <w:tab/>
+                </w:r>
+                <w:r>
+                  <w:rPr>
+                    <w:noProof/>
+                    <w:webHidden/>
+                  </w:rPr>
                   <w:fldChar w:fldCharType="begin"/>
+                </w:r>
+                <w:r>
+                  <w:rPr>
+                    <w:noProof/>
+                    <w:webHidden/>
+                  </w:rPr>
                   <w:instrText xml:space="preserve"> PAGEREF _Toc224688138 \h </w:instrText>
+                </w:r>
+                <w:r>
+                  <w:rPr>
+                    <w:noProof/>
+                    <w:webHidden/>
+                  </w:rPr>
+                </w:r>
+                <w:r>
+                  <w:rPr>
+                    <w:noProof/>
+                    <w:webHidden/>
+                  </w:rPr>
                   <w:fldChar w:fldCharType="separate"/>
+                </w:r>
+                <w:r>
+                  <w:rPr>
+                    <w:noProof/>
+                    <w:webHidden/>
+                  </w:rPr>
                   <w:t>5</w:t>
+                </w:r>
+                <w:r>
+                  <w:rPr>
+                    <w:noProof/>
+                    <w:webHidden/>
+                  </w:rPr>
                   <w:fldChar w:fldCharType="end"/>
                 </w:r>
               </w:hyperlink>
@@ -558,10 +810,46 @@
                     <w:webHidden/>
                   </w:rPr>
                   <w:tab/>
+                </w:r>
+                <w:r>
+                  <w:rPr>
+                    <w:noProof/>
+                    <w:webHidden/>
+                  </w:rPr>
                   <w:fldChar w:fldCharType="begin"/>
+                </w:r>
+                <w:r>
+                  <w:rPr>
+                    <w:noProof/>
+                    <w:webHidden/>
+                  </w:rPr>
                   <w:instrText xml:space="preserve"> PAGEREF _Toc224688139 \h </w:instrText>
+                </w:r>
+                <w:r>
+                  <w:rPr>
+                    <w:noProof/>
+                    <w:webHidden/>
+                  </w:rPr>
+                </w:r>
+                <w:r>
+                  <w:rPr>
+                    <w:noProof/>
+                    <w:webHidden/>
+                  </w:rPr>
                   <w:fldChar w:fldCharType="separate"/>
+                </w:r>
+                <w:r>
+                  <w:rPr>
+                    <w:noProof/>
+                    <w:webHidden/>
+                  </w:rPr>
                   <w:t>6</w:t>
+                </w:r>
+                <w:r>
+                  <w:rPr>
+                    <w:noProof/>
+                    <w:webHidden/>
+                  </w:rPr>
                   <w:fldChar w:fldCharType="end"/>
                 </w:r>
               </w:hyperlink>
@@ -594,10 +882,46 @@
                     <w:webHidden/>
                   </w:rPr>
                   <w:tab/>
+                </w:r>
+                <w:r>
+                  <w:rPr>
+                    <w:noProof/>
+                    <w:webHidden/>
+                  </w:rPr>
                   <w:fldChar w:fldCharType="begin"/>
+                </w:r>
+                <w:r>
+                  <w:rPr>
+                    <w:noProof/>
+                    <w:webHidden/>
+                  </w:rPr>
                   <w:instrText xml:space="preserve"> PAGEREF _Toc224688140 \h </w:instrText>
+                </w:r>
+                <w:r>
+                  <w:rPr>
+                    <w:noProof/>
+                    <w:webHidden/>
+                  </w:rPr>
+                </w:r>
+                <w:r>
+                  <w:rPr>
+                    <w:noProof/>
+                    <w:webHidden/>
+                  </w:rPr>
                   <w:fldChar w:fldCharType="separate"/>
+                </w:r>
+                <w:r>
+                  <w:rPr>
+                    <w:noProof/>
+                    <w:webHidden/>
+                  </w:rPr>
                   <w:t>6</w:t>
+                </w:r>
+                <w:r>
+                  <w:rPr>
+                    <w:noProof/>
+                    <w:webHidden/>
+                  </w:rPr>
                   <w:fldChar w:fldCharType="end"/>
                 </w:r>
               </w:hyperlink>
@@ -622,7 +946,7 @@
                     <w:rStyle w:val="Hyperlink"/>
                     <w:noProof/>
                   </w:rPr>
-                  <w:t>3.2 The Problem: Customer (cont.) Fragmentation</w:t>
+                  <w:t>3.2 The Problem: Operational Fragmentation</w:t>
                 </w:r>
                 <w:r>
                   <w:rPr>
@@ -630,10 +954,46 @@
                     <w:webHidden/>
                   </w:rPr>
                   <w:tab/>
+                </w:r>
+                <w:r>
+                  <w:rPr>
+                    <w:noProof/>
+                    <w:webHidden/>
+                  </w:rPr>
                   <w:fldChar w:fldCharType="begin"/>
+                </w:r>
+                <w:r>
+                  <w:rPr>
+                    <w:noProof/>
+                    <w:webHidden/>
+                  </w:rPr>
                   <w:instrText xml:space="preserve"> PAGEREF _Toc224688141 \h </w:instrText>
+                </w:r>
+                <w:r>
+                  <w:rPr>
+                    <w:noProof/>
+                    <w:webHidden/>
+                  </w:rPr>
+                </w:r>
+                <w:r>
+                  <w:rPr>
+                    <w:noProof/>
+                    <w:webHidden/>
+                  </w:rPr>
                   <w:fldChar w:fldCharType="separate"/>
+                </w:r>
+                <w:r>
+                  <w:rPr>
+                    <w:noProof/>
+                    <w:webHidden/>
+                  </w:rPr>
                   <w:t>6</w:t>
+                </w:r>
+                <w:r>
+                  <w:rPr>
+                    <w:noProof/>
+                    <w:webHidden/>
+                  </w:rPr>
                   <w:fldChar w:fldCharType="end"/>
                 </w:r>
               </w:hyperlink>
@@ -666,10 +1026,46 @@
                     <w:webHidden/>
                   </w:rPr>
                   <w:tab/>
+                </w:r>
+                <w:r>
+                  <w:rPr>
+                    <w:noProof/>
+                    <w:webHidden/>
+                  </w:rPr>
                   <w:fldChar w:fldCharType="begin"/>
+                </w:r>
+                <w:r>
+                  <w:rPr>
+                    <w:noProof/>
+                    <w:webHidden/>
+                  </w:rPr>
                   <w:instrText xml:space="preserve"> PAGEREF _Toc224688142 \h </w:instrText>
+                </w:r>
+                <w:r>
+                  <w:rPr>
+                    <w:noProof/>
+                    <w:webHidden/>
+                  </w:rPr>
+                </w:r>
+                <w:r>
+                  <w:rPr>
+                    <w:noProof/>
+                    <w:webHidden/>
+                  </w:rPr>
                   <w:fldChar w:fldCharType="separate"/>
+                </w:r>
+                <w:r>
+                  <w:rPr>
+                    <w:noProof/>
+                    <w:webHidden/>
+                  </w:rPr>
                   <w:t>6</w:t>
+                </w:r>
+                <w:r>
+                  <w:rPr>
+                    <w:noProof/>
+                    <w:webHidden/>
+                  </w:rPr>
                   <w:fldChar w:fldCharType="end"/>
                 </w:r>
               </w:hyperlink>
@@ -705,10 +1101,46 @@
                     <w:webHidden/>
                   </w:rPr>
                   <w:tab/>
+                </w:r>
+                <w:r>
+                  <w:rPr>
+                    <w:noProof/>
+                    <w:webHidden/>
+                  </w:rPr>
                   <w:fldChar w:fldCharType="begin"/>
+                </w:r>
+                <w:r>
+                  <w:rPr>
+                    <w:noProof/>
+                    <w:webHidden/>
+                  </w:rPr>
                   <w:instrText xml:space="preserve"> PAGEREF _Toc224688143 \h </w:instrText>
+                </w:r>
+                <w:r>
+                  <w:rPr>
+                    <w:noProof/>
+                    <w:webHidden/>
+                  </w:rPr>
+                </w:r>
+                <w:r>
+                  <w:rPr>
+                    <w:noProof/>
+                    <w:webHidden/>
+                  </w:rPr>
                   <w:fldChar w:fldCharType="separate"/>
+                </w:r>
+                <w:r>
+                  <w:rPr>
+                    <w:noProof/>
+                    <w:webHidden/>
+                  </w:rPr>
                   <w:t>7</w:t>
+                </w:r>
+                <w:r>
+                  <w:rPr>
+                    <w:noProof/>
+                    <w:webHidden/>
+                  </w:rPr>
                   <w:fldChar w:fldCharType="end"/>
                 </w:r>
               </w:hyperlink>
@@ -743,10 +1175,46 @@
                     <w:webHidden/>
                   </w:rPr>
                   <w:tab/>
+                </w:r>
+                <w:r>
+                  <w:rPr>
+                    <w:noProof/>
+                    <w:webHidden/>
+                  </w:rPr>
                   <w:fldChar w:fldCharType="begin"/>
+                </w:r>
+                <w:r>
+                  <w:rPr>
+                    <w:noProof/>
+                    <w:webHidden/>
+                  </w:rPr>
                   <w:instrText xml:space="preserve"> PAGEREF _Toc224688144 \h </w:instrText>
+                </w:r>
+                <w:r>
+                  <w:rPr>
+                    <w:noProof/>
+                    <w:webHidden/>
+                  </w:rPr>
+                </w:r>
+                <w:r>
+                  <w:rPr>
+                    <w:noProof/>
+                    <w:webHidden/>
+                  </w:rPr>
                   <w:fldChar w:fldCharType="separate"/>
+                </w:r>
+                <w:r>
+                  <w:rPr>
+                    <w:noProof/>
+                    <w:webHidden/>
+                  </w:rPr>
                   <w:t>7</w:t>
+                </w:r>
+                <w:r>
+                  <w:rPr>
+                    <w:noProof/>
+                    <w:webHidden/>
+                  </w:rPr>
                   <w:fldChar w:fldCharType="end"/>
                 </w:r>
               </w:hyperlink>
@@ -771,7 +1239,7 @@
                     <w:rStyle w:val="Hyperlink"/>
                     <w:noProof/>
                   </w:rPr>
-                  <w:t>Pillar 1: Eliminate Customer (cont.) Chaos</w:t>
+                  <w:t>Pillar 1: Eliminate Operational Chaos</w:t>
                 </w:r>
                 <w:r>
                   <w:rPr>
@@ -779,10 +1247,46 @@
                     <w:webHidden/>
                   </w:rPr>
                   <w:tab/>
+                </w:r>
+                <w:r>
+                  <w:rPr>
+                    <w:noProof/>
+                    <w:webHidden/>
+                  </w:rPr>
                   <w:fldChar w:fldCharType="begin"/>
+                </w:r>
+                <w:r>
+                  <w:rPr>
+                    <w:noProof/>
+                    <w:webHidden/>
+                  </w:rPr>
                   <w:instrText xml:space="preserve"> PAGEREF _Toc224688145 \h </w:instrText>
+                </w:r>
+                <w:r>
+                  <w:rPr>
+                    <w:noProof/>
+                    <w:webHidden/>
+                  </w:rPr>
+                </w:r>
+                <w:r>
+                  <w:rPr>
+                    <w:noProof/>
+                    <w:webHidden/>
+                  </w:rPr>
                   <w:fldChar w:fldCharType="separate"/>
+                </w:r>
+                <w:r>
+                  <w:rPr>
+                    <w:noProof/>
+                    <w:webHidden/>
+                  </w:rPr>
                   <w:t>7</w:t>
+                </w:r>
+                <w:r>
+                  <w:rPr>
+                    <w:noProof/>
+                    <w:webHidden/>
+                  </w:rPr>
                   <w:fldChar w:fldCharType="end"/>
                 </w:r>
               </w:hyperlink>
@@ -815,10 +1319,46 @@
                     <w:webHidden/>
                   </w:rPr>
                   <w:tab/>
+                </w:r>
+                <w:r>
+                  <w:rPr>
+                    <w:noProof/>
+                    <w:webHidden/>
+                  </w:rPr>
                   <w:fldChar w:fldCharType="begin"/>
+                </w:r>
+                <w:r>
+                  <w:rPr>
+                    <w:noProof/>
+                    <w:webHidden/>
+                  </w:rPr>
                   <w:instrText xml:space="preserve"> PAGEREF _Toc224688146 \h </w:instrText>
+                </w:r>
+                <w:r>
+                  <w:rPr>
+                    <w:noProof/>
+                    <w:webHidden/>
+                  </w:rPr>
+                </w:r>
+                <w:r>
+                  <w:rPr>
+                    <w:noProof/>
+                    <w:webHidden/>
+                  </w:rPr>
                   <w:fldChar w:fldCharType="separate"/>
+                </w:r>
+                <w:r>
+                  <w:rPr>
+                    <w:noProof/>
+                    <w:webHidden/>
+                  </w:rPr>
                   <w:t>7</w:t>
+                </w:r>
+                <w:r>
+                  <w:rPr>
+                    <w:noProof/>
+                    <w:webHidden/>
+                  </w:rPr>
                   <w:fldChar w:fldCharType="end"/>
                 </w:r>
               </w:hyperlink>
@@ -851,10 +1391,46 @@
                     <w:webHidden/>
                   </w:rPr>
                   <w:tab/>
+                </w:r>
+                <w:r>
+                  <w:rPr>
+                    <w:noProof/>
+                    <w:webHidden/>
+                  </w:rPr>
                   <w:fldChar w:fldCharType="begin"/>
+                </w:r>
+                <w:r>
+                  <w:rPr>
+                    <w:noProof/>
+                    <w:webHidden/>
+                  </w:rPr>
                   <w:instrText xml:space="preserve"> PAGEREF _Toc224688147 \h </w:instrText>
+                </w:r>
+                <w:r>
+                  <w:rPr>
+                    <w:noProof/>
+                    <w:webHidden/>
+                  </w:rPr>
+                </w:r>
+                <w:r>
+                  <w:rPr>
+                    <w:noProof/>
+                    <w:webHidden/>
+                  </w:rPr>
                   <w:fldChar w:fldCharType="separate"/>
+                </w:r>
+                <w:r>
+                  <w:rPr>
+                    <w:noProof/>
+                    <w:webHidden/>
+                  </w:rPr>
                   <w:t>7</w:t>
+                </w:r>
+                <w:r>
+                  <w:rPr>
+                    <w:noProof/>
+                    <w:webHidden/>
+                  </w:rPr>
                   <w:fldChar w:fldCharType="end"/>
                 </w:r>
               </w:hyperlink>
@@ -887,10 +1463,46 @@
                     <w:webHidden/>
                   </w:rPr>
                   <w:tab/>
+                </w:r>
+                <w:r>
+                  <w:rPr>
+                    <w:noProof/>
+                    <w:webHidden/>
+                  </w:rPr>
                   <w:fldChar w:fldCharType="begin"/>
+                </w:r>
+                <w:r>
+                  <w:rPr>
+                    <w:noProof/>
+                    <w:webHidden/>
+                  </w:rPr>
                   <w:instrText xml:space="preserve"> PAGEREF _Toc224688148 \h </w:instrText>
+                </w:r>
+                <w:r>
+                  <w:rPr>
+                    <w:noProof/>
+                    <w:webHidden/>
+                  </w:rPr>
+                </w:r>
+                <w:r>
+                  <w:rPr>
+                    <w:noProof/>
+                    <w:webHidden/>
+                  </w:rPr>
                   <w:fldChar w:fldCharType="separate"/>
+                </w:r>
+                <w:r>
+                  <w:rPr>
+                    <w:noProof/>
+                    <w:webHidden/>
+                  </w:rPr>
                   <w:t>7</w:t>
+                </w:r>
+                <w:r>
+                  <w:rPr>
+                    <w:noProof/>
+                    <w:webHidden/>
+                  </w:rPr>
                   <w:fldChar w:fldCharType="end"/>
                 </w:r>
               </w:hyperlink>
@@ -923,10 +1535,46 @@
                     <w:webHidden/>
                   </w:rPr>
                   <w:tab/>
+                </w:r>
+                <w:r>
+                  <w:rPr>
+                    <w:noProof/>
+                    <w:webHidden/>
+                  </w:rPr>
                   <w:fldChar w:fldCharType="begin"/>
+                </w:r>
+                <w:r>
+                  <w:rPr>
+                    <w:noProof/>
+                    <w:webHidden/>
+                  </w:rPr>
                   <w:instrText xml:space="preserve"> PAGEREF _Toc224688149 \h </w:instrText>
+                </w:r>
+                <w:r>
+                  <w:rPr>
+                    <w:noProof/>
+                    <w:webHidden/>
+                  </w:rPr>
+                </w:r>
+                <w:r>
+                  <w:rPr>
+                    <w:noProof/>
+                    <w:webHidden/>
+                  </w:rPr>
                   <w:fldChar w:fldCharType="separate"/>
+                </w:r>
+                <w:r>
+                  <w:rPr>
+                    <w:noProof/>
+                    <w:webHidden/>
+                  </w:rPr>
                   <w:t>7</w:t>
+                </w:r>
+                <w:r>
+                  <w:rPr>
+                    <w:noProof/>
+                    <w:webHidden/>
+                  </w:rPr>
                   <w:fldChar w:fldCharType="end"/>
                 </w:r>
               </w:hyperlink>
@@ -959,10 +1607,46 @@
                     <w:webHidden/>
                   </w:rPr>
                   <w:tab/>
+                </w:r>
+                <w:r>
+                  <w:rPr>
+                    <w:noProof/>
+                    <w:webHidden/>
+                  </w:rPr>
                   <w:fldChar w:fldCharType="begin"/>
+                </w:r>
+                <w:r>
+                  <w:rPr>
+                    <w:noProof/>
+                    <w:webHidden/>
+                  </w:rPr>
                   <w:instrText xml:space="preserve"> PAGEREF _Toc224688150 \h </w:instrText>
+                </w:r>
+                <w:r>
+                  <w:rPr>
+                    <w:noProof/>
+                    <w:webHidden/>
+                  </w:rPr>
+                </w:r>
+                <w:r>
+                  <w:rPr>
+                    <w:noProof/>
+                    <w:webHidden/>
+                  </w:rPr>
                   <w:fldChar w:fldCharType="separate"/>
+                </w:r>
+                <w:r>
+                  <w:rPr>
+                    <w:noProof/>
+                    <w:webHidden/>
+                  </w:rPr>
                   <w:t>8</w:t>
+                </w:r>
+                <w:r>
+                  <w:rPr>
+                    <w:noProof/>
+                    <w:webHidden/>
+                  </w:rPr>
                   <w:fldChar w:fldCharType="end"/>
                 </w:r>
               </w:hyperlink>
@@ -997,10 +1681,46 @@
                     <w:webHidden/>
                   </w:rPr>
                   <w:tab/>
+                </w:r>
+                <w:r>
+                  <w:rPr>
+                    <w:noProof/>
+                    <w:webHidden/>
+                  </w:rPr>
                   <w:fldChar w:fldCharType="begin"/>
+                </w:r>
+                <w:r>
+                  <w:rPr>
+                    <w:noProof/>
+                    <w:webHidden/>
+                  </w:rPr>
                   <w:instrText xml:space="preserve"> PAGEREF _Toc224688151 \h </w:instrText>
+                </w:r>
+                <w:r>
+                  <w:rPr>
+                    <w:noProof/>
+                    <w:webHidden/>
+                  </w:rPr>
+                </w:r>
+                <w:r>
+                  <w:rPr>
+                    <w:noProof/>
+                    <w:webHidden/>
+                  </w:rPr>
                   <w:fldChar w:fldCharType="separate"/>
+                </w:r>
+                <w:r>
+                  <w:rPr>
+                    <w:noProof/>
+                    <w:webHidden/>
+                  </w:rPr>
                   <w:t>9</w:t>
+                </w:r>
+                <w:r>
+                  <w:rPr>
+                    <w:noProof/>
+                    <w:webHidden/>
+                  </w:rPr>
                   <w:fldChar w:fldCharType="end"/>
                 </w:r>
               </w:hyperlink>
@@ -1035,10 +1755,46 @@
                     <w:webHidden/>
                   </w:rPr>
                   <w:tab/>
+                </w:r>
+                <w:r>
+                  <w:rPr>
+                    <w:noProof/>
+                    <w:webHidden/>
+                  </w:rPr>
                   <w:fldChar w:fldCharType="begin"/>
+                </w:r>
+                <w:r>
+                  <w:rPr>
+                    <w:noProof/>
+                    <w:webHidden/>
+                  </w:rPr>
                   <w:instrText xml:space="preserve"> PAGEREF _Toc224688152 \h </w:instrText>
+                </w:r>
+                <w:r>
+                  <w:rPr>
+                    <w:noProof/>
+                    <w:webHidden/>
+                  </w:rPr>
+                </w:r>
+                <w:r>
+                  <w:rPr>
+                    <w:noProof/>
+                    <w:webHidden/>
+                  </w:rPr>
                   <w:fldChar w:fldCharType="separate"/>
+                </w:r>
+                <w:r>
+                  <w:rPr>
+                    <w:noProof/>
+                    <w:webHidden/>
+                  </w:rPr>
                   <w:t>10</w:t>
+                </w:r>
+                <w:r>
+                  <w:rPr>
+                    <w:noProof/>
+                    <w:webHidden/>
+                  </w:rPr>
                   <w:fldChar w:fldCharType="end"/>
                 </w:r>
               </w:hyperlink>
@@ -1071,10 +1827,46 @@
                     <w:webHidden/>
                   </w:rPr>
                   <w:tab/>
+                </w:r>
+                <w:r>
+                  <w:rPr>
+                    <w:noProof/>
+                    <w:webHidden/>
+                  </w:rPr>
                   <w:fldChar w:fldCharType="begin"/>
+                </w:r>
+                <w:r>
+                  <w:rPr>
+                    <w:noProof/>
+                    <w:webHidden/>
+                  </w:rPr>
                   <w:instrText xml:space="preserve"> PAGEREF _Toc224688153 \h </w:instrText>
+                </w:r>
+                <w:r>
+                  <w:rPr>
+                    <w:noProof/>
+                    <w:webHidden/>
+                  </w:rPr>
+                </w:r>
+                <w:r>
+                  <w:rPr>
+                    <w:noProof/>
+                    <w:webHidden/>
+                  </w:rPr>
                   <w:fldChar w:fldCharType="separate"/>
+                </w:r>
+                <w:r>
+                  <w:rPr>
+                    <w:noProof/>
+                    <w:webHidden/>
+                  </w:rPr>
                   <w:t>10</w:t>
+                </w:r>
+                <w:r>
+                  <w:rPr>
+                    <w:noProof/>
+                    <w:webHidden/>
+                  </w:rPr>
                   <w:fldChar w:fldCharType="end"/>
                 </w:r>
               </w:hyperlink>
@@ -1099,7 +1891,7 @@
                     <w:rStyle w:val="Hyperlink"/>
                     <w:noProof/>
                   </w:rPr>
-                  <w:t>6.2 Property Customer Company (Property Manager)</w:t>
+                  <w:t>6.2 Property Management Company (Property Manager)</w:t>
                 </w:r>
                 <w:r>
                   <w:rPr>
@@ -1107,10 +1899,46 @@
                     <w:webHidden/>
                   </w:rPr>
                   <w:tab/>
+                </w:r>
+                <w:r>
+                  <w:rPr>
+                    <w:noProof/>
+                    <w:webHidden/>
+                  </w:rPr>
                   <w:fldChar w:fldCharType="begin"/>
+                </w:r>
+                <w:r>
+                  <w:rPr>
+                    <w:noProof/>
+                    <w:webHidden/>
+                  </w:rPr>
                   <w:instrText xml:space="preserve"> PAGEREF _Toc224688154 \h </w:instrText>
+                </w:r>
+                <w:r>
+                  <w:rPr>
+                    <w:noProof/>
+                    <w:webHidden/>
+                  </w:rPr>
+                </w:r>
+                <w:r>
+                  <w:rPr>
+                    <w:noProof/>
+                    <w:webHidden/>
+                  </w:rPr>
                   <w:fldChar w:fldCharType="separate"/>
+                </w:r>
+                <w:r>
+                  <w:rPr>
+                    <w:noProof/>
+                    <w:webHidden/>
+                  </w:rPr>
                   <w:t>10</w:t>
+                </w:r>
+                <w:r>
+                  <w:rPr>
+                    <w:noProof/>
+                    <w:webHidden/>
+                  </w:rPr>
                   <w:fldChar w:fldCharType="end"/>
                 </w:r>
               </w:hyperlink>
@@ -1143,10 +1971,46 @@
                     <w:webHidden/>
                   </w:rPr>
                   <w:tab/>
+                </w:r>
+                <w:r>
+                  <w:rPr>
+                    <w:noProof/>
+                    <w:webHidden/>
+                  </w:rPr>
                   <w:fldChar w:fldCharType="begin"/>
+                </w:r>
+                <w:r>
+                  <w:rPr>
+                    <w:noProof/>
+                    <w:webHidden/>
+                  </w:rPr>
                   <w:instrText xml:space="preserve"> PAGEREF _Toc224688155 \h </w:instrText>
+                </w:r>
+                <w:r>
+                  <w:rPr>
+                    <w:noProof/>
+                    <w:webHidden/>
+                  </w:rPr>
+                </w:r>
+                <w:r>
+                  <w:rPr>
+                    <w:noProof/>
+                    <w:webHidden/>
+                  </w:rPr>
                   <w:fldChar w:fldCharType="separate"/>
+                </w:r>
+                <w:r>
+                  <w:rPr>
+                    <w:noProof/>
+                    <w:webHidden/>
+                  </w:rPr>
                   <w:t>10</w:t>
+                </w:r>
+                <w:r>
+                  <w:rPr>
+                    <w:noProof/>
+                    <w:webHidden/>
+                  </w:rPr>
                   <w:fldChar w:fldCharType="end"/>
                 </w:r>
               </w:hyperlink>
@@ -1179,10 +2043,46 @@
                     <w:webHidden/>
                   </w:rPr>
                   <w:tab/>
+                </w:r>
+                <w:r>
+                  <w:rPr>
+                    <w:noProof/>
+                    <w:webHidden/>
+                  </w:rPr>
                   <w:fldChar w:fldCharType="begin"/>
+                </w:r>
+                <w:r>
+                  <w:rPr>
+                    <w:noProof/>
+                    <w:webHidden/>
+                  </w:rPr>
                   <w:instrText xml:space="preserve"> PAGEREF _Toc224688156 \h </w:instrText>
+                </w:r>
+                <w:r>
+                  <w:rPr>
+                    <w:noProof/>
+                    <w:webHidden/>
+                  </w:rPr>
+                </w:r>
+                <w:r>
+                  <w:rPr>
+                    <w:noProof/>
+                    <w:webHidden/>
+                  </w:rPr>
                   <w:fldChar w:fldCharType="separate"/>
+                </w:r>
+                <w:r>
+                  <w:rPr>
+                    <w:noProof/>
+                    <w:webHidden/>
+                  </w:rPr>
                   <w:t>11</w:t>
+                </w:r>
+                <w:r>
+                  <w:rPr>
+                    <w:noProof/>
+                    <w:webHidden/>
+                  </w:rPr>
                   <w:fldChar w:fldCharType="end"/>
                 </w:r>
               </w:hyperlink>
@@ -1218,10 +2118,46 @@
                     <w:webHidden/>
                   </w:rPr>
                   <w:tab/>
+                </w:r>
+                <w:r>
+                  <w:rPr>
+                    <w:noProof/>
+                    <w:webHidden/>
+                  </w:rPr>
                   <w:fldChar w:fldCharType="begin"/>
+                </w:r>
+                <w:r>
+                  <w:rPr>
+                    <w:noProof/>
+                    <w:webHidden/>
+                  </w:rPr>
                   <w:instrText xml:space="preserve"> PAGEREF _Toc224688157 \h </w:instrText>
+                </w:r>
+                <w:r>
+                  <w:rPr>
+                    <w:noProof/>
+                    <w:webHidden/>
+                  </w:rPr>
+                </w:r>
+                <w:r>
+                  <w:rPr>
+                    <w:noProof/>
+                    <w:webHidden/>
+                  </w:rPr>
                   <w:fldChar w:fldCharType="separate"/>
+                </w:r>
+                <w:r>
+                  <w:rPr>
+                    <w:noProof/>
+                    <w:webHidden/>
+                  </w:rPr>
                   <w:t>12</w:t>
+                </w:r>
+                <w:r>
+                  <w:rPr>
+                    <w:noProof/>
+                    <w:webHidden/>
+                  </w:rPr>
                   <w:fldChar w:fldCharType="end"/>
                 </w:r>
               </w:hyperlink>
@@ -1256,10 +2192,46 @@
                     <w:webHidden/>
                   </w:rPr>
                   <w:tab/>
+                </w:r>
+                <w:r>
+                  <w:rPr>
+                    <w:noProof/>
+                    <w:webHidden/>
+                  </w:rPr>
                   <w:fldChar w:fldCharType="begin"/>
+                </w:r>
+                <w:r>
+                  <w:rPr>
+                    <w:noProof/>
+                    <w:webHidden/>
+                  </w:rPr>
                   <w:instrText xml:space="preserve"> PAGEREF _Toc224688158 \h </w:instrText>
+                </w:r>
+                <w:r>
+                  <w:rPr>
+                    <w:noProof/>
+                    <w:webHidden/>
+                  </w:rPr>
+                </w:r>
+                <w:r>
+                  <w:rPr>
+                    <w:noProof/>
+                    <w:webHidden/>
+                  </w:rPr>
                   <w:fldChar w:fldCharType="separate"/>
+                </w:r>
+                <w:r>
+                  <w:rPr>
+                    <w:noProof/>
+                    <w:webHidden/>
+                  </w:rPr>
                   <w:t>12</w:t>
+                </w:r>
+                <w:r>
+                  <w:rPr>
+                    <w:noProof/>
+                    <w:webHidden/>
+                  </w:rPr>
                   <w:fldChar w:fldCharType="end"/>
                 </w:r>
               </w:hyperlink>
@@ -1294,10 +2266,46 @@
                     <w:webHidden/>
                   </w:rPr>
                   <w:tab/>
+                </w:r>
+                <w:r>
+                  <w:rPr>
+                    <w:noProof/>
+                    <w:webHidden/>
+                  </w:rPr>
                   <w:fldChar w:fldCharType="begin"/>
+                </w:r>
+                <w:r>
+                  <w:rPr>
+                    <w:noProof/>
+                    <w:webHidden/>
+                  </w:rPr>
                   <w:instrText xml:space="preserve"> PAGEREF _Toc224688159 \h </w:instrText>
+                </w:r>
+                <w:r>
+                  <w:rPr>
+                    <w:noProof/>
+                    <w:webHidden/>
+                  </w:rPr>
+                </w:r>
+                <w:r>
+                  <w:rPr>
+                    <w:noProof/>
+                    <w:webHidden/>
+                  </w:rPr>
                   <w:fldChar w:fldCharType="separate"/>
+                </w:r>
+                <w:r>
+                  <w:rPr>
+                    <w:noProof/>
+                    <w:webHidden/>
+                  </w:rPr>
                   <w:t>14</w:t>
+                </w:r>
+                <w:r>
+                  <w:rPr>
+                    <w:noProof/>
+                    <w:webHidden/>
+                  </w:rPr>
                   <w:fldChar w:fldCharType="end"/>
                 </w:r>
               </w:hyperlink>
@@ -1332,10 +2340,46 @@
                     <w:webHidden/>
                   </w:rPr>
                   <w:tab/>
+                </w:r>
+                <w:r>
+                  <w:rPr>
+                    <w:noProof/>
+                    <w:webHidden/>
+                  </w:rPr>
                   <w:fldChar w:fldCharType="begin"/>
+                </w:r>
+                <w:r>
+                  <w:rPr>
+                    <w:noProof/>
+                    <w:webHidden/>
+                  </w:rPr>
                   <w:instrText xml:space="preserve"> PAGEREF _Toc224688160 \h </w:instrText>
+                </w:r>
+                <w:r>
+                  <w:rPr>
+                    <w:noProof/>
+                    <w:webHidden/>
+                  </w:rPr>
+                </w:r>
+                <w:r>
+                  <w:rPr>
+                    <w:noProof/>
+                    <w:webHidden/>
+                  </w:rPr>
                   <w:fldChar w:fldCharType="separate"/>
-                  <w:t/>
+                </w:r>
+                <w:r>
+                  <w:rPr>
+                    <w:noProof/>
+                    <w:webHidden/>
+                  </w:rPr>
+                  <w:t>14</w:t>
+                </w:r>
+                <w:r>
+                  <w:rPr>
+                    <w:noProof/>
+                    <w:webHidden/>
+                  </w:rPr>
                   <w:fldChar w:fldCharType="end"/>
                 </w:r>
               </w:hyperlink>
@@ -1371,10 +2415,46 @@
                     <w:webHidden/>
                   </w:rPr>
                   <w:tab/>
+                </w:r>
+                <w:r>
+                  <w:rPr>
+                    <w:noProof/>
+                    <w:webHidden/>
+                  </w:rPr>
                   <w:fldChar w:fldCharType="begin"/>
+                </w:r>
+                <w:r>
+                  <w:rPr>
+                    <w:noProof/>
+                    <w:webHidden/>
+                  </w:rPr>
                   <w:instrText xml:space="preserve"> PAGEREF _Toc224688161 \h </w:instrText>
+                </w:r>
+                <w:r>
+                  <w:rPr>
+                    <w:noProof/>
+                    <w:webHidden/>
+                  </w:rPr>
+                </w:r>
+                <w:r>
+                  <w:rPr>
+                    <w:noProof/>
+                    <w:webHidden/>
+                  </w:rPr>
                   <w:fldChar w:fldCharType="separate"/>
+                </w:r>
+                <w:r>
+                  <w:rPr>
+                    <w:noProof/>
+                    <w:webHidden/>
+                  </w:rPr>
                   <w:t>15</w:t>
+                </w:r>
+                <w:r>
+                  <w:rPr>
+                    <w:noProof/>
+                    <w:webHidden/>
+                  </w:rPr>
                   <w:fldChar w:fldCharType="end"/>
                 </w:r>
               </w:hyperlink>
@@ -1409,10 +2489,46 @@
                     <w:webHidden/>
                   </w:rPr>
                   <w:tab/>
+                </w:r>
+                <w:r>
+                  <w:rPr>
+                    <w:noProof/>
+                    <w:webHidden/>
+                  </w:rPr>
                   <w:fldChar w:fldCharType="begin"/>
+                </w:r>
+                <w:r>
+                  <w:rPr>
+                    <w:noProof/>
+                    <w:webHidden/>
+                  </w:rPr>
                   <w:instrText xml:space="preserve"> PAGEREF _Toc224688162 \h </w:instrText>
+                </w:r>
+                <w:r>
+                  <w:rPr>
+                    <w:noProof/>
+                    <w:webHidden/>
+                  </w:rPr>
+                </w:r>
+                <w:r>
+                  <w:rPr>
+                    <w:noProof/>
+                    <w:webHidden/>
+                  </w:rPr>
                   <w:fldChar w:fldCharType="separate"/>
+                </w:r>
+                <w:r>
+                  <w:rPr>
+                    <w:noProof/>
+                    <w:webHidden/>
+                  </w:rPr>
                   <w:t>15</w:t>
+                </w:r>
+                <w:r>
+                  <w:rPr>
+                    <w:noProof/>
+                    <w:webHidden/>
+                  </w:rPr>
                   <w:fldChar w:fldCharType="end"/>
                 </w:r>
               </w:hyperlink>
@@ -1445,10 +2561,46 @@
                     <w:webHidden/>
                   </w:rPr>
                   <w:tab/>
+                </w:r>
+                <w:r>
+                  <w:rPr>
+                    <w:noProof/>
+                    <w:webHidden/>
+                  </w:rPr>
                   <w:fldChar w:fldCharType="begin"/>
+                </w:r>
+                <w:r>
+                  <w:rPr>
+                    <w:noProof/>
+                    <w:webHidden/>
+                  </w:rPr>
                   <w:instrText xml:space="preserve"> PAGEREF _Toc224688163 \h </w:instrText>
+                </w:r>
+                <w:r>
+                  <w:rPr>
+                    <w:noProof/>
+                    <w:webHidden/>
+                  </w:rPr>
+                </w:r>
+                <w:r>
+                  <w:rPr>
+                    <w:noProof/>
+                    <w:webHidden/>
+                  </w:rPr>
                   <w:fldChar w:fldCharType="separate"/>
+                </w:r>
+                <w:r>
+                  <w:rPr>
+                    <w:noProof/>
+                    <w:webHidden/>
+                  </w:rPr>
                   <w:t>15</w:t>
+                </w:r>
+                <w:r>
+                  <w:rPr>
+                    <w:noProof/>
+                    <w:webHidden/>
+                  </w:rPr>
                   <w:fldChar w:fldCharType="end"/>
                 </w:r>
               </w:hyperlink>
@@ -1481,10 +2633,46 @@
                     <w:webHidden/>
                   </w:rPr>
                   <w:tab/>
+                </w:r>
+                <w:r>
+                  <w:rPr>
+                    <w:noProof/>
+                    <w:webHidden/>
+                  </w:rPr>
                   <w:fldChar w:fldCharType="begin"/>
+                </w:r>
+                <w:r>
+                  <w:rPr>
+                    <w:noProof/>
+                    <w:webHidden/>
+                  </w:rPr>
                   <w:instrText xml:space="preserve"> PAGEREF _Toc224688164 \h </w:instrText>
+                </w:r>
+                <w:r>
+                  <w:rPr>
+                    <w:noProof/>
+                    <w:webHidden/>
+                  </w:rPr>
+                </w:r>
+                <w:r>
+                  <w:rPr>
+                    <w:noProof/>
+                    <w:webHidden/>
+                  </w:rPr>
                   <w:fldChar w:fldCharType="separate"/>
+                </w:r>
+                <w:r>
+                  <w:rPr>
+                    <w:noProof/>
+                    <w:webHidden/>
+                  </w:rPr>
                   <w:t>15</w:t>
+                </w:r>
+                <w:r>
+                  <w:rPr>
+                    <w:noProof/>
+                    <w:webHidden/>
+                  </w:rPr>
                   <w:fldChar w:fldCharType="end"/>
                 </w:r>
               </w:hyperlink>
@@ -1517,10 +2705,46 @@
                     <w:webHidden/>
                   </w:rPr>
                   <w:tab/>
+                </w:r>
+                <w:r>
+                  <w:rPr>
+                    <w:noProof/>
+                    <w:webHidden/>
+                  </w:rPr>
                   <w:fldChar w:fldCharType="begin"/>
+                </w:r>
+                <w:r>
+                  <w:rPr>
+                    <w:noProof/>
+                    <w:webHidden/>
+                  </w:rPr>
                   <w:instrText xml:space="preserve"> PAGEREF _Toc224688165 \h </w:instrText>
+                </w:r>
+                <w:r>
+                  <w:rPr>
+                    <w:noProof/>
+                    <w:webHidden/>
+                  </w:rPr>
+                </w:r>
+                <w:r>
+                  <w:rPr>
+                    <w:noProof/>
+                    <w:webHidden/>
+                  </w:rPr>
                   <w:fldChar w:fldCharType="separate"/>
+                </w:r>
+                <w:r>
+                  <w:rPr>
+                    <w:noProof/>
+                    <w:webHidden/>
+                  </w:rPr>
                   <w:t>15</w:t>
+                </w:r>
+                <w:r>
+                  <w:rPr>
+                    <w:noProof/>
+                    <w:webHidden/>
+                  </w:rPr>
                   <w:fldChar w:fldCharType="end"/>
                 </w:r>
               </w:hyperlink>
@@ -1553,10 +2777,46 @@
                     <w:webHidden/>
                   </w:rPr>
                   <w:tab/>
+                </w:r>
+                <w:r>
+                  <w:rPr>
+                    <w:noProof/>
+                    <w:webHidden/>
+                  </w:rPr>
                   <w:fldChar w:fldCharType="begin"/>
+                </w:r>
+                <w:r>
+                  <w:rPr>
+                    <w:noProof/>
+                    <w:webHidden/>
+                  </w:rPr>
                   <w:instrText xml:space="preserve"> PAGEREF _Toc224688166 \h </w:instrText>
+                </w:r>
+                <w:r>
+                  <w:rPr>
+                    <w:noProof/>
+                    <w:webHidden/>
+                  </w:rPr>
+                </w:r>
+                <w:r>
+                  <w:rPr>
+                    <w:noProof/>
+                    <w:webHidden/>
+                  </w:rPr>
                   <w:fldChar w:fldCharType="separate"/>
-                  <w:t>13</w:t>
+                </w:r>
+                <w:r>
+                  <w:rPr>
+                    <w:noProof/>
+                    <w:webHidden/>
+                  </w:rPr>
+                  <w:t>16</w:t>
+                </w:r>
+                <w:r>
+                  <w:rPr>
+                    <w:noProof/>
+                    <w:webHidden/>
+                  </w:rPr>
                   <w:fldChar w:fldCharType="end"/>
                 </w:r>
               </w:hyperlink>
@@ -1592,10 +2852,46 @@
                     <w:webHidden/>
                   </w:rPr>
                   <w:tab/>
+                </w:r>
+                <w:r>
+                  <w:rPr>
+                    <w:noProof/>
+                    <w:webHidden/>
+                  </w:rPr>
                   <w:fldChar w:fldCharType="begin"/>
+                </w:r>
+                <w:r>
+                  <w:rPr>
+                    <w:noProof/>
+                    <w:webHidden/>
+                  </w:rPr>
                   <w:instrText xml:space="preserve"> PAGEREF _Toc224688167 \h </w:instrText>
+                </w:r>
+                <w:r>
+                  <w:rPr>
+                    <w:noProof/>
+                    <w:webHidden/>
+                  </w:rPr>
+                </w:r>
+                <w:r>
+                  <w:rPr>
+                    <w:noProof/>
+                    <w:webHidden/>
+                  </w:rPr>
                   <w:fldChar w:fldCharType="separate"/>
+                </w:r>
+                <w:r>
+                  <w:rPr>
+                    <w:noProof/>
+                    <w:webHidden/>
+                  </w:rPr>
                   <w:t>17</w:t>
+                </w:r>
+                <w:r>
+                  <w:rPr>
+                    <w:noProof/>
+                    <w:webHidden/>
+                  </w:rPr>
                   <w:fldChar w:fldCharType="end"/>
                 </w:r>
               </w:hyperlink>
@@ -1630,10 +2926,46 @@
                     <w:webHidden/>
                   </w:rPr>
                   <w:tab/>
+                </w:r>
+                <w:r>
+                  <w:rPr>
+                    <w:noProof/>
+                    <w:webHidden/>
+                  </w:rPr>
                   <w:fldChar w:fldCharType="begin"/>
+                </w:r>
+                <w:r>
+                  <w:rPr>
+                    <w:noProof/>
+                    <w:webHidden/>
+                  </w:rPr>
                   <w:instrText xml:space="preserve"> PAGEREF _Toc224688168 \h </w:instrText>
+                </w:r>
+                <w:r>
+                  <w:rPr>
+                    <w:noProof/>
+                    <w:webHidden/>
+                  </w:rPr>
+                </w:r>
+                <w:r>
+                  <w:rPr>
+                    <w:noProof/>
+                    <w:webHidden/>
+                  </w:rPr>
                   <w:fldChar w:fldCharType="separate"/>
+                </w:r>
+                <w:r>
+                  <w:rPr>
+                    <w:noProof/>
+                    <w:webHidden/>
+                  </w:rPr>
                   <w:t>17</w:t>
+                </w:r>
+                <w:r>
+                  <w:rPr>
+                    <w:noProof/>
+                    <w:webHidden/>
+                  </w:rPr>
                   <w:fldChar w:fldCharType="end"/>
                 </w:r>
               </w:hyperlink>
@@ -1668,10 +3000,46 @@
                     <w:webHidden/>
                   </w:rPr>
                   <w:tab/>
+                </w:r>
+                <w:r>
+                  <w:rPr>
+                    <w:noProof/>
+                    <w:webHidden/>
+                  </w:rPr>
                   <w:fldChar w:fldCharType="begin"/>
+                </w:r>
+                <w:r>
+                  <w:rPr>
+                    <w:noProof/>
+                    <w:webHidden/>
+                  </w:rPr>
                   <w:instrText xml:space="preserve"> PAGEREF _Toc224688169 \h </w:instrText>
+                </w:r>
+                <w:r>
+                  <w:rPr>
+                    <w:noProof/>
+                    <w:webHidden/>
+                  </w:rPr>
+                </w:r>
+                <w:r>
+                  <w:rPr>
+                    <w:noProof/>
+                    <w:webHidden/>
+                  </w:rPr>
                   <w:fldChar w:fldCharType="separate"/>
+                </w:r>
+                <w:r>
+                  <w:rPr>
+                    <w:noProof/>
+                    <w:webHidden/>
+                  </w:rPr>
                   <w:t>17</w:t>
+                </w:r>
+                <w:r>
+                  <w:rPr>
+                    <w:noProof/>
+                    <w:webHidden/>
+                  </w:rPr>
                   <w:fldChar w:fldCharType="end"/>
                 </w:r>
               </w:hyperlink>
@@ -1707,10 +3075,46 @@
                     <w:webHidden/>
                   </w:rPr>
                   <w:tab/>
+                </w:r>
+                <w:r>
+                  <w:rPr>
+                    <w:noProof/>
+                    <w:webHidden/>
+                  </w:rPr>
                   <w:fldChar w:fldCharType="begin"/>
+                </w:r>
+                <w:r>
+                  <w:rPr>
+                    <w:noProof/>
+                    <w:webHidden/>
+                  </w:rPr>
                   <w:instrText xml:space="preserve"> PAGEREF _Toc224688170 \h </w:instrText>
+                </w:r>
+                <w:r>
+                  <w:rPr>
+                    <w:noProof/>
+                    <w:webHidden/>
+                  </w:rPr>
+                </w:r>
+                <w:r>
+                  <w:rPr>
+                    <w:noProof/>
+                    <w:webHidden/>
+                  </w:rPr>
                   <w:fldChar w:fldCharType="separate"/>
+                </w:r>
+                <w:r>
+                  <w:rPr>
+                    <w:noProof/>
+                    <w:webHidden/>
+                  </w:rPr>
                   <w:t>19</w:t>
+                </w:r>
+                <w:r>
+                  <w:rPr>
+                    <w:noProof/>
+                    <w:webHidden/>
+                  </w:rPr>
                   <w:fldChar w:fldCharType="end"/>
                 </w:r>
               </w:hyperlink>
@@ -1745,10 +3149,46 @@
                     <w:webHidden/>
                   </w:rPr>
                   <w:tab/>
+                </w:r>
+                <w:r>
+                  <w:rPr>
+                    <w:noProof/>
+                    <w:webHidden/>
+                  </w:rPr>
                   <w:fldChar w:fldCharType="begin"/>
+                </w:r>
+                <w:r>
+                  <w:rPr>
+                    <w:noProof/>
+                    <w:webHidden/>
+                  </w:rPr>
                   <w:instrText xml:space="preserve"> PAGEREF _Toc224688171 \h </w:instrText>
+                </w:r>
+                <w:r>
+                  <w:rPr>
+                    <w:noProof/>
+                    <w:webHidden/>
+                  </w:rPr>
+                </w:r>
+                <w:r>
+                  <w:rPr>
+                    <w:noProof/>
+                    <w:webHidden/>
+                  </w:rPr>
                   <w:fldChar w:fldCharType="separate"/>
+                </w:r>
+                <w:r>
+                  <w:rPr>
+                    <w:noProof/>
+                    <w:webHidden/>
+                  </w:rPr>
                   <w:t>19</w:t>
+                </w:r>
+                <w:r>
+                  <w:rPr>
+                    <w:noProof/>
+                    <w:webHidden/>
+                  </w:rPr>
                   <w:fldChar w:fldCharType="end"/>
                 </w:r>
               </w:hyperlink>
@@ -1783,10 +3223,46 @@
                     <w:webHidden/>
                   </w:rPr>
                   <w:tab/>
+                </w:r>
+                <w:r>
+                  <w:rPr>
+                    <w:noProof/>
+                    <w:webHidden/>
+                  </w:rPr>
                   <w:fldChar w:fldCharType="begin"/>
+                </w:r>
+                <w:r>
+                  <w:rPr>
+                    <w:noProof/>
+                    <w:webHidden/>
+                  </w:rPr>
                   <w:instrText xml:space="preserve"> PAGEREF _Toc224688172 \h </w:instrText>
+                </w:r>
+                <w:r>
+                  <w:rPr>
+                    <w:noProof/>
+                    <w:webHidden/>
+                  </w:rPr>
+                </w:r>
+                <w:r>
+                  <w:rPr>
+                    <w:noProof/>
+                    <w:webHidden/>
+                  </w:rPr>
                   <w:fldChar w:fldCharType="separate"/>
+                </w:r>
+                <w:r>
+                  <w:rPr>
+                    <w:noProof/>
+                    <w:webHidden/>
+                  </w:rPr>
                   <w:t>20</w:t>
+                </w:r>
+                <w:r>
+                  <w:rPr>
+                    <w:noProof/>
+                    <w:webHidden/>
+                  </w:rPr>
                   <w:fldChar w:fldCharType="end"/>
                 </w:r>
               </w:hyperlink>
@@ -1819,10 +3295,46 @@
                     <w:webHidden/>
                   </w:rPr>
                   <w:tab/>
+                </w:r>
+                <w:r>
+                  <w:rPr>
+                    <w:noProof/>
+                    <w:webHidden/>
+                  </w:rPr>
                   <w:fldChar w:fldCharType="begin"/>
+                </w:r>
+                <w:r>
+                  <w:rPr>
+                    <w:noProof/>
+                    <w:webHidden/>
+                  </w:rPr>
                   <w:instrText xml:space="preserve"> PAGEREF _Toc224688173 \h </w:instrText>
+                </w:r>
+                <w:r>
+                  <w:rPr>
+                    <w:noProof/>
+                    <w:webHidden/>
+                  </w:rPr>
+                </w:r>
+                <w:r>
+                  <w:rPr>
+                    <w:noProof/>
+                    <w:webHidden/>
+                  </w:rPr>
                   <w:fldChar w:fldCharType="separate"/>
+                </w:r>
+                <w:r>
+                  <w:rPr>
+                    <w:noProof/>
+                    <w:webHidden/>
+                  </w:rPr>
                   <w:t>20</w:t>
+                </w:r>
+                <w:r>
+                  <w:rPr>
+                    <w:noProof/>
+                    <w:webHidden/>
+                  </w:rPr>
                   <w:fldChar w:fldCharType="end"/>
                 </w:r>
               </w:hyperlink>
@@ -1855,10 +3367,46 @@
                     <w:webHidden/>
                   </w:rPr>
                   <w:tab/>
+                </w:r>
+                <w:r>
+                  <w:rPr>
+                    <w:noProof/>
+                    <w:webHidden/>
+                  </w:rPr>
                   <w:fldChar w:fldCharType="begin"/>
+                </w:r>
+                <w:r>
+                  <w:rPr>
+                    <w:noProof/>
+                    <w:webHidden/>
+                  </w:rPr>
                   <w:instrText xml:space="preserve"> PAGEREF _Toc224688174 \h </w:instrText>
+                </w:r>
+                <w:r>
+                  <w:rPr>
+                    <w:noProof/>
+                    <w:webHidden/>
+                  </w:rPr>
+                </w:r>
+                <w:r>
+                  <w:rPr>
+                    <w:noProof/>
+                    <w:webHidden/>
+                  </w:rPr>
                   <w:fldChar w:fldCharType="separate"/>
+                </w:r>
+                <w:r>
+                  <w:rPr>
+                    <w:noProof/>
+                    <w:webHidden/>
+                  </w:rPr>
                   <w:t>20</w:t>
+                </w:r>
+                <w:r>
+                  <w:rPr>
+                    <w:noProof/>
+                    <w:webHidden/>
+                  </w:rPr>
                   <w:fldChar w:fldCharType="end"/>
                 </w:r>
               </w:hyperlink>
@@ -1891,10 +3439,46 @@
                     <w:webHidden/>
                   </w:rPr>
                   <w:tab/>
+                </w:r>
+                <w:r>
+                  <w:rPr>
+                    <w:noProof/>
+                    <w:webHidden/>
+                  </w:rPr>
                   <w:fldChar w:fldCharType="begin"/>
+                </w:r>
+                <w:r>
+                  <w:rPr>
+                    <w:noProof/>
+                    <w:webHidden/>
+                  </w:rPr>
                   <w:instrText xml:space="preserve"> PAGEREF _Toc224688175 \h </w:instrText>
+                </w:r>
+                <w:r>
+                  <w:rPr>
+                    <w:noProof/>
+                    <w:webHidden/>
+                  </w:rPr>
+                </w:r>
+                <w:r>
+                  <w:rPr>
+                    <w:noProof/>
+                    <w:webHidden/>
+                  </w:rPr>
                   <w:fldChar w:fldCharType="separate"/>
+                </w:r>
+                <w:r>
+                  <w:rPr>
+                    <w:noProof/>
+                    <w:webHidden/>
+                  </w:rPr>
                   <w:t>20</w:t>
+                </w:r>
+                <w:r>
+                  <w:rPr>
+                    <w:noProof/>
+                    <w:webHidden/>
+                  </w:rPr>
                   <w:fldChar w:fldCharType="end"/>
                 </w:r>
               </w:hyperlink>
@@ -1929,10 +3513,46 @@
                     <w:webHidden/>
                   </w:rPr>
                   <w:tab/>
+                </w:r>
+                <w:r>
+                  <w:rPr>
+                    <w:noProof/>
+                    <w:webHidden/>
+                  </w:rPr>
                   <w:fldChar w:fldCharType="begin"/>
+                </w:r>
+                <w:r>
+                  <w:rPr>
+                    <w:noProof/>
+                    <w:webHidden/>
+                  </w:rPr>
                   <w:instrText xml:space="preserve"> PAGEREF _Toc224688176 \h </w:instrText>
+                </w:r>
+                <w:r>
+                  <w:rPr>
+                    <w:noProof/>
+                    <w:webHidden/>
+                  </w:rPr>
+                </w:r>
+                <w:r>
+                  <w:rPr>
+                    <w:noProof/>
+                    <w:webHidden/>
+                  </w:rPr>
                   <w:fldChar w:fldCharType="separate"/>
+                </w:r>
+                <w:r>
+                  <w:rPr>
+                    <w:noProof/>
+                    <w:webHidden/>
+                  </w:rPr>
                   <w:t>20</w:t>
+                </w:r>
+                <w:r>
+                  <w:rPr>
+                    <w:noProof/>
+                    <w:webHidden/>
+                  </w:rPr>
                   <w:fldChar w:fldCharType="end"/>
                 </w:r>
               </w:hyperlink>
@@ -1968,10 +3588,46 @@
                     <w:webHidden/>
                   </w:rPr>
                   <w:tab/>
+                </w:r>
+                <w:r>
+                  <w:rPr>
+                    <w:noProof/>
+                    <w:webHidden/>
+                  </w:rPr>
                   <w:fldChar w:fldCharType="begin"/>
+                </w:r>
+                <w:r>
+                  <w:rPr>
+                    <w:noProof/>
+                    <w:webHidden/>
+                  </w:rPr>
                   <w:instrText xml:space="preserve"> PAGEREF _Toc224688177 \h </w:instrText>
+                </w:r>
+                <w:r>
+                  <w:rPr>
+                    <w:noProof/>
+                    <w:webHidden/>
+                  </w:rPr>
+                </w:r>
+                <w:r>
+                  <w:rPr>
+                    <w:noProof/>
+                    <w:webHidden/>
+                  </w:rPr>
                   <w:fldChar w:fldCharType="separate"/>
+                </w:r>
+                <w:r>
+                  <w:rPr>
+                    <w:noProof/>
+                    <w:webHidden/>
+                  </w:rPr>
                   <w:t>22</w:t>
+                </w:r>
+                <w:r>
+                  <w:rPr>
+                    <w:noProof/>
+                    <w:webHidden/>
+                  </w:rPr>
                   <w:fldChar w:fldCharType="end"/>
                 </w:r>
               </w:hyperlink>
@@ -1998,7 +3654,7 @@
                     <w:rStyle w:val="Hyperlink"/>
                     <w:noProof/>
                   </w:rPr>
-                  <w:t>13. Arabic-First Bilingual Design</w:t>
+                  <w:t>16. Arabic-First Bilingual Design</w:t>
                 </w:r>
                 <w:r>
                   <w:rPr>
@@ -2006,10 +3662,46 @@
                     <w:webHidden/>
                   </w:rPr>
                   <w:tab/>
+                </w:r>
+                <w:r>
+                  <w:rPr>
+                    <w:noProof/>
+                    <w:webHidden/>
+                  </w:rPr>
                   <w:fldChar w:fldCharType="begin"/>
+                </w:r>
+                <w:r>
+                  <w:rPr>
+                    <w:noProof/>
+                    <w:webHidden/>
+                  </w:rPr>
                   <w:instrText xml:space="preserve"> PAGEREF _Toc224688178 \h </w:instrText>
+                </w:r>
+                <w:r>
+                  <w:rPr>
+                    <w:noProof/>
+                    <w:webHidden/>
+                  </w:rPr>
+                </w:r>
+                <w:r>
+                  <w:rPr>
+                    <w:noProof/>
+                    <w:webHidden/>
+                  </w:rPr>
                   <w:fldChar w:fldCharType="separate"/>
+                </w:r>
+                <w:r>
+                  <w:rPr>
+                    <w:noProof/>
+                    <w:webHidden/>
+                  </w:rPr>
                   <w:t>22</w:t>
+                </w:r>
+                <w:r>
+                  <w:rPr>
+                    <w:noProof/>
+                    <w:webHidden/>
+                  </w:rPr>
                   <w:fldChar w:fldCharType="end"/>
                 </w:r>
               </w:hyperlink>
@@ -2044,10 +3736,46 @@
                     <w:webHidden/>
                   </w:rPr>
                   <w:tab/>
+                </w:r>
+                <w:r>
+                  <w:rPr>
+                    <w:noProof/>
+                    <w:webHidden/>
+                  </w:rPr>
                   <w:fldChar w:fldCharType="begin"/>
+                </w:r>
+                <w:r>
+                  <w:rPr>
+                    <w:noProof/>
+                    <w:webHidden/>
+                  </w:rPr>
                   <w:instrText xml:space="preserve"> PAGEREF _Toc224688179 \h </w:instrText>
+                </w:r>
+                <w:r>
+                  <w:rPr>
+                    <w:noProof/>
+                    <w:webHidden/>
+                  </w:rPr>
+                </w:r>
+                <w:r>
+                  <w:rPr>
+                    <w:noProof/>
+                    <w:webHidden/>
+                  </w:rPr>
                   <w:fldChar w:fldCharType="separate"/>
+                </w:r>
+                <w:r>
+                  <w:rPr>
+                    <w:noProof/>
+                    <w:webHidden/>
+                  </w:rPr>
                   <w:t>22</w:t>
+                </w:r>
+                <w:r>
+                  <w:rPr>
+                    <w:noProof/>
+                    <w:webHidden/>
+                  </w:rPr>
                   <w:fldChar w:fldCharType="end"/>
                 </w:r>
               </w:hyperlink>
@@ -2082,10 +3810,46 @@
                     <w:webHidden/>
                   </w:rPr>
                   <w:tab/>
+                </w:r>
+                <w:r>
+                  <w:rPr>
+                    <w:noProof/>
+                    <w:webHidden/>
+                  </w:rPr>
                   <w:fldChar w:fldCharType="begin"/>
+                </w:r>
+                <w:r>
+                  <w:rPr>
+                    <w:noProof/>
+                    <w:webHidden/>
+                  </w:rPr>
                   <w:instrText xml:space="preserve"> PAGEREF _Toc224688180 \h </w:instrText>
+                </w:r>
+                <w:r>
+                  <w:rPr>
+                    <w:noProof/>
+                    <w:webHidden/>
+                  </w:rPr>
+                </w:r>
+                <w:r>
+                  <w:rPr>
+                    <w:noProof/>
+                    <w:webHidden/>
+                  </w:rPr>
                   <w:fldChar w:fldCharType="separate"/>
+                </w:r>
+                <w:r>
+                  <w:rPr>
+                    <w:noProof/>
+                    <w:webHidden/>
+                  </w:rPr>
                   <w:t>22</w:t>
+                </w:r>
+                <w:r>
+                  <w:rPr>
+                    <w:noProof/>
+                    <w:webHidden/>
+                  </w:rPr>
                   <w:fldChar w:fldCharType="end"/>
                 </w:r>
               </w:hyperlink>
@@ -2121,10 +3885,46 @@
                     <w:webHidden/>
                   </w:rPr>
                   <w:tab/>
+                </w:r>
+                <w:r>
+                  <w:rPr>
+                    <w:noProof/>
+                    <w:webHidden/>
+                  </w:rPr>
                   <w:fldChar w:fldCharType="begin"/>
+                </w:r>
+                <w:r>
+                  <w:rPr>
+                    <w:noProof/>
+                    <w:webHidden/>
+                  </w:rPr>
                   <w:instrText xml:space="preserve"> PAGEREF _Toc224688181 \h </w:instrText>
+                </w:r>
+                <w:r>
+                  <w:rPr>
+                    <w:noProof/>
+                    <w:webHidden/>
+                  </w:rPr>
+                </w:r>
+                <w:r>
+                  <w:rPr>
+                    <w:noProof/>
+                    <w:webHidden/>
+                  </w:rPr>
                   <w:fldChar w:fldCharType="separate"/>
+                </w:r>
+                <w:r>
+                  <w:rPr>
+                    <w:noProof/>
+                    <w:webHidden/>
+                  </w:rPr>
                   <w:t>24</w:t>
+                </w:r>
+                <w:r>
+                  <w:rPr>
+                    <w:noProof/>
+                    <w:webHidden/>
+                  </w:rPr>
                   <w:fldChar w:fldCharType="end"/>
                 </w:r>
               </w:hyperlink>
@@ -2159,10 +3959,46 @@
                     <w:webHidden/>
                   </w:rPr>
                   <w:tab/>
+                </w:r>
+                <w:r>
+                  <w:rPr>
+                    <w:noProof/>
+                    <w:webHidden/>
+                  </w:rPr>
                   <w:fldChar w:fldCharType="begin"/>
+                </w:r>
+                <w:r>
+                  <w:rPr>
+                    <w:noProof/>
+                    <w:webHidden/>
+                  </w:rPr>
                   <w:instrText xml:space="preserve"> PAGEREF _Toc224688182 \h </w:instrText>
+                </w:r>
+                <w:r>
+                  <w:rPr>
+                    <w:noProof/>
+                    <w:webHidden/>
+                  </w:rPr>
+                </w:r>
+                <w:r>
+                  <w:rPr>
+                    <w:noProof/>
+                    <w:webHidden/>
+                  </w:rPr>
                   <w:fldChar w:fldCharType="separate"/>
+                </w:r>
+                <w:r>
+                  <w:rPr>
+                    <w:noProof/>
+                    <w:webHidden/>
+                  </w:rPr>
                   <w:t>24</w:t>
+                </w:r>
+                <w:r>
+                  <w:rPr>
+                    <w:noProof/>
+                    <w:webHidden/>
+                  </w:rPr>
                   <w:fldChar w:fldCharType="end"/>
                 </w:r>
               </w:hyperlink>
@@ -2197,10 +4033,46 @@
                     <w:webHidden/>
                   </w:rPr>
                   <w:tab/>
+                </w:r>
+                <w:r>
+                  <w:rPr>
+                    <w:noProof/>
+                    <w:webHidden/>
+                  </w:rPr>
                   <w:fldChar w:fldCharType="begin"/>
+                </w:r>
+                <w:r>
+                  <w:rPr>
+                    <w:noProof/>
+                    <w:webHidden/>
+                  </w:rPr>
                   <w:instrText xml:space="preserve"> PAGEREF _Toc224688183 \h </w:instrText>
+                </w:r>
+                <w:r>
+                  <w:rPr>
+                    <w:noProof/>
+                    <w:webHidden/>
+                  </w:rPr>
+                </w:r>
+                <w:r>
+                  <w:rPr>
+                    <w:noProof/>
+                    <w:webHidden/>
+                  </w:rPr>
                   <w:fldChar w:fldCharType="separate"/>
+                </w:r>
+                <w:r>
+                  <w:rPr>
+                    <w:noProof/>
+                    <w:webHidden/>
+                  </w:rPr>
                   <w:t>24</w:t>
+                </w:r>
+                <w:r>
+                  <w:rPr>
+                    <w:noProof/>
+                    <w:webHidden/>
+                  </w:rPr>
                   <w:fldChar w:fldCharType="end"/>
                 </w:r>
               </w:hyperlink>
@@ -2235,10 +4107,46 @@
                     <w:webHidden/>
                   </w:rPr>
                   <w:tab/>
+                </w:r>
+                <w:r>
+                  <w:rPr>
+                    <w:noProof/>
+                    <w:webHidden/>
+                  </w:rPr>
                   <w:fldChar w:fldCharType="begin"/>
+                </w:r>
+                <w:r>
+                  <w:rPr>
+                    <w:noProof/>
+                    <w:webHidden/>
+                  </w:rPr>
                   <w:instrText xml:space="preserve"> PAGEREF _Toc224688184 \h </w:instrText>
+                </w:r>
+                <w:r>
+                  <w:rPr>
+                    <w:noProof/>
+                    <w:webHidden/>
+                  </w:rPr>
+                </w:r>
+                <w:r>
+                  <w:rPr>
+                    <w:noProof/>
+                    <w:webHidden/>
+                  </w:rPr>
                   <w:fldChar w:fldCharType="separate"/>
+                </w:r>
+                <w:r>
+                  <w:rPr>
+                    <w:noProof/>
+                    <w:webHidden/>
+                  </w:rPr>
                   <w:t>25</w:t>
+                </w:r>
+                <w:r>
+                  <w:rPr>
+                    <w:noProof/>
+                    <w:webHidden/>
+                  </w:rPr>
                   <w:fldChar w:fldCharType="end"/>
                 </w:r>
               </w:hyperlink>
@@ -2274,10 +4182,46 @@
                     <w:webHidden/>
                   </w:rPr>
                   <w:tab/>
+                </w:r>
+                <w:r>
+                  <w:rPr>
+                    <w:noProof/>
+                    <w:webHidden/>
+                  </w:rPr>
                   <w:fldChar w:fldCharType="begin"/>
+                </w:r>
+                <w:r>
+                  <w:rPr>
+                    <w:noProof/>
+                    <w:webHidden/>
+                  </w:rPr>
                   <w:instrText xml:space="preserve"> PAGEREF _Toc224688185 \h </w:instrText>
+                </w:r>
+                <w:r>
+                  <w:rPr>
+                    <w:noProof/>
+                    <w:webHidden/>
+                  </w:rPr>
+                </w:r>
+                <w:r>
+                  <w:rPr>
+                    <w:noProof/>
+                    <w:webHidden/>
+                  </w:rPr>
                   <w:fldChar w:fldCharType="separate"/>
+                </w:r>
+                <w:r>
+                  <w:rPr>
+                    <w:noProof/>
+                    <w:webHidden/>
+                  </w:rPr>
                   <w:t>26</w:t>
+                </w:r>
+                <w:r>
+                  <w:rPr>
+                    <w:noProof/>
+                    <w:webHidden/>
+                  </w:rPr>
                   <w:fldChar w:fldCharType="end"/>
                 </w:r>
               </w:hyperlink>
@@ -2304,7 +4248,7 @@
                     <w:rStyle w:val="Hyperlink"/>
                     <w:noProof/>
                   </w:rPr>
-                  <w:t>22. Current Platform (v2.1.0)</w:t>
+                  <w:t>22. Current Platform (v2.0.0)</w:t>
                 </w:r>
                 <w:r>
                   <w:rPr>
@@ -2312,10 +4256,46 @@
                     <w:webHidden/>
                   </w:rPr>
                   <w:tab/>
+                </w:r>
+                <w:r>
+                  <w:rPr>
+                    <w:noProof/>
+                    <w:webHidden/>
+                  </w:rPr>
                   <w:fldChar w:fldCharType="begin"/>
+                </w:r>
+                <w:r>
+                  <w:rPr>
+                    <w:noProof/>
+                    <w:webHidden/>
+                  </w:rPr>
                   <w:instrText xml:space="preserve"> PAGEREF _Toc224688186 \h </w:instrText>
+                </w:r>
+                <w:r>
+                  <w:rPr>
+                    <w:noProof/>
+                    <w:webHidden/>
+                  </w:rPr>
+                </w:r>
+                <w:r>
+                  <w:rPr>
+                    <w:noProof/>
+                    <w:webHidden/>
+                  </w:rPr>
                   <w:fldChar w:fldCharType="separate"/>
+                </w:r>
+                <w:r>
+                  <w:rPr>
+                    <w:noProof/>
+                    <w:webHidden/>
+                  </w:rPr>
                   <w:t>26</w:t>
+                </w:r>
+                <w:r>
+                  <w:rPr>
+                    <w:noProof/>
+                    <w:webHidden/>
+                  </w:rPr>
                   <w:fldChar w:fldCharType="end"/>
                 </w:r>
               </w:hyperlink>
@@ -2350,10 +4330,46 @@
                     <w:webHidden/>
                   </w:rPr>
                   <w:tab/>
+                </w:r>
+                <w:r>
+                  <w:rPr>
+                    <w:noProof/>
+                    <w:webHidden/>
+                  </w:rPr>
                   <w:fldChar w:fldCharType="begin"/>
+                </w:r>
+                <w:r>
+                  <w:rPr>
+                    <w:noProof/>
+                    <w:webHidden/>
+                  </w:rPr>
                   <w:instrText xml:space="preserve"> PAGEREF _Toc224688187 \h </w:instrText>
+                </w:r>
+                <w:r>
+                  <w:rPr>
+                    <w:noProof/>
+                    <w:webHidden/>
+                  </w:rPr>
+                </w:r>
+                <w:r>
+                  <w:rPr>
+                    <w:noProof/>
+                    <w:webHidden/>
+                  </w:rPr>
                   <w:fldChar w:fldCharType="separate"/>
+                </w:r>
+                <w:r>
+                  <w:rPr>
+                    <w:noProof/>
+                    <w:webHidden/>
+                  </w:rPr>
                   <w:t>26</w:t>
+                </w:r>
+                <w:r>
+                  <w:rPr>
+                    <w:noProof/>
+                    <w:webHidden/>
+                  </w:rPr>
                   <w:fldChar w:fldCharType="end"/>
                 </w:r>
               </w:hyperlink>
@@ -2388,10 +4404,46 @@
                     <w:webHidden/>
                   </w:rPr>
                   <w:tab/>
+                </w:r>
+                <w:r>
+                  <w:rPr>
+                    <w:noProof/>
+                    <w:webHidden/>
+                  </w:rPr>
                   <w:fldChar w:fldCharType="begin"/>
+                </w:r>
+                <w:r>
+                  <w:rPr>
+                    <w:noProof/>
+                    <w:webHidden/>
+                  </w:rPr>
                   <w:instrText xml:space="preserve"> PAGEREF _Toc224688188 \h </w:instrText>
+                </w:r>
+                <w:r>
+                  <w:rPr>
+                    <w:noProof/>
+                    <w:webHidden/>
+                  </w:rPr>
+                </w:r>
+                <w:r>
+                  <w:rPr>
+                    <w:noProof/>
+                    <w:webHidden/>
+                  </w:rPr>
                   <w:fldChar w:fldCharType="separate"/>
+                </w:r>
+                <w:r>
+                  <w:rPr>
+                    <w:noProof/>
+                    <w:webHidden/>
+                  </w:rPr>
                   <w:t>26</w:t>
+                </w:r>
+                <w:r>
+                  <w:rPr>
+                    <w:noProof/>
+                    <w:webHidden/>
+                  </w:rPr>
                   <w:fldChar w:fldCharType="end"/>
                 </w:r>
               </w:hyperlink>
@@ -2426,10 +4478,46 @@
                     <w:webHidden/>
                   </w:rPr>
                   <w:tab/>
+                </w:r>
+                <w:r>
+                  <w:rPr>
+                    <w:noProof/>
+                    <w:webHidden/>
+                  </w:rPr>
                   <w:fldChar w:fldCharType="begin"/>
+                </w:r>
+                <w:r>
+                  <w:rPr>
+                    <w:noProof/>
+                    <w:webHidden/>
+                  </w:rPr>
                   <w:instrText xml:space="preserve"> PAGEREF _Toc224688189 \h </w:instrText>
+                </w:r>
+                <w:r>
+                  <w:rPr>
+                    <w:noProof/>
+                    <w:webHidden/>
+                  </w:rPr>
+                </w:r>
+                <w:r>
+                  <w:rPr>
+                    <w:noProof/>
+                    <w:webHidden/>
+                  </w:rPr>
                   <w:fldChar w:fldCharType="separate"/>
+                </w:r>
+                <w:r>
+                  <w:rPr>
+                    <w:noProof/>
+                    <w:webHidden/>
+                  </w:rPr>
                   <w:t>27</w:t>
+                </w:r>
+                <w:r>
+                  <w:rPr>
+                    <w:noProof/>
+                    <w:webHidden/>
+                  </w:rPr>
                   <w:fldChar w:fldCharType="end"/>
                 </w:r>
               </w:hyperlink>
@@ -2465,10 +4553,46 @@
                     <w:webHidden/>
                   </w:rPr>
                   <w:tab/>
+                </w:r>
+                <w:r>
+                  <w:rPr>
+                    <w:noProof/>
+                    <w:webHidden/>
+                  </w:rPr>
                   <w:fldChar w:fldCharType="begin"/>
+                </w:r>
+                <w:r>
+                  <w:rPr>
+                    <w:noProof/>
+                    <w:webHidden/>
+                  </w:rPr>
                   <w:instrText xml:space="preserve"> PAGEREF _Toc224688190 \h </w:instrText>
+                </w:r>
+                <w:r>
+                  <w:rPr>
+                    <w:noProof/>
+                    <w:webHidden/>
+                  </w:rPr>
+                </w:r>
+                <w:r>
+                  <w:rPr>
+                    <w:noProof/>
+                    <w:webHidden/>
+                  </w:rPr>
                   <w:fldChar w:fldCharType="separate"/>
+                </w:r>
+                <w:r>
+                  <w:rPr>
+                    <w:noProof/>
+                    <w:webHidden/>
+                  </w:rPr>
                   <w:t>28</w:t>
+                </w:r>
+                <w:r>
+                  <w:rPr>
+                    <w:noProof/>
+                    <w:webHidden/>
+                  </w:rPr>
                   <w:fldChar w:fldCharType="end"/>
                 </w:r>
               </w:hyperlink>
@@ -2503,10 +4627,46 @@
                     <w:webHidden/>
                   </w:rPr>
                   <w:tab/>
+                </w:r>
+                <w:r>
+                  <w:rPr>
+                    <w:noProof/>
+                    <w:webHidden/>
+                  </w:rPr>
                   <w:fldChar w:fldCharType="begin"/>
+                </w:r>
+                <w:r>
+                  <w:rPr>
+                    <w:noProof/>
+                    <w:webHidden/>
+                  </w:rPr>
                   <w:instrText xml:space="preserve"> PAGEREF _Toc224688191 \h </w:instrText>
+                </w:r>
+                <w:r>
+                  <w:rPr>
+                    <w:noProof/>
+                    <w:webHidden/>
+                  </w:rPr>
+                </w:r>
+                <w:r>
+                  <w:rPr>
+                    <w:noProof/>
+                    <w:webHidden/>
+                  </w:rPr>
                   <w:fldChar w:fldCharType="separate"/>
+                </w:r>
+                <w:r>
+                  <w:rPr>
+                    <w:noProof/>
+                    <w:webHidden/>
+                  </w:rPr>
                   <w:t>28</w:t>
+                </w:r>
+                <w:r>
+                  <w:rPr>
+                    <w:noProof/>
+                    <w:webHidden/>
+                  </w:rPr>
                   <w:fldChar w:fldCharType="end"/>
                 </w:r>
               </w:hyperlink>
@@ -2541,10 +4701,46 @@
                     <w:webHidden/>
                   </w:rPr>
                   <w:tab/>
+                </w:r>
+                <w:r>
+                  <w:rPr>
+                    <w:noProof/>
+                    <w:webHidden/>
+                  </w:rPr>
                   <w:fldChar w:fldCharType="begin"/>
+                </w:r>
+                <w:r>
+                  <w:rPr>
+                    <w:noProof/>
+                    <w:webHidden/>
+                  </w:rPr>
                   <w:instrText xml:space="preserve"> PAGEREF _Toc224688192 \h </w:instrText>
+                </w:r>
+                <w:r>
+                  <w:rPr>
+                    <w:noProof/>
+                    <w:webHidden/>
+                  </w:rPr>
+                </w:r>
+                <w:r>
+                  <w:rPr>
+                    <w:noProof/>
+                    <w:webHidden/>
+                  </w:rPr>
                   <w:fldChar w:fldCharType="separate"/>
+                </w:r>
+                <w:r>
+                  <w:rPr>
+                    <w:noProof/>
+                    <w:webHidden/>
+                  </w:rPr>
                   <w:t>28</w:t>
+                </w:r>
+                <w:r>
+                  <w:rPr>
+                    <w:noProof/>
+                    <w:webHidden/>
+                  </w:rPr>
                   <w:fldChar w:fldCharType="end"/>
                 </w:r>
               </w:hyperlink>
@@ -2564,7 +4760,11 @@
         <w:p>
           <w:r>
             <w:fldChar w:fldCharType="begin"/>
+          </w:r>
+          <w:r>
             <w:instrText>TOC \h \o "1-3"</w:instrText>
+          </w:r>
+          <w:r>
             <w:fldChar w:fldCharType="separate"/>
           </w:r>
         </w:p>
@@ -2645,7 +4845,7 @@
         <w:rPr>
           <w:color w:val="4A5568"/>
         </w:rPr>
-        <w:t>Mimaric (ميماريك) is a Saudi-first PropTech SaaS platform that unifies the entire real estate lifecycle — from CRM and sales through contracts, leasing, maintenance, and financial reporting — under a single Arabic-first, bilingual interface.</w:t>
+        <w:t>Mimaric (ميماريك) is a Saudi-first PropTech SaaS platform that unifies the entire real estate lifecycle — from property management through sales, sales, leasing, maintenance, and financial reporting — under a single Arabic-first, bilingual interface.</w:t>
       </w:r>
     </w:p>
     <w:p>
@@ -2667,7 +4867,7 @@
         <w:rPr>
           <w:color w:val="4A5568"/>
         </w:rPr>
-        <w:t>Mimaric replaces this fragmentation with an integrated digital platform purpose-built for the Saudi market. By embedding regulatory compliance (Ejar, ZATCA, Balady, PDPL) directly into operational workflows, Mimaric transforms compliance from a cost center into a competitive advantage.</w:t>
+        <w:t>Mimaric replaces this fragmentation with an integrated digital platform purpose-built for the Saudi market. By embedding regulatory compliance (Ejar, REGA, ZATCA, Balady, PDPL) directly into operational workflows, Mimaric transforms compliance from a cost center into a competitive advantage.</w:t>
       </w:r>
     </w:p>
     <w:p>
@@ -2735,7 +4935,7 @@
                 <w:sz w:val="36"/>
                 <w:szCs w:val="36"/>
               </w:rPr>
-              <w:t>13</w:t>
+              <w:t>16</w:t>
             </w:r>
           </w:p>
           <w:p>
@@ -2782,7 +4982,7 @@
                 <w:sz w:val="36"/>
                 <w:szCs w:val="36"/>
               </w:rPr>
-              <w:t>40</w:t>
+              <w:t>80+</w:t>
             </w:r>
           </w:p>
           <w:p>
@@ -2829,7 +5029,7 @@
                 <w:sz w:val="36"/>
                 <w:szCs w:val="36"/>
               </w:rPr>
-              <w:t>7</w:t>
+              <w:t>10</w:t>
             </w:r>
           </w:p>
           <w:p>
@@ -2876,7 +5076,7 @@
                 <w:sz w:val="36"/>
                 <w:szCs w:val="36"/>
               </w:rPr>
-              <w:t>7</w:t>
+              <w:t>13</w:t>
             </w:r>
           </w:p>
           <w:p>
@@ -3032,12 +5232,13 @@
           <w:bCs/>
           <w:color w:val="182840"/>
         </w:rPr>
-        <w:t>Housing Program: Supporting the delivery of 1.2 million new housing units through streamlined property management, contract lifecycle automation, and Ejar-compliant lease management.</w:t>
+        <w:t xml:space="preserve">Housing Program: Supporting the delivery of 1.2 million new housing units through streamlined development management and property sales compliance.</w:t>
       </w:r>
       <w:r>
         <w:rPr>
           <w:color w:val="4A5568"/>
         </w:rPr>
+        <w:t/>
       </w:r>
     </w:p>
     <w:p>
@@ -3055,7 +5256,7 @@
           <w:bCs/>
           <w:color w:val="182840"/>
         </w:rPr>
-        <w:t xml:space="preserve">Digital Government: Bridging the gap between private real estate operations and government digital platforms (Ejar, Balady, ZATCA, Absher) through schema-level integration.</w:t>
+        <w:t xml:space="preserve">Digital Government: Bridging the gap between private real estate operations and government digital platforms (Ejar, Balady, ZATCA, REGA, Absher) through schema-level integration.</w:t>
       </w:r>
       <w:r>
         <w:rPr>
@@ -3186,7 +5387,7 @@
         <w:rPr>
           <w:color w:val="4A5568"/>
         </w:rPr>
-        <w:t>REGA mandating digital contract registration for all rental transactions through the Ejar platform</w:t>
+        <w:t>REGA mandating digital contract registration for all rental and residential transactions</w:t>
       </w:r>
     </w:p>
     <w:p>
@@ -3542,96 +5743,6 @@
                 <w:szCs w:val="20"/>
               </w:rPr>
               <w:t>CMMS with Kanban workflow, SLA tracking, technician assignment</w:t>
-            </w:r>
-          </w:p>
-        </w:tc>
-      </w:tr>
-      <w:tr>
-        <w:tblPrEx>
-          <w:tblCellMar>
-            <w:top w:w="0" w:type="dxa"/>
-            <w:bottom w:w="0" w:type="dxa"/>
-          </w:tblCellMar>
-        </w:tblPrEx>
-        <w:tc>
-          <w:tcPr>
-            <w:tcW w:w="3216" w:type="dxa"/>
-            <w:tcBorders>
-              <w:top w:val="single" w:sz="1" w:space="0" w:color="E2E8F0"/>
-              <w:left w:val="single" w:sz="1" w:space="0" w:color="E2E8F0"/>
-              <w:bottom w:val="single" w:sz="1" w:space="0" w:color="E2E8F0"/>
-              <w:right w:val="single" w:sz="1" w:space="0" w:color="E2E8F0"/>
-            </w:tcBorders>
-            <w:tcMar>
-              <w:top w:w="60" w:type="dxa"/>
-              <w:left w:w="100" w:type="dxa"/>
-              <w:bottom w:w="60" w:type="dxa"/>
-              <w:right w:w="100" w:type="dxa"/>
-            </w:tcMar>
-          </w:tcPr>
-          <w:p>
-            <w:r>
-              <w:rPr>
-                <w:color w:val="4A5568"/>
-                <w:sz w:val="20"/>
-                <w:szCs w:val="20"/>
-              </w:rPr>
-              <w:t>Paper forms for government compliance</w:t>
-            </w:r>
-          </w:p>
-        </w:tc>
-        <w:tc>
-          <w:tcPr>
-            <w:tcW w:w="3216" w:type="dxa"/>
-            <w:tcBorders>
-              <w:top w:val="single" w:sz="1" w:space="0" w:color="E2E8F0"/>
-              <w:left w:val="single" w:sz="1" w:space="0" w:color="E2E8F0"/>
-              <w:bottom w:val="single" w:sz="1" w:space="0" w:color="E2E8F0"/>
-              <w:right w:val="single" w:sz="1" w:space="0" w:color="E2E8F0"/>
-            </w:tcBorders>
-            <w:tcMar>
-              <w:top w:w="60" w:type="dxa"/>
-              <w:left w:w="100" w:type="dxa"/>
-              <w:bottom w:w="60" w:type="dxa"/>
-              <w:right w:w="100" w:type="dxa"/>
-            </w:tcMar>
-          </w:tcPr>
-          <w:p>
-            <w:r>
-              <w:rPr>
-                <w:color w:val="4A5568"/>
-                <w:sz w:val="20"/>
-                <w:szCs w:val="20"/>
-              </w:rPr>
-              <w:t>Compliance gaps, penalties, delayed approvals</w:t>
-            </w:r>
-          </w:p>
-        </w:tc>
-        <w:tc>
-          <w:tcPr>
-            <w:tcW w:w="3216" w:type="dxa"/>
-            <w:tcBorders>
-              <w:top w:val="single" w:sz="1" w:space="0" w:color="E2E8F0"/>
-              <w:left w:val="single" w:sz="1" w:space="0" w:color="E2E8F0"/>
-              <w:bottom w:val="single" w:sz="1" w:space="0" w:color="E2E8F0"/>
-              <w:right w:val="single" w:sz="1" w:space="0" w:color="E2E8F0"/>
-            </w:tcBorders>
-            <w:shd w:val="clear" w:color="auto" w:fill="F8F9FA"/>
-            <w:tcMar>
-              <w:top w:w="60" w:type="dxa"/>
-              <w:left w:w="100" w:type="dxa"/>
-              <w:bottom w:w="60" w:type="dxa"/>
-              <w:right w:w="100" w:type="dxa"/>
-            </w:tcMar>
-          </w:tcPr>
-          <w:p>
-            <w:r>
-              <w:rPr>
-                <w:color w:val="4A5568"/>
-                <w:sz w:val="20"/>
-                <w:szCs w:val="20"/>
-              </w:rPr>
-              <w:t>Ejar, Balady, ZATCA, PDPL compliance embedded in workflows</w:t>
             </w:r>
           </w:p>
         </w:tc>
@@ -3999,21 +6110,22 @@
               <w:bottom w:val="single" w:sz="1" w:space="0" w:color="E2E8F0"/>
               <w:right w:val="single" w:sz="1" w:space="0" w:color="E2E8F0"/>
             </w:tcBorders>
-            <w:tcMar>
-              <w:top w:w="60" w:type="dxa"/>
-              <w:left w:w="100" w:type="dxa"/>
-              <w:bottom w:w="60" w:type="dxa"/>
-              <w:right w:w="100" w:type="dxa"/>
-            </w:tcMar>
-          </w:tcPr>
-          <w:p>
-            <w:r>
-              <w:rPr>
-                <w:color w:val="4A5568"/>
-                <w:sz w:val="20"/>
-                <w:szCs w:val="20"/>
-              </w:rPr>
-              <w:t>Large Developers (50+ projects)</w:t>
+            <w:shd w:val="clear" w:color="auto" w:fill="F8F9FA"/>
+            <w:tcMar>
+              <w:top w:w="60" w:type="dxa"/>
+              <w:left w:w="100" w:type="dxa"/>
+              <w:bottom w:w="60" w:type="dxa"/>
+              <w:right w:w="100" w:type="dxa"/>
+            </w:tcMar>
+          </w:tcPr>
+          <w:p>
+            <w:r>
+              <w:rPr>
+                <w:color w:val="4A5568"/>
+                <w:sz w:val="20"/>
+                <w:szCs w:val="20"/>
+              </w:rPr>
+              <w:t>Property Management Cos.</w:t>
             </w:r>
           </w:p>
         </w:tc>
@@ -4026,21 +6138,22 @@
               <w:bottom w:val="single" w:sz="1" w:space="0" w:color="E2E8F0"/>
               <w:right w:val="single" w:sz="1" w:space="0" w:color="E2E8F0"/>
             </w:tcBorders>
-            <w:tcMar>
-              <w:top w:w="60" w:type="dxa"/>
-              <w:left w:w="100" w:type="dxa"/>
-              <w:bottom w:w="60" w:type="dxa"/>
-              <w:right w:w="100" w:type="dxa"/>
-            </w:tcMar>
-          </w:tcPr>
-          <w:p>
-            <w:r>
-              <w:rPr>
-                <w:color w:val="4A5568"/>
-                <w:sz w:val="20"/>
-                <w:szCs w:val="20"/>
-              </w:rPr>
-              <w:t>SAR 2.4B</w:t>
+            <w:shd w:val="clear" w:color="auto" w:fill="F8F9FA"/>
+            <w:tcMar>
+              <w:top w:w="60" w:type="dxa"/>
+              <w:left w:w="100" w:type="dxa"/>
+              <w:bottom w:w="60" w:type="dxa"/>
+              <w:right w:w="100" w:type="dxa"/>
+            </w:tcMar>
+          </w:tcPr>
+          <w:p>
+            <w:r>
+              <w:rPr>
+                <w:color w:val="4A5568"/>
+                <w:sz w:val="20"/>
+                <w:szCs w:val="20"/>
+              </w:rPr>
+              <w:t>SAR 1.8B</w:t>
             </w:r>
           </w:p>
         </w:tc>
@@ -4053,21 +6166,22 @@
               <w:bottom w:val="single" w:sz="1" w:space="0" w:color="E2E8F0"/>
               <w:right w:val="single" w:sz="1" w:space="0" w:color="E2E8F0"/>
             </w:tcBorders>
-            <w:tcMar>
-              <w:top w:w="60" w:type="dxa"/>
-              <w:left w:w="100" w:type="dxa"/>
-              <w:bottom w:w="60" w:type="dxa"/>
-              <w:right w:w="100" w:type="dxa"/>
-            </w:tcMar>
-          </w:tcPr>
-          <w:p>
-            <w:r>
-              <w:rPr>
-                <w:color w:val="4A5568"/>
-                <w:sz w:val="20"/>
-                <w:szCs w:val="20"/>
-              </w:rPr>
-              <w:t>SAR 800M</w:t>
+            <w:shd w:val="clear" w:color="auto" w:fill="F8F9FA"/>
+            <w:tcMar>
+              <w:top w:w="60" w:type="dxa"/>
+              <w:left w:w="100" w:type="dxa"/>
+              <w:bottom w:w="60" w:type="dxa"/>
+              <w:right w:w="100" w:type="dxa"/>
+            </w:tcMar>
+          </w:tcPr>
+          <w:p>
+            <w:r>
+              <w:rPr>
+                <w:color w:val="4A5568"/>
+                <w:sz w:val="20"/>
+                <w:szCs w:val="20"/>
+              </w:rPr>
+              <w:t>SAR 600M</w:t>
             </w:r>
           </w:p>
         </w:tc>
@@ -4080,22 +6194,21 @@
               <w:bottom w:val="single" w:sz="1" w:space="0" w:color="E2E8F0"/>
               <w:right w:val="single" w:sz="1" w:space="0" w:color="E2E8F0"/>
             </w:tcBorders>
-            <w:shd w:val="clear" w:color="auto" w:fill="F8F9FA"/>
-            <w:tcMar>
-              <w:top w:w="60" w:type="dxa"/>
-              <w:left w:w="100" w:type="dxa"/>
-              <w:bottom w:w="60" w:type="dxa"/>
-              <w:right w:w="100" w:type="dxa"/>
-            </w:tcMar>
-          </w:tcPr>
-          <w:p>
-            <w:r>
-              <w:rPr>
-                <w:color w:val="4A5568"/>
-                <w:sz w:val="20"/>
-                <w:szCs w:val="20"/>
-              </w:rPr>
-              <w:t>SAR 48M</w:t>
+            <w:tcMar>
+              <w:top w:w="60" w:type="dxa"/>
+              <w:left w:w="100" w:type="dxa"/>
+              <w:bottom w:w="60" w:type="dxa"/>
+              <w:right w:w="100" w:type="dxa"/>
+            </w:tcMar>
+          </w:tcPr>
+          <w:p>
+            <w:r>
+              <w:rPr>
+                <w:color w:val="4A5568"/>
+                <w:sz w:val="20"/>
+                <w:szCs w:val="20"/>
+              </w:rPr>
+              <w:t>SAR 36M</w:t>
             </w:r>
           </w:p>
         </w:tc>
@@ -4116,6 +6229,87 @@
               <w:bottom w:val="single" w:sz="1" w:space="0" w:color="E2E8F0"/>
               <w:right w:val="single" w:sz="1" w:space="0" w:color="E2E8F0"/>
             </w:tcBorders>
+            <w:tcMar>
+              <w:top w:w="60" w:type="dxa"/>
+              <w:left w:w="100" w:type="dxa"/>
+              <w:bottom w:w="60" w:type="dxa"/>
+              <w:right w:w="100" w:type="dxa"/>
+            </w:tcMar>
+          </w:tcPr>
+          <w:p>
+            <w:r>
+              <w:rPr>
+                <w:color w:val="4A5568"/>
+                <w:sz w:val="20"/>
+                <w:szCs w:val="20"/>
+              </w:rPr>
+              <w:t>Facility Management Firms</w:t>
+            </w:r>
+          </w:p>
+        </w:tc>
+        <w:tc>
+          <w:tcPr>
+            <w:tcW w:w="2412" w:type="dxa"/>
+            <w:tcBorders>
+              <w:top w:val="single" w:sz="1" w:space="0" w:color="E2E8F0"/>
+              <w:left w:val="single" w:sz="1" w:space="0" w:color="E2E8F0"/>
+              <w:bottom w:val="single" w:sz="1" w:space="0" w:color="E2E8F0"/>
+              <w:right w:val="single" w:sz="1" w:space="0" w:color="E2E8F0"/>
+            </w:tcBorders>
+            <w:tcMar>
+              <w:top w:w="60" w:type="dxa"/>
+              <w:left w:w="100" w:type="dxa"/>
+              <w:bottom w:w="60" w:type="dxa"/>
+              <w:right w:w="100" w:type="dxa"/>
+            </w:tcMar>
+          </w:tcPr>
+          <w:p>
+            <w:r>
+              <w:rPr>
+                <w:color w:val="4A5568"/>
+                <w:sz w:val="20"/>
+                <w:szCs w:val="20"/>
+              </w:rPr>
+              <w:t>SAR 1.2B</w:t>
+            </w:r>
+          </w:p>
+        </w:tc>
+        <w:tc>
+          <w:tcPr>
+            <w:tcW w:w="2412" w:type="dxa"/>
+            <w:tcBorders>
+              <w:top w:val="single" w:sz="1" w:space="0" w:color="E2E8F0"/>
+              <w:left w:val="single" w:sz="1" w:space="0" w:color="E2E8F0"/>
+              <w:bottom w:val="single" w:sz="1" w:space="0" w:color="E2E8F0"/>
+              <w:right w:val="single" w:sz="1" w:space="0" w:color="E2E8F0"/>
+            </w:tcBorders>
+            <w:tcMar>
+              <w:top w:w="60" w:type="dxa"/>
+              <w:left w:w="100" w:type="dxa"/>
+              <w:bottom w:w="60" w:type="dxa"/>
+              <w:right w:w="100" w:type="dxa"/>
+            </w:tcMar>
+          </w:tcPr>
+          <w:p>
+            <w:r>
+              <w:rPr>
+                <w:color w:val="4A5568"/>
+                <w:sz w:val="20"/>
+                <w:szCs w:val="20"/>
+              </w:rPr>
+              <w:t>SAR 400M</w:t>
+            </w:r>
+          </w:p>
+        </w:tc>
+        <w:tc>
+          <w:tcPr>
+            <w:tcW w:w="2412" w:type="dxa"/>
+            <w:tcBorders>
+              <w:top w:val="single" w:sz="1" w:space="0" w:color="E2E8F0"/>
+              <w:left w:val="single" w:sz="1" w:space="0" w:color="E2E8F0"/>
+              <w:bottom w:val="single" w:sz="1" w:space="0" w:color="E2E8F0"/>
+              <w:right w:val="single" w:sz="1" w:space="0" w:color="E2E8F0"/>
+            </w:tcBorders>
             <w:shd w:val="clear" w:color="auto" w:fill="F8F9FA"/>
             <w:tcMar>
               <w:top w:w="60" w:type="dxa"/>
@@ -4131,90 +6325,7 @@
                 <w:sz w:val="20"/>
                 <w:szCs w:val="20"/>
               </w:rPr>
-              <w:t>Property Management Cos.</w:t>
-            </w:r>
-          </w:p>
-        </w:tc>
-        <w:tc>
-          <w:tcPr>
-            <w:tcW w:w="2412" w:type="dxa"/>
-            <w:tcBorders>
-              <w:top w:val="single" w:sz="1" w:space="0" w:color="E2E8F0"/>
-              <w:left w:val="single" w:sz="1" w:space="0" w:color="E2E8F0"/>
-              <w:bottom w:val="single" w:sz="1" w:space="0" w:color="E2E8F0"/>
-              <w:right w:val="single" w:sz="1" w:space="0" w:color="E2E8F0"/>
-            </w:tcBorders>
-            <w:shd w:val="clear" w:color="auto" w:fill="F8F9FA"/>
-            <w:tcMar>
-              <w:top w:w="60" w:type="dxa"/>
-              <w:left w:w="100" w:type="dxa"/>
-              <w:bottom w:w="60" w:type="dxa"/>
-              <w:right w:w="100" w:type="dxa"/>
-            </w:tcMar>
-          </w:tcPr>
-          <w:p>
-            <w:r>
-              <w:rPr>
-                <w:color w:val="4A5568"/>
-                <w:sz w:val="20"/>
-                <w:szCs w:val="20"/>
-              </w:rPr>
-              <w:t>SAR 1.8B</w:t>
-            </w:r>
-          </w:p>
-        </w:tc>
-        <w:tc>
-          <w:tcPr>
-            <w:tcW w:w="2412" w:type="dxa"/>
-            <w:tcBorders>
-              <w:top w:val="single" w:sz="1" w:space="0" w:color="E2E8F0"/>
-              <w:left w:val="single" w:sz="1" w:space="0" w:color="E2E8F0"/>
-              <w:bottom w:val="single" w:sz="1" w:space="0" w:color="E2E8F0"/>
-              <w:right w:val="single" w:sz="1" w:space="0" w:color="E2E8F0"/>
-            </w:tcBorders>
-            <w:shd w:val="clear" w:color="auto" w:fill="F8F9FA"/>
-            <w:tcMar>
-              <w:top w:w="60" w:type="dxa"/>
-              <w:left w:w="100" w:type="dxa"/>
-              <w:bottom w:w="60" w:type="dxa"/>
-              <w:right w:w="100" w:type="dxa"/>
-            </w:tcMar>
-          </w:tcPr>
-          <w:p>
-            <w:r>
-              <w:rPr>
-                <w:color w:val="4A5568"/>
-                <w:sz w:val="20"/>
-                <w:szCs w:val="20"/>
-              </w:rPr>
-              <w:t>SAR 600M</w:t>
-            </w:r>
-          </w:p>
-        </w:tc>
-        <w:tc>
-          <w:tcPr>
-            <w:tcW w:w="2412" w:type="dxa"/>
-            <w:tcBorders>
-              <w:top w:val="single" w:sz="1" w:space="0" w:color="E2E8F0"/>
-              <w:left w:val="single" w:sz="1" w:space="0" w:color="E2E8F0"/>
-              <w:bottom w:val="single" w:sz="1" w:space="0" w:color="E2E8F0"/>
-              <w:right w:val="single" w:sz="1" w:space="0" w:color="E2E8F0"/>
-            </w:tcBorders>
-            <w:tcMar>
-              <w:top w:w="60" w:type="dxa"/>
-              <w:left w:w="100" w:type="dxa"/>
-              <w:bottom w:w="60" w:type="dxa"/>
-              <w:right w:w="100" w:type="dxa"/>
-            </w:tcMar>
-          </w:tcPr>
-          <w:p>
-            <w:r>
-              <w:rPr>
-                <w:color w:val="4A5568"/>
-                <w:sz w:val="20"/>
-                <w:szCs w:val="20"/>
-              </w:rPr>
-              <w:t>SAR 36M</w:t>
+              <w:t>SAR 24M</w:t>
             </w:r>
           </w:p>
         </w:tc>
@@ -4235,123 +6346,6 @@
               <w:bottom w:val="single" w:sz="1" w:space="0" w:color="E2E8F0"/>
               <w:right w:val="single" w:sz="1" w:space="0" w:color="E2E8F0"/>
             </w:tcBorders>
-            <w:tcMar>
-              <w:top w:w="60" w:type="dxa"/>
-              <w:left w:w="100" w:type="dxa"/>
-              <w:bottom w:w="60" w:type="dxa"/>
-              <w:right w:w="100" w:type="dxa"/>
-            </w:tcMar>
-          </w:tcPr>
-          <w:p>
-            <w:r>
-              <w:rPr>
-                <w:color w:val="4A5568"/>
-                <w:sz w:val="20"/>
-                <w:szCs w:val="20"/>
-              </w:rPr>
-              <w:t>Facility Management Firms</w:t>
-            </w:r>
-          </w:p>
-        </w:tc>
-        <w:tc>
-          <w:tcPr>
-            <w:tcW w:w="2412" w:type="dxa"/>
-            <w:tcBorders>
-              <w:top w:val="single" w:sz="1" w:space="0" w:color="E2E8F0"/>
-              <w:left w:val="single" w:sz="1" w:space="0" w:color="E2E8F0"/>
-              <w:bottom w:val="single" w:sz="1" w:space="0" w:color="E2E8F0"/>
-              <w:right w:val="single" w:sz="1" w:space="0" w:color="E2E8F0"/>
-            </w:tcBorders>
-            <w:tcMar>
-              <w:top w:w="60" w:type="dxa"/>
-              <w:left w:w="100" w:type="dxa"/>
-              <w:bottom w:w="60" w:type="dxa"/>
-              <w:right w:w="100" w:type="dxa"/>
-            </w:tcMar>
-          </w:tcPr>
-          <w:p>
-            <w:r>
-              <w:rPr>
-                <w:color w:val="4A5568"/>
-                <w:sz w:val="20"/>
-                <w:szCs w:val="20"/>
-              </w:rPr>
-              <w:t>SAR 1.2B</w:t>
-            </w:r>
-          </w:p>
-        </w:tc>
-        <w:tc>
-          <w:tcPr>
-            <w:tcW w:w="2412" w:type="dxa"/>
-            <w:tcBorders>
-              <w:top w:val="single" w:sz="1" w:space="0" w:color="E2E8F0"/>
-              <w:left w:val="single" w:sz="1" w:space="0" w:color="E2E8F0"/>
-              <w:bottom w:val="single" w:sz="1" w:space="0" w:color="E2E8F0"/>
-              <w:right w:val="single" w:sz="1" w:space="0" w:color="E2E8F0"/>
-            </w:tcBorders>
-            <w:tcMar>
-              <w:top w:w="60" w:type="dxa"/>
-              <w:left w:w="100" w:type="dxa"/>
-              <w:bottom w:w="60" w:type="dxa"/>
-              <w:right w:w="100" w:type="dxa"/>
-            </w:tcMar>
-          </w:tcPr>
-          <w:p>
-            <w:r>
-              <w:rPr>
-                <w:color w:val="4A5568"/>
-                <w:sz w:val="20"/>
-                <w:szCs w:val="20"/>
-              </w:rPr>
-              <w:t>SAR 400M</w:t>
-            </w:r>
-          </w:p>
-        </w:tc>
-        <w:tc>
-          <w:tcPr>
-            <w:tcW w:w="2412" w:type="dxa"/>
-            <w:tcBorders>
-              <w:top w:val="single" w:sz="1" w:space="0" w:color="E2E8F0"/>
-              <w:left w:val="single" w:sz="1" w:space="0" w:color="E2E8F0"/>
-              <w:bottom w:val="single" w:sz="1" w:space="0" w:color="E2E8F0"/>
-              <w:right w:val="single" w:sz="1" w:space="0" w:color="E2E8F0"/>
-            </w:tcBorders>
-            <w:shd w:val="clear" w:color="auto" w:fill="F8F9FA"/>
-            <w:tcMar>
-              <w:top w:w="60" w:type="dxa"/>
-              <w:left w:w="100" w:type="dxa"/>
-              <w:bottom w:w="60" w:type="dxa"/>
-              <w:right w:w="100" w:type="dxa"/>
-            </w:tcMar>
-          </w:tcPr>
-          <w:p>
-            <w:r>
-              <w:rPr>
-                <w:color w:val="4A5568"/>
-                <w:sz w:val="20"/>
-                <w:szCs w:val="20"/>
-              </w:rPr>
-              <w:t>SAR 24M</w:t>
-            </w:r>
-          </w:p>
-        </w:tc>
-      </w:tr>
-      <w:tr>
-        <w:tblPrEx>
-          <w:tblCellMar>
-            <w:top w:w="0" w:type="dxa"/>
-            <w:bottom w:w="0" w:type="dxa"/>
-          </w:tblCellMar>
-        </w:tblPrEx>
-        <w:tc>
-          <w:tcPr>
-            <w:tcW w:w="2412" w:type="dxa"/>
-            <w:tcBorders>
-              <w:top w:val="single" w:sz="1" w:space="0" w:color="E2E8F0"/>
-              <w:left w:val="single" w:sz="1" w:space="0" w:color="E2E8F0"/>
-              <w:bottom w:val="single" w:sz="1" w:space="0" w:color="E2E8F0"/>
-              <w:right w:val="single" w:sz="1" w:space="0" w:color="E2E8F0"/>
-            </w:tcBorders>
             <w:shd w:val="clear" w:color="auto" w:fill="F8F9FA"/>
             <w:tcMar>
               <w:top w:w="60" w:type="dxa"/>
@@ -4599,7 +6593,7 @@
         <w:rPr>
           <w:color w:val="4A5568"/>
         </w:rPr>
-        <w:t>Saudi regulatory requirements (Ejar, Balady, ZATCA, PDPL, NCA, MOC, Absher) are embedded into business workflows, not bolted on as afterthoughts. When a team member creates a lease, it is automatically Ejar-compliant. When a contract is signed, installment schedules are auto-generated and all Ejar compliance fields are enforced.</w:t>
+        <w:t>Saudi regulatory requirements (Ejar, REGA, Balady, ZATCA, PDPL) are embedded into business workflows, not bolted on as afterthoughts. When a team member creates a lease, it is automatically Ejar-compliant. When a contract is signed for an residential unit, payment management rules are enforced.</w:t>
       </w:r>
     </w:p>
     <w:p>
@@ -4639,7 +6633,7 @@
         <w:rPr>
           <w:color w:val="4A5568"/>
         </w:rPr>
-        <w:t>No other platform covers the complete operational spectrum from CRM and sales pipeline management through contract lifecycle, lease management, maintenance work orders, and financial reporting in a single integrated system. Mimaric eliminates the need for multiple point solutions and the integration complexity they create.</w:t>
+        <w:t>No other platform covers the complete spectrum from raw property management through urban planning, construction management, sales, leasing, maintenance, and financial reporting. Mimaric eliminates the need for multiple point solutions and the integration complexity they create.</w:t>
       </w:r>
     </w:p>
     <w:p>
@@ -4719,7 +6713,8 @@
         <w:rPr>
           <w:color w:val="4A5568"/>
         </w:rPr>
-        <w:t>PDPL and NCA compliance built into the architecture: AES-256-GCM encryption for personal data, 50 granular permissions across 7 user roles, complete audit trails for every data access, and NIST-aligned password policies.</w:t>
+        <w:lastRenderedPageBreak/>
+        <w:t>PDPL and NCA compliance built into the architecture: AES-256-GCM encryption for personal data, 40+ granular permissions across 13 user roles, complete audit trails for every data access, and NIST-aligned password policies.</w:t>
       </w:r>
     </w:p>
     <w:p>
@@ -4805,7 +6800,7 @@
         <w:rPr>
           <w:color w:val="4A5568"/>
         </w:rPr>
-        <w:t>Mimaric's 13 integrated modules cover the entire property lifecycle. Each module is designed to deliver specific business outcomes while seamlessly sharing data with other modules.</w:t>
+        <w:t>Mimaric's 16 integrated modules cover the entire property lifecycle. Each module is designed to deliver specific business outcomes while seamlessly sharing data with other modules.</w:t>
       </w:r>
     </w:p>
     <w:p>
@@ -5021,7 +7016,7 @@
                 <w:sz w:val="20"/>
                 <w:szCs w:val="20"/>
               </w:rPr>
-              <w:t>Portfolio-wide KPIs, deals overview, payment tracking, maintenance summary, occupancy trends</w:t>
+              <w:t>Portfolio-wide KPIs, occupancy trends, revenue visualization, maintenance cost tracking</w:t>
             </w:r>
           </w:p>
         </w:tc>
@@ -5237,7 +7232,7 @@
                 <w:sz w:val="20"/>
                 <w:szCs w:val="20"/>
               </w:rPr>
-              <w:t>Deals</w:t>
+              <w:t>Reservations</w:t>
             </w:r>
           </w:p>
         </w:tc>
@@ -5264,7 +7259,7 @@
                 <w:sz w:val="20"/>
                 <w:szCs w:val="20"/>
               </w:rPr>
-              <w:t>Reservation/deal management</w:t>
+              <w:t>Temporary unit holds</w:t>
             </w:r>
           </w:p>
         </w:tc>
@@ -5292,7 +7287,7 @@
                 <w:sz w:val="20"/>
                 <w:szCs w:val="20"/>
               </w:rPr>
-              <w:t>Reservation workflow with expiry management, customer-unit linking, deal status tracking</w:t>
+              <w:t>Time-bound reservations linked to customers and units with expiry management</w:t>
             </w:r>
           </w:p>
         </w:tc>
@@ -5313,6 +7308,60 @@
               <w:bottom w:val="single" w:sz="1" w:space="0" w:color="E2E8F0"/>
               <w:right w:val="single" w:sz="1" w:space="0" w:color="E2E8F0"/>
             </w:tcBorders>
+            <w:tcMar>
+              <w:top w:w="60" w:type="dxa"/>
+              <w:left w:w="100" w:type="dxa"/>
+              <w:bottom w:w="60" w:type="dxa"/>
+              <w:right w:w="100" w:type="dxa"/>
+            </w:tcMar>
+          </w:tcPr>
+          <w:p>
+            <w:r>
+              <w:rPr>
+                <w:color w:val="4A5568"/>
+                <w:sz w:val="20"/>
+                <w:szCs w:val="20"/>
+              </w:rPr>
+              <w:t>Rentals</w:t>
+            </w:r>
+          </w:p>
+        </w:tc>
+        <w:tc>
+          <w:tcPr>
+            <w:tcW w:w="3000" w:type="dxa"/>
+            <w:tcBorders>
+              <w:top w:val="single" w:sz="1" w:space="0" w:color="E2E8F0"/>
+              <w:left w:val="single" w:sz="1" w:space="0" w:color="E2E8F0"/>
+              <w:bottom w:val="single" w:sz="1" w:space="0" w:color="E2E8F0"/>
+              <w:right w:val="single" w:sz="1" w:space="0" w:color="E2E8F0"/>
+            </w:tcBorders>
+            <w:tcMar>
+              <w:top w:w="60" w:type="dxa"/>
+              <w:left w:w="100" w:type="dxa"/>
+              <w:bottom w:w="60" w:type="dxa"/>
+              <w:right w:w="100" w:type="dxa"/>
+            </w:tcMar>
+          </w:tcPr>
+          <w:p>
+            <w:r>
+              <w:rPr>
+                <w:color w:val="4A5568"/>
+                <w:sz w:val="20"/>
+                <w:szCs w:val="20"/>
+              </w:rPr>
+              <w:t>Tenancy management</w:t>
+            </w:r>
+          </w:p>
+        </w:tc>
+        <w:tc>
+          <w:tcPr>
+            <w:tcW w:w="4848" w:type="dxa"/>
+            <w:tcBorders>
+              <w:top w:val="single" w:sz="1" w:space="0" w:color="E2E8F0"/>
+              <w:left w:val="single" w:sz="1" w:space="0" w:color="E2E8F0"/>
+              <w:bottom w:val="single" w:sz="1" w:space="0" w:color="E2E8F0"/>
+              <w:right w:val="single" w:sz="1" w:space="0" w:color="E2E8F0"/>
+            </w:tcBorders>
             <w:shd w:val="clear" w:color="auto" w:fill="F8F9FA"/>
             <w:tcMar>
               <w:top w:w="60" w:type="dxa"/>
@@ -5328,62 +7377,7 @@
                 <w:sz w:val="20"/>
                 <w:szCs w:val="20"/>
               </w:rPr>
-              <w:t>Contracts</w:t>
-            </w:r>
-          </w:p>
-        </w:tc>
-        <w:tc>
-          <w:tcPr>
-            <w:tcW w:w="3000" w:type="dxa"/>
-            <w:tcBorders>
-              <w:top w:val="single" w:sz="1" w:space="0" w:color="E2E8F0"/>
-              <w:left w:val="single" w:sz="1" w:space="0" w:color="E2E8F0"/>
-              <w:bottom w:val="single" w:sz="1" w:space="0" w:color="E2E8F0"/>
-              <w:right w:val="single" w:sz="1" w:space="0" w:color="E2E8F0"/>
-            </w:tcBorders>
-            <w:shd w:val="clear" w:color="auto" w:fill="F8F9FA"/>
-            <w:tcMar>
-              <w:top w:w="60" w:type="dxa"/>
-              <w:left w:w="100" w:type="dxa"/>
-              <w:bottom w:w="60" w:type="dxa"/>
-              <w:right w:w="100" w:type="dxa"/>
-            </w:tcMar>
-          </w:tcPr>
-          <w:p>
-            <w:r>
-              <w:rPr>
-                <w:color w:val="4A5568"/>
-                <w:sz w:val="20"/>
-                <w:szCs w:val="20"/>
-              </w:rPr>
-              <w:t>Agreement lifecycle</w:t>
-            </w:r>
-          </w:p>
-        </w:tc>
-        <w:tc>
-          <w:tcPr>
-            <w:tcW w:w="4848" w:type="dxa"/>
-            <w:tcBorders>
-              <w:top w:val="single" w:sz="1" w:space="0" w:color="E2E8F0"/>
-              <w:left w:val="single" w:sz="1" w:space="0" w:color="E2E8F0"/>
-              <w:bottom w:val="single" w:sz="1" w:space="0" w:color="E2E8F0"/>
-              <w:right w:val="single" w:sz="1" w:space="0" w:color="E2E8F0"/>
-            </w:tcBorders>
-            <w:tcMar>
-              <w:top w:w="60" w:type="dxa"/>
-              <w:left w:w="100" w:type="dxa"/>
-              <w:bottom w:w="60" w:type="dxa"/>
-              <w:right w:w="100" w:type="dxa"/>
-            </w:tcMar>
-          </w:tcPr>
-          <w:p>
-            <w:r>
-              <w:rPr>
-                <w:color w:val="4A5568"/>
-                <w:sz w:val="20"/>
-                <w:szCs w:val="20"/>
-              </w:rPr>
-              <w:t>Sale + lease types, Ejar compliance, auto-numbering, 4-state lifecycle (Draft → Sent → Signed → Void/Cancelled)</w:t>
+              <w:t>Lease creation wizard, auto-generated installments, rent collection tracking, overdue alerts</w:t>
             </w:r>
           </w:p>
         </w:tc>
@@ -5404,21 +7398,22 @@
               <w:bottom w:val="single" w:sz="1" w:space="0" w:color="E2E8F0"/>
               <w:right w:val="single" w:sz="1" w:space="0" w:color="E2E8F0"/>
             </w:tcBorders>
-            <w:tcMar>
-              <w:top w:w="60" w:type="dxa"/>
-              <w:left w:w="100" w:type="dxa"/>
-              <w:bottom w:w="60" w:type="dxa"/>
-              <w:right w:w="100" w:type="dxa"/>
-            </w:tcMar>
-          </w:tcPr>
-          <w:p>
-            <w:r>
-              <w:rPr>
-                <w:color w:val="4A5568"/>
-                <w:sz w:val="20"/>
-                <w:szCs w:val="20"/>
-              </w:rPr>
-              <w:t>Rentals</w:t>
+            <w:shd w:val="clear" w:color="auto" w:fill="F8F9FA"/>
+            <w:tcMar>
+              <w:top w:w="60" w:type="dxa"/>
+              <w:left w:w="100" w:type="dxa"/>
+              <w:bottom w:w="60" w:type="dxa"/>
+              <w:right w:w="100" w:type="dxa"/>
+            </w:tcMar>
+          </w:tcPr>
+          <w:p>
+            <w:r>
+              <w:rPr>
+                <w:color w:val="4A5568"/>
+                <w:sz w:val="20"/>
+                <w:szCs w:val="20"/>
+              </w:rPr>
+              <w:t>Finance</w:t>
             </w:r>
           </w:p>
         </w:tc>
@@ -5431,21 +7426,22 @@
               <w:bottom w:val="single" w:sz="1" w:space="0" w:color="E2E8F0"/>
               <w:right w:val="single" w:sz="1" w:space="0" w:color="E2E8F0"/>
             </w:tcBorders>
-            <w:tcMar>
-              <w:top w:w="60" w:type="dxa"/>
-              <w:left w:w="100" w:type="dxa"/>
-              <w:bottom w:w="60" w:type="dxa"/>
-              <w:right w:w="100" w:type="dxa"/>
-            </w:tcMar>
-          </w:tcPr>
-          <w:p>
-            <w:r>
-              <w:rPr>
-                <w:color w:val="4A5568"/>
-                <w:sz w:val="20"/>
-                <w:szCs w:val="20"/>
-              </w:rPr>
-              <w:t>Tenancy management</w:t>
+            <w:shd w:val="clear" w:color="auto" w:fill="F8F9FA"/>
+            <w:tcMar>
+              <w:top w:w="60" w:type="dxa"/>
+              <w:left w:w="100" w:type="dxa"/>
+              <w:bottom w:w="60" w:type="dxa"/>
+              <w:right w:w="100" w:type="dxa"/>
+            </w:tcMar>
+          </w:tcPr>
+          <w:p>
+            <w:r>
+              <w:rPr>
+                <w:color w:val="4A5568"/>
+                <w:sz w:val="20"/>
+                <w:szCs w:val="20"/>
+              </w:rPr>
+              <w:t>Financial intelligence</w:t>
             </w:r>
           </w:p>
         </w:tc>
@@ -5458,22 +7454,21 @@
               <w:bottom w:val="single" w:sz="1" w:space="0" w:color="E2E8F0"/>
               <w:right w:val="single" w:sz="1" w:space="0" w:color="E2E8F0"/>
             </w:tcBorders>
-            <w:shd w:val="clear" w:color="auto" w:fill="F8F9FA"/>
-            <w:tcMar>
-              <w:top w:w="60" w:type="dxa"/>
-              <w:left w:w="100" w:type="dxa"/>
-              <w:bottom w:w="60" w:type="dxa"/>
-              <w:right w:w="100" w:type="dxa"/>
-            </w:tcMar>
-          </w:tcPr>
-          <w:p>
-            <w:r>
-              <w:rPr>
-                <w:color w:val="4A5568"/>
-                <w:sz w:val="20"/>
-                <w:szCs w:val="20"/>
-              </w:rPr>
-              <w:t>Lease creation wizard, auto-generated installments, rent collection tracking, overdue alerts</w:t>
+            <w:tcMar>
+              <w:top w:w="60" w:type="dxa"/>
+              <w:left w:w="100" w:type="dxa"/>
+              <w:bottom w:w="60" w:type="dxa"/>
+              <w:right w:w="100" w:type="dxa"/>
+            </w:tcMar>
+          </w:tcPr>
+          <w:p>
+            <w:r>
+              <w:rPr>
+                <w:color w:val="4A5568"/>
+                <w:sz w:val="20"/>
+                <w:szCs w:val="20"/>
+              </w:rPr>
+              <w:t>Revenue KPIs, ZATCA-compliant VAT, P&amp;L per unit/project, rent collection analytics</w:t>
             </w:r>
           </w:p>
         </w:tc>
@@ -5494,6 +7489,60 @@
               <w:bottom w:val="single" w:sz="1" w:space="0" w:color="E2E8F0"/>
               <w:right w:val="single" w:sz="1" w:space="0" w:color="E2E8F0"/>
             </w:tcBorders>
+            <w:tcMar>
+              <w:top w:w="60" w:type="dxa"/>
+              <w:left w:w="100" w:type="dxa"/>
+              <w:bottom w:w="60" w:type="dxa"/>
+              <w:right w:w="100" w:type="dxa"/>
+            </w:tcMar>
+          </w:tcPr>
+          <w:p>
+            <w:r>
+              <w:rPr>
+                <w:color w:val="4A5568"/>
+                <w:sz w:val="20"/>
+                <w:szCs w:val="20"/>
+              </w:rPr>
+              <w:t>Maintenance</w:t>
+            </w:r>
+          </w:p>
+        </w:tc>
+        <w:tc>
+          <w:tcPr>
+            <w:tcW w:w="3000" w:type="dxa"/>
+            <w:tcBorders>
+              <w:top w:val="single" w:sz="1" w:space="0" w:color="E2E8F0"/>
+              <w:left w:val="single" w:sz="1" w:space="0" w:color="E2E8F0"/>
+              <w:bottom w:val="single" w:sz="1" w:space="0" w:color="E2E8F0"/>
+              <w:right w:val="single" w:sz="1" w:space="0" w:color="E2E8F0"/>
+            </w:tcBorders>
+            <w:tcMar>
+              <w:top w:w="60" w:type="dxa"/>
+              <w:left w:w="100" w:type="dxa"/>
+              <w:bottom w:w="60" w:type="dxa"/>
+              <w:right w:w="100" w:type="dxa"/>
+            </w:tcMar>
+          </w:tcPr>
+          <w:p>
+            <w:r>
+              <w:rPr>
+                <w:color w:val="4A5568"/>
+                <w:sz w:val="20"/>
+                <w:szCs w:val="20"/>
+              </w:rPr>
+              <w:t>CMMS work orders</w:t>
+            </w:r>
+          </w:p>
+        </w:tc>
+        <w:tc>
+          <w:tcPr>
+            <w:tcW w:w="4848" w:type="dxa"/>
+            <w:tcBorders>
+              <w:top w:val="single" w:sz="1" w:space="0" w:color="E2E8F0"/>
+              <w:left w:val="single" w:sz="1" w:space="0" w:color="E2E8F0"/>
+              <w:bottom w:val="single" w:sz="1" w:space="0" w:color="E2E8F0"/>
+              <w:right w:val="single" w:sz="1" w:space="0" w:color="E2E8F0"/>
+            </w:tcBorders>
             <w:shd w:val="clear" w:color="auto" w:fill="F8F9FA"/>
             <w:tcMar>
               <w:top w:w="60" w:type="dxa"/>
@@ -5509,62 +7558,7 @@
                 <w:sz w:val="20"/>
                 <w:szCs w:val="20"/>
               </w:rPr>
-              <w:t>Finance</w:t>
-            </w:r>
-          </w:p>
-        </w:tc>
-        <w:tc>
-          <w:tcPr>
-            <w:tcW w:w="3000" w:type="dxa"/>
-            <w:tcBorders>
-              <w:top w:val="single" w:sz="1" w:space="0" w:color="E2E8F0"/>
-              <w:left w:val="single" w:sz="1" w:space="0" w:color="E2E8F0"/>
-              <w:bottom w:val="single" w:sz="1" w:space="0" w:color="E2E8F0"/>
-              <w:right w:val="single" w:sz="1" w:space="0" w:color="E2E8F0"/>
-            </w:tcBorders>
-            <w:shd w:val="clear" w:color="auto" w:fill="F8F9FA"/>
-            <w:tcMar>
-              <w:top w:w="60" w:type="dxa"/>
-              <w:left w:w="100" w:type="dxa"/>
-              <w:bottom w:w="60" w:type="dxa"/>
-              <w:right w:w="100" w:type="dxa"/>
-            </w:tcMar>
-          </w:tcPr>
-          <w:p>
-            <w:r>
-              <w:rPr>
-                <w:color w:val="4A5568"/>
-                <w:sz w:val="20"/>
-                <w:szCs w:val="20"/>
-              </w:rPr>
-              <w:t>Financial intelligence</w:t>
-            </w:r>
-          </w:p>
-        </w:tc>
-        <w:tc>
-          <w:tcPr>
-            <w:tcW w:w="4848" w:type="dxa"/>
-            <w:tcBorders>
-              <w:top w:val="single" w:sz="1" w:space="0" w:color="E2E8F0"/>
-              <w:left w:val="single" w:sz="1" w:space="0" w:color="E2E8F0"/>
-              <w:bottom w:val="single" w:sz="1" w:space="0" w:color="E2E8F0"/>
-              <w:right w:val="single" w:sz="1" w:space="0" w:color="E2E8F0"/>
-            </w:tcBorders>
-            <w:tcMar>
-              <w:top w:w="60" w:type="dxa"/>
-              <w:left w:w="100" w:type="dxa"/>
-              <w:bottom w:w="60" w:type="dxa"/>
-              <w:right w:w="100" w:type="dxa"/>
-            </w:tcMar>
-          </w:tcPr>
-          <w:p>
-            <w:r>
-              <w:rPr>
-                <w:color w:val="4A5568"/>
-                <w:sz w:val="20"/>
-                <w:szCs w:val="20"/>
-              </w:rPr>
-              <w:t>Revenue KPIs, ZATCA-compliant VAT, P&amp;L per unit/project, rent collection analytics</w:t>
+              <w:t>10 categories, priority-based assignment, SLA tracking, cost tracking, Kanban + table views</w:t>
             </w:r>
           </w:p>
         </w:tc>
@@ -5585,21 +7579,22 @@
               <w:bottom w:val="single" w:sz="1" w:space="0" w:color="E2E8F0"/>
               <w:right w:val="single" w:sz="1" w:space="0" w:color="E2E8F0"/>
             </w:tcBorders>
-            <w:tcMar>
-              <w:top w:w="60" w:type="dxa"/>
-              <w:left w:w="100" w:type="dxa"/>
-              <w:bottom w:w="60" w:type="dxa"/>
-              <w:right w:w="100" w:type="dxa"/>
-            </w:tcMar>
-          </w:tcPr>
-          <w:p>
-            <w:r>
-              <w:rPr>
-                <w:color w:val="4A5568"/>
-                <w:sz w:val="20"/>
-                <w:szCs w:val="20"/>
-              </w:rPr>
-              <w:t>Maintenance</w:t>
+            <w:shd w:val="clear" w:color="auto" w:fill="F8F9FA"/>
+            <w:tcMar>
+              <w:top w:w="60" w:type="dxa"/>
+              <w:left w:w="100" w:type="dxa"/>
+              <w:bottom w:w="60" w:type="dxa"/>
+              <w:right w:w="100" w:type="dxa"/>
+            </w:tcMar>
+          </w:tcPr>
+          <w:p>
+            <w:r>
+              <w:rPr>
+                <w:color w:val="4A5568"/>
+                <w:sz w:val="20"/>
+                <w:szCs w:val="20"/>
+              </w:rPr>
+              <w:t>Preventive Maint.</w:t>
             </w:r>
           </w:p>
         </w:tc>
@@ -5612,21 +7607,22 @@
               <w:bottom w:val="single" w:sz="1" w:space="0" w:color="E2E8F0"/>
               <w:right w:val="single" w:sz="1" w:space="0" w:color="E2E8F0"/>
             </w:tcBorders>
-            <w:tcMar>
-              <w:top w:w="60" w:type="dxa"/>
-              <w:left w:w="100" w:type="dxa"/>
-              <w:bottom w:w="60" w:type="dxa"/>
-              <w:right w:w="100" w:type="dxa"/>
-            </w:tcMar>
-          </w:tcPr>
-          <w:p>
-            <w:r>
-              <w:rPr>
-                <w:color w:val="4A5568"/>
-                <w:sz w:val="20"/>
-                <w:szCs w:val="20"/>
-              </w:rPr>
-              <w:t>CMMS work orders</w:t>
+            <w:shd w:val="clear" w:color="auto" w:fill="F8F9FA"/>
+            <w:tcMar>
+              <w:top w:w="60" w:type="dxa"/>
+              <w:left w:w="100" w:type="dxa"/>
+              <w:bottom w:w="60" w:type="dxa"/>
+              <w:right w:w="100" w:type="dxa"/>
+            </w:tcMar>
+          </w:tcPr>
+          <w:p>
+            <w:r>
+              <w:rPr>
+                <w:color w:val="4A5568"/>
+                <w:sz w:val="20"/>
+                <w:szCs w:val="20"/>
+              </w:rPr>
+              <w:t>Scheduled maintenance</w:t>
             </w:r>
           </w:p>
         </w:tc>
@@ -5639,22 +7635,21 @@
               <w:bottom w:val="single" w:sz="1" w:space="0" w:color="E2E8F0"/>
               <w:right w:val="single" w:sz="1" w:space="0" w:color="E2E8F0"/>
             </w:tcBorders>
-            <w:shd w:val="clear" w:color="auto" w:fill="F8F9FA"/>
-            <w:tcMar>
-              <w:top w:w="60" w:type="dxa"/>
-              <w:left w:w="100" w:type="dxa"/>
-              <w:bottom w:w="60" w:type="dxa"/>
-              <w:right w:w="100" w:type="dxa"/>
-            </w:tcMar>
-          </w:tcPr>
-          <w:p>
-            <w:r>
-              <w:rPr>
-                <w:color w:val="4A5568"/>
-                <w:sz w:val="20"/>
-                <w:szCs w:val="20"/>
-              </w:rPr>
-              <w:t>10 categories, priority-based assignment, SLA tracking, cost tracking, Kanban + table views</w:t>
+            <w:tcMar>
+              <w:top w:w="60" w:type="dxa"/>
+              <w:left w:w="100" w:type="dxa"/>
+              <w:bottom w:w="60" w:type="dxa"/>
+              <w:right w:w="100" w:type="dxa"/>
+            </w:tcMar>
+          </w:tcPr>
+          <w:p>
+            <w:r>
+              <w:rPr>
+                <w:color w:val="4A5568"/>
+                <w:sz w:val="20"/>
+                <w:szCs w:val="20"/>
+              </w:rPr>
+              <w:t>7 recurrence frequencies (daily to annual), auto work-order generation, proactive maintenance</w:t>
             </w:r>
           </w:p>
         </w:tc>
@@ -5675,6 +7670,60 @@
               <w:bottom w:val="single" w:sz="1" w:space="0" w:color="E2E8F0"/>
               <w:right w:val="single" w:sz="1" w:space="0" w:color="E2E8F0"/>
             </w:tcBorders>
+            <w:tcMar>
+              <w:top w:w="60" w:type="dxa"/>
+              <w:left w:w="100" w:type="dxa"/>
+              <w:bottom w:w="60" w:type="dxa"/>
+              <w:right w:w="100" w:type="dxa"/>
+            </w:tcMar>
+          </w:tcPr>
+          <w:p>
+            <w:r>
+              <w:rPr>
+                <w:color w:val="4A5568"/>
+                <w:sz w:val="20"/>
+                <w:szCs w:val="20"/>
+              </w:rPr>
+              <w:t>Help Center</w:t>
+            </w:r>
+          </w:p>
+        </w:tc>
+        <w:tc>
+          <w:tcPr>
+            <w:tcW w:w="3000" w:type="dxa"/>
+            <w:tcBorders>
+              <w:top w:val="single" w:sz="1" w:space="0" w:color="E2E8F0"/>
+              <w:left w:val="single" w:sz="1" w:space="0" w:color="E2E8F0"/>
+              <w:bottom w:val="single" w:sz="1" w:space="0" w:color="E2E8F0"/>
+              <w:right w:val="single" w:sz="1" w:space="0" w:color="E2E8F0"/>
+            </w:tcBorders>
+            <w:tcMar>
+              <w:top w:w="60" w:type="dxa"/>
+              <w:left w:w="100" w:type="dxa"/>
+              <w:bottom w:w="60" w:type="dxa"/>
+              <w:right w:w="100" w:type="dxa"/>
+            </w:tcMar>
+          </w:tcPr>
+          <w:p>
+            <w:r>
+              <w:rPr>
+                <w:color w:val="4A5568"/>
+                <w:sz w:val="20"/>
+                <w:szCs w:val="20"/>
+              </w:rPr>
+              <w:t>Support hub</w:t>
+            </w:r>
+          </w:p>
+        </w:tc>
+        <w:tc>
+          <w:tcPr>
+            <w:tcW w:w="4848" w:type="dxa"/>
+            <w:tcBorders>
+              <w:top w:val="single" w:sz="1" w:space="0" w:color="E2E8F0"/>
+              <w:left w:val="single" w:sz="1" w:space="0" w:color="E2E8F0"/>
+              <w:bottom w:val="single" w:sz="1" w:space="0" w:color="E2E8F0"/>
+              <w:right w:val="single" w:sz="1" w:space="0" w:color="E2E8F0"/>
+            </w:tcBorders>
             <w:shd w:val="clear" w:color="auto" w:fill="F8F9FA"/>
             <w:tcMar>
               <w:top w:w="60" w:type="dxa"/>
@@ -5690,62 +7739,7 @@
                 <w:sz w:val="20"/>
                 <w:szCs w:val="20"/>
               </w:rPr>
-              <w:t>Preventive Maint.</w:t>
-            </w:r>
-          </w:p>
-        </w:tc>
-        <w:tc>
-          <w:tcPr>
-            <w:tcW w:w="3000" w:type="dxa"/>
-            <w:tcBorders>
-              <w:top w:val="single" w:sz="1" w:space="0" w:color="E2E8F0"/>
-              <w:left w:val="single" w:sz="1" w:space="0" w:color="E2E8F0"/>
-              <w:bottom w:val="single" w:sz="1" w:space="0" w:color="E2E8F0"/>
-              <w:right w:val="single" w:sz="1" w:space="0" w:color="E2E8F0"/>
-            </w:tcBorders>
-            <w:shd w:val="clear" w:color="auto" w:fill="F8F9FA"/>
-            <w:tcMar>
-              <w:top w:w="60" w:type="dxa"/>
-              <w:left w:w="100" w:type="dxa"/>
-              <w:bottom w:w="60" w:type="dxa"/>
-              <w:right w:w="100" w:type="dxa"/>
-            </w:tcMar>
-          </w:tcPr>
-          <w:p>
-            <w:r>
-              <w:rPr>
-                <w:color w:val="4A5568"/>
-                <w:sz w:val="20"/>
-                <w:szCs w:val="20"/>
-              </w:rPr>
-              <w:t>Scheduled maintenance</w:t>
-            </w:r>
-          </w:p>
-        </w:tc>
-        <w:tc>
-          <w:tcPr>
-            <w:tcW w:w="4848" w:type="dxa"/>
-            <w:tcBorders>
-              <w:top w:val="single" w:sz="1" w:space="0" w:color="E2E8F0"/>
-              <w:left w:val="single" w:sz="1" w:space="0" w:color="E2E8F0"/>
-              <w:bottom w:val="single" w:sz="1" w:space="0" w:color="E2E8F0"/>
-              <w:right w:val="single" w:sz="1" w:space="0" w:color="E2E8F0"/>
-            </w:tcBorders>
-            <w:tcMar>
-              <w:top w:w="60" w:type="dxa"/>
-              <w:left w:w="100" w:type="dxa"/>
-              <w:bottom w:w="60" w:type="dxa"/>
-              <w:right w:w="100" w:type="dxa"/>
-            </w:tcMar>
-          </w:tcPr>
-          <w:p>
-            <w:r>
-              <w:rPr>
-                <w:color w:val="4A5568"/>
-                <w:sz w:val="20"/>
-                <w:szCs w:val="20"/>
-              </w:rPr>
-              <w:t>7 recurrence frequencies (daily to annual), auto work-order generation, proactive maintenance</w:t>
+              <w:t>58 FAQs, 25 guides (bilingual), support tickets, permission request workflow</w:t>
             </w:r>
           </w:p>
         </w:tc>
@@ -5766,21 +7760,22 @@
               <w:bottom w:val="single" w:sz="1" w:space="0" w:color="E2E8F0"/>
               <w:right w:val="single" w:sz="1" w:space="0" w:color="E2E8F0"/>
             </w:tcBorders>
-            <w:tcMar>
-              <w:top w:w="60" w:type="dxa"/>
-              <w:left w:w="100" w:type="dxa"/>
-              <w:bottom w:w="60" w:type="dxa"/>
-              <w:right w:w="100" w:type="dxa"/>
-            </w:tcMar>
-          </w:tcPr>
-          <w:p>
-            <w:r>
-              <w:rPr>
-                <w:color w:val="4A5568"/>
-                <w:sz w:val="20"/>
-                <w:szCs w:val="20"/>
-              </w:rPr>
-              <w:t>Help Center</w:t>
+            <w:shd w:val="clear" w:color="auto" w:fill="F8F9FA"/>
+            <w:tcMar>
+              <w:top w:w="60" w:type="dxa"/>
+              <w:left w:w="100" w:type="dxa"/>
+              <w:bottom w:w="60" w:type="dxa"/>
+              <w:right w:w="100" w:type="dxa"/>
+            </w:tcMar>
+          </w:tcPr>
+          <w:p>
+            <w:r>
+              <w:rPr>
+                <w:color w:val="4A5568"/>
+                <w:sz w:val="20"/>
+                <w:szCs w:val="20"/>
+              </w:rPr>
+              <w:t>Billing</w:t>
             </w:r>
           </w:p>
         </w:tc>
@@ -5793,21 +7788,22 @@
               <w:bottom w:val="single" w:sz="1" w:space="0" w:color="E2E8F0"/>
               <w:right w:val="single" w:sz="1" w:space="0" w:color="E2E8F0"/>
             </w:tcBorders>
-            <w:tcMar>
-              <w:top w:w="60" w:type="dxa"/>
-              <w:left w:w="100" w:type="dxa"/>
-              <w:bottom w:w="60" w:type="dxa"/>
-              <w:right w:w="100" w:type="dxa"/>
-            </w:tcMar>
-          </w:tcPr>
-          <w:p>
-            <w:r>
-              <w:rPr>
-                <w:color w:val="4A5568"/>
-                <w:sz w:val="20"/>
-                <w:szCs w:val="20"/>
-              </w:rPr>
-              <w:t>Support hub</w:t>
+            <w:shd w:val="clear" w:color="auto" w:fill="F8F9FA"/>
+            <w:tcMar>
+              <w:top w:w="60" w:type="dxa"/>
+              <w:left w:w="100" w:type="dxa"/>
+              <w:bottom w:w="60" w:type="dxa"/>
+              <w:right w:w="100" w:type="dxa"/>
+            </w:tcMar>
+          </w:tcPr>
+          <w:p>
+            <w:r>
+              <w:rPr>
+                <w:color w:val="4A5568"/>
+                <w:sz w:val="20"/>
+                <w:szCs w:val="20"/>
+              </w:rPr>
+              <w:t>SaaS commerce</w:t>
             </w:r>
           </w:p>
         </w:tc>
@@ -5820,22 +7816,21 @@
               <w:bottom w:val="single" w:sz="1" w:space="0" w:color="E2E8F0"/>
               <w:right w:val="single" w:sz="1" w:space="0" w:color="E2E8F0"/>
             </w:tcBorders>
-            <w:shd w:val="clear" w:color="auto" w:fill="F8F9FA"/>
-            <w:tcMar>
-              <w:top w:w="60" w:type="dxa"/>
-              <w:left w:w="100" w:type="dxa"/>
-              <w:bottom w:w="60" w:type="dxa"/>
-              <w:right w:w="100" w:type="dxa"/>
-            </w:tcMar>
-          </w:tcPr>
-          <w:p>
-            <w:r>
-              <w:rPr>
-                <w:color w:val="4A5568"/>
-                <w:sz w:val="20"/>
-                <w:szCs w:val="20"/>
-              </w:rPr>
-              <w:t>38 FAQs (6 categories), 15 guides (bilingual), support tickets, permission request workflow</w:t>
+            <w:tcMar>
+              <w:top w:w="60" w:type="dxa"/>
+              <w:left w:w="100" w:type="dxa"/>
+              <w:bottom w:w="60" w:type="dxa"/>
+              <w:right w:w="100" w:type="dxa"/>
+            </w:tcMar>
+          </w:tcPr>
+          <w:p>
+            <w:r>
+              <w:rPr>
+                <w:color w:val="4A5568"/>
+                <w:sz w:val="20"/>
+                <w:szCs w:val="20"/>
+              </w:rPr>
+              <w:t>3-tier plans, monthly/annual billing, coupons, invoices with VAT, payment methods</w:t>
             </w:r>
           </w:p>
         </w:tc>
@@ -5856,97 +7851,6 @@
               <w:bottom w:val="single" w:sz="1" w:space="0" w:color="E2E8F0"/>
               <w:right w:val="single" w:sz="1" w:space="0" w:color="E2E8F0"/>
             </w:tcBorders>
-            <w:shd w:val="clear" w:color="auto" w:fill="F8F9FA"/>
-            <w:tcMar>
-              <w:top w:w="60" w:type="dxa"/>
-              <w:left w:w="100" w:type="dxa"/>
-              <w:bottom w:w="60" w:type="dxa"/>
-              <w:right w:w="100" w:type="dxa"/>
-            </w:tcMar>
-          </w:tcPr>
-          <w:p>
-            <w:r>
-              <w:rPr>
-                <w:color w:val="4A5568"/>
-                <w:sz w:val="20"/>
-                <w:szCs w:val="20"/>
-              </w:rPr>
-              <w:t>Billing</w:t>
-            </w:r>
-          </w:p>
-        </w:tc>
-        <w:tc>
-          <w:tcPr>
-            <w:tcW w:w="3000" w:type="dxa"/>
-            <w:tcBorders>
-              <w:top w:val="single" w:sz="1" w:space="0" w:color="E2E8F0"/>
-              <w:left w:val="single" w:sz="1" w:space="0" w:color="E2E8F0"/>
-              <w:bottom w:val="single" w:sz="1" w:space="0" w:color="E2E8F0"/>
-              <w:right w:val="single" w:sz="1" w:space="0" w:color="E2E8F0"/>
-            </w:tcBorders>
-            <w:shd w:val="clear" w:color="auto" w:fill="F8F9FA"/>
-            <w:tcMar>
-              <w:top w:w="60" w:type="dxa"/>
-              <w:left w:w="100" w:type="dxa"/>
-              <w:bottom w:w="60" w:type="dxa"/>
-              <w:right w:w="100" w:type="dxa"/>
-            </w:tcMar>
-          </w:tcPr>
-          <w:p>
-            <w:r>
-              <w:rPr>
-                <w:color w:val="4A5568"/>
-                <w:sz w:val="20"/>
-                <w:szCs w:val="20"/>
-              </w:rPr>
-              <w:t>SaaS commerce</w:t>
-            </w:r>
-          </w:p>
-        </w:tc>
-        <w:tc>
-          <w:tcPr>
-            <w:tcW w:w="4848" w:type="dxa"/>
-            <w:tcBorders>
-              <w:top w:val="single" w:sz="1" w:space="0" w:color="E2E8F0"/>
-              <w:left w:val="single" w:sz="1" w:space="0" w:color="E2E8F0"/>
-              <w:bottom w:val="single" w:sz="1" w:space="0" w:color="E2E8F0"/>
-              <w:right w:val="single" w:sz="1" w:space="0" w:color="E2E8F0"/>
-            </w:tcBorders>
-            <w:tcMar>
-              <w:top w:w="60" w:type="dxa"/>
-              <w:left w:w="100" w:type="dxa"/>
-              <w:bottom w:w="60" w:type="dxa"/>
-              <w:right w:w="100" w:type="dxa"/>
-            </w:tcMar>
-          </w:tcPr>
-          <w:p>
-            <w:r>
-              <w:rPr>
-                <w:color w:val="4A5568"/>
-                <w:sz w:val="20"/>
-                <w:szCs w:val="20"/>
-              </w:rPr>
-              <w:t>3-tier plans, monthly/annual billing, coupons, invoices with VAT, payment methods</w:t>
-            </w:r>
-          </w:p>
-        </w:tc>
-      </w:tr>
-      <w:tr>
-        <w:tblPrEx>
-          <w:tblCellMar>
-            <w:top w:w="0" w:type="dxa"/>
-            <w:bottom w:w="0" w:type="dxa"/>
-          </w:tblCellMar>
-        </w:tblPrEx>
-        <w:tc>
-          <w:tcPr>
-            <w:tcW w:w="1800" w:type="dxa"/>
-            <w:tcBorders>
-              <w:top w:val="single" w:sz="1" w:space="0" w:color="E2E8F0"/>
-              <w:left w:val="single" w:sz="1" w:space="0" w:color="E2E8F0"/>
-              <w:bottom w:val="single" w:sz="1" w:space="0" w:color="E2E8F0"/>
-              <w:right w:val="single" w:sz="1" w:space="0" w:color="E2E8F0"/>
-            </w:tcBorders>
             <w:tcMar>
               <w:top w:w="60" w:type="dxa"/>
               <w:left w:w="100" w:type="dxa"/>
@@ -6091,7 +7995,7 @@
         <w:rPr>
           <w:color w:val="4A5568"/>
         </w:rPr>
-        <w:t>Track property inventory, manage deals pipeline, and monitor contract lifecycle from CRM to signed agreement</w:t>
+        <w:t>Track the entire development from property management through authority approvals to unit handover using the 14-stage project lifecycle</w:t>
       </w:r>
     </w:p>
     <w:p>
@@ -6107,7 +8011,7 @@
         <w:rPr>
           <w:color w:val="4A5568"/>
         </w:rPr>
-        <w:t>Manage property inventory and track unit availability through the Properties module</w:t>
+        <w:t>Manage REGA compliance for property sales: payment tracking, milestone-based billing, engineering consultant certification</w:t>
       </w:r>
     </w:p>
     <w:p>
@@ -6123,7 +8027,7 @@
         <w:rPr>
           <w:color w:val="4A5568"/>
         </w:rPr>
-        <w:t>Manage deal pipeline through CRM: track prospects, create reservations, and convert to signed contracts</w:t>
+        <w:t>Monitor P&amp;L per unit and per project in real-time through the Finance module</w:t>
       </w:r>
     </w:p>
     <w:p>
@@ -6139,22 +8043,6 @@
         <w:rPr>
           <w:color w:val="4A5568"/>
         </w:rPr>
-        <w:t>Monitor P&amp;L per unit and per project in real-time through the Finance module</w:t>
-      </w:r>
-    </w:p>
-    <w:p>
-      <w:pPr>
-        <w:pStyle w:val="ListParagraph"/>
-        <w:numPr>
-          <w:ilvl w:val="0"/>
-          <w:numId w:val="4"/>
-        </w:numPr>
-        <w:spacing w:after="80" w:line="276" w:lineRule="auto"/>
-      </w:pPr>
-      <w:r>
-        <w:rPr>
-          <w:color w:val="4A5568"/>
-        </w:rPr>
         <w:t>Export progress reports for board meetings and investor updates</w:t>
       </w:r>
     </w:p>
@@ -6168,7 +8056,7 @@
           <w:bCs/>
           <w:color w:val="182840"/>
         </w:rPr>
-        <w:t xml:space="preserve">Outcome: Full visibility into development progress, costs, and revenue. No spreadsheets, no compliance surprises.</w:t>
+        <w:t xml:space="preserve">Outcome: Full visibility into development progress, costs, and revenue. No spreadsheets, no manual REGA reporting, no compliance surprises.</w:t>
       </w:r>
       <w:r>
         <w:rPr>
@@ -6335,12 +8223,13 @@
           <w:bCs/>
           <w:color w:val="182840"/>
         </w:rPr>
-        <w:t>Scenario: Selling 200 residential units across a new compound development.</w:t>
+        <w:t xml:space="preserve">Scenario: Selling 200 residential units in a new residential compound.</w:t>
       </w:r>
       <w:r>
         <w:rPr>
           <w:color w:val="4A5568"/>
         </w:rPr>
+        <w:t/>
       </w:r>
     </w:p>
     <w:p>
@@ -6389,7 +8278,7 @@
           <w:color w:val="4A5568"/>
         </w:rPr>
         <w:lastRenderedPageBreak/>
-        <w:t>Generate sale contracts with auto-numbering, track lifecycle from Draft → Sent → Signed</w:t>
+        <w:t>Generate REGA-compliant sale contracts with delivery dates, license references, and payment deposits</w:t>
       </w:r>
     </w:p>
     <w:p>
@@ -6434,12 +8323,13 @@
           <w:bCs/>
           <w:color w:val="182840"/>
         </w:rPr>
-        <w:t>Outcome: Structured sales process with no manual contract numbering, automatic installment schedule generation, and full pipeline visibility.</w:t>
+        <w:t xml:space="preserve">Outcome: Structured sales process with no manual contract numbering, automatic payment tracking, and full pipeline visibility.</w:t>
       </w:r>
       <w:r>
         <w:rPr>
           <w:color w:val="4A5568"/>
         </w:rPr>
+        <w:t/>
       </w:r>
     </w:p>
     <w:p>
@@ -6628,7 +8518,7 @@
         <w:rPr>
           <w:color w:val="4A5568"/>
         </w:rPr>
-        <w:t>Mimaric maintains schema-level alignment with 7 Saudi government platforms (Absher, MOC, Balady, Ejar, ZATCA, PDPL, NCA), ensuring that data structures match government expectations and future API integration requires minimal adaptation.</w:t>
+        <w:t>Mimaric maintains schema-level alignment with 10 Saudi government platforms, ensuring that data structures match government expectations and future API integration requires minimal adaptation.</w:t>
       </w:r>
     </w:p>
     <w:p>
@@ -7137,96 +9027,6 @@
               <w:bottom w:val="single" w:sz="1" w:space="0" w:color="E2E8F0"/>
               <w:right w:val="single" w:sz="1" w:space="0" w:color="E2E8F0"/>
             </w:tcBorders>
-            <w:tcMar>
-              <w:top w:w="60" w:type="dxa"/>
-              <w:left w:w="100" w:type="dxa"/>
-              <w:bottom w:w="60" w:type="dxa"/>
-              <w:right w:w="100" w:type="dxa"/>
-            </w:tcMar>
-          </w:tcPr>
-          <w:p>
-            <w:r>
-              <w:rPr>
-                <w:color w:val="4A5568"/>
-                <w:sz w:val="20"/>
-                <w:szCs w:val="20"/>
-              </w:rPr>
-              <w:t/>
-            </w:r>
-          </w:p>
-        </w:tc>
-        <w:tc>
-          <w:tcPr>
-            <w:tcW w:w="3724" w:type="dxa"/>
-            <w:tcBorders>
-              <w:top w:val="single" w:sz="1" w:space="0" w:color="E2E8F0"/>
-              <w:left w:val="single" w:sz="1" w:space="0" w:color="E2E8F0"/>
-              <w:bottom w:val="single" w:sz="1" w:space="0" w:color="E2E8F0"/>
-              <w:right w:val="single" w:sz="1" w:space="0" w:color="E2E8F0"/>
-            </w:tcBorders>
-            <w:tcMar>
-              <w:top w:w="60" w:type="dxa"/>
-              <w:left w:w="100" w:type="dxa"/>
-              <w:bottom w:w="60" w:type="dxa"/>
-              <w:right w:w="100" w:type="dxa"/>
-            </w:tcMar>
-          </w:tcPr>
-          <w:p>
-            <w:r>
-              <w:rPr>
-                <w:color w:val="4A5568"/>
-                <w:sz w:val="20"/>
-                <w:szCs w:val="20"/>
-              </w:rPr>
-              <w:t/>
-            </w:r>
-          </w:p>
-        </w:tc>
-        <w:tc>
-          <w:tcPr>
-            <w:tcW w:w="3724" w:type="dxa"/>
-            <w:tcBorders>
-              <w:top w:val="single" w:sz="1" w:space="0" w:color="E2E8F0"/>
-              <w:left w:val="single" w:sz="1" w:space="0" w:color="E2E8F0"/>
-              <w:bottom w:val="single" w:sz="1" w:space="0" w:color="E2E8F0"/>
-              <w:right w:val="single" w:sz="1" w:space="0" w:color="E2E8F0"/>
-            </w:tcBorders>
-            <w:shd w:val="clear" w:color="auto" w:fill="F8F9FA"/>
-            <w:tcMar>
-              <w:top w:w="60" w:type="dxa"/>
-              <w:left w:w="100" w:type="dxa"/>
-              <w:bottom w:w="60" w:type="dxa"/>
-              <w:right w:w="100" w:type="dxa"/>
-            </w:tcMar>
-          </w:tcPr>
-          <w:p>
-            <w:r>
-              <w:rPr>
-                <w:color w:val="4A5568"/>
-                <w:sz w:val="20"/>
-                <w:szCs w:val="20"/>
-              </w:rPr>
-              <w:t/>
-            </w:r>
-          </w:p>
-        </w:tc>
-      </w:tr>
-      <w:tr>
-        <w:tblPrEx>
-          <w:tblCellMar>
-            <w:top w:w="0" w:type="dxa"/>
-            <w:bottom w:w="0" w:type="dxa"/>
-          </w:tblCellMar>
-        </w:tblPrEx>
-        <w:tc>
-          <w:tcPr>
-            <w:tcW w:w="2200" w:type="dxa"/>
-            <w:tcBorders>
-              <w:top w:val="single" w:sz="1" w:space="0" w:color="E2E8F0"/>
-              <w:left w:val="single" w:sz="1" w:space="0" w:color="E2E8F0"/>
-              <w:bottom w:val="single" w:sz="1" w:space="0" w:color="E2E8F0"/>
-              <w:right w:val="single" w:sz="1" w:space="0" w:color="E2E8F0"/>
-            </w:tcBorders>
             <w:shd w:val="clear" w:color="auto" w:fill="F8F9FA"/>
             <w:tcMar>
               <w:top w:w="60" w:type="dxa"/>
@@ -8093,7 +9893,7 @@
       </w:pPr>
       <w:bookmarkStart w:id="28" w:name="_Toc224688160"/>
       <w:r>
-        <w:t/>
+        <w:t>9. REGA Compliance in Detail</w:t>
       </w:r>
       <w:bookmarkEnd w:id="28"/>
     </w:p>
@@ -8105,7 +9905,7 @@
         <w:rPr>
           <w:color w:val="4A5568"/>
         </w:rPr>
-        <w:t/>
+        <w:t>Mimaric provides the most comprehensive REGA (property sales) compliance module available in any PropTech platform:</w:t>
       </w:r>
     </w:p>
     <w:p>
@@ -8128,7 +9928,7 @@
           <w:bCs/>
           <w:color w:val="182840"/>
         </w:rPr>
-        <w:t xml:space="preserve"/>
+        <w:t xml:space="preserve">Payment Management: Project-level payment accounts with deposit/withdrawal tracking, automatic buyer deposit on contract signing, and reversal on contract voiding.</w:t>
       </w:r>
       <w:r>
         <w:rPr>
@@ -8152,13 +9952,13 @@
           <w:bCs/>
           <w:color w:val="182840"/>
         </w:rPr>
-        <w:t xml:space="preserve"/>
+        <w:t xml:space="preserve">Milestone-Based Billing: </w:t>
       </w:r>
       <w:r>
         <w:rPr>
           <w:color w:val="4A5568"/>
         </w:rPr>
-        <w:t/>
+        <w:t>Dynamic construction milestones per project with percentage-based payment scheduling and engineering consultant certification workflow.</w:t>
       </w:r>
     </w:p>
     <w:p>
@@ -8176,7 +9976,7 @@
           <w:bCs/>
           <w:color w:val="182840"/>
         </w:rPr>
-        <w:t xml:space="preserve"/>
+        <w:t xml:space="preserve">Developer Licensing: REGA license tracking with developer score, issue/expiry dates, and registration fee management.</w:t>
       </w:r>
       <w:r>
         <w:rPr>
@@ -8200,7 +10000,7 @@
           <w:bCs/>
           <w:color w:val="182840"/>
         </w:rPr>
-        <w:t xml:space="preserve"/>
+        <w:t xml:space="preserve">Balady Registry: Quarterly reporting sync for payment statements, construction progress, financial position, and unit sales status.</w:t>
       </w:r>
       <w:r>
         <w:rPr>
@@ -8224,13 +10024,13 @@
           <w:bCs/>
           <w:color w:val="182840"/>
         </w:rPr>
-        <w:t xml:space="preserve"/>
+        <w:t xml:space="preserve">Delay Penalties: </w:t>
       </w:r>
       <w:r>
         <w:rPr>
           <w:color w:val="4A5568"/>
         </w:rPr>
-        <w:t/>
+        <w:t>Automatic calculation of penalties — 2% annual for land delivery delays, fair market rent for unit delivery delays.</w:t>
       </w:r>
     </w:p>
     <w:p>
@@ -8248,7 +10048,7 @@
           <w:bCs/>
           <w:color w:val="182840"/>
         </w:rPr>
-        <w:t xml:space="preserve"/>
+        <w:t xml:space="preserve">Buyer Protection: Contract lifecycle state machine ensures no edits after signing, with mandatory payment deposits before contract activation.</w:t>
       </w:r>
       <w:r>
         <w:rPr>
@@ -8376,7 +10176,7 @@
         <w:rPr>
           <w:color w:val="4A5568"/>
         </w:rPr>
-        <w:t>Mimaric implements 50 granular permissions across 14 resource categories, mapped to 7 user roles organized in 2 tiers:</w:t>
+        <w:t>Mimaric implements 40+ granular permissions across 15+ resource categories, mapped to 13 user roles organized in 3 tiers:</w:t>
       </w:r>
     </w:p>
     <w:tbl>
@@ -8655,7 +10455,7 @@
                 <w:sz w:val="20"/>
                 <w:szCs w:val="20"/>
               </w:rPr>
-              <w:t>SYSTEM_ADMIN, SYSTEM_SUPPORT</w:t>
+              <w:t>System Admin, System Support</w:t>
             </w:r>
           </w:p>
         </w:tc>
@@ -8811,7 +10611,7 @@
                 <w:sz w:val="20"/>
                 <w:szCs w:val="20"/>
               </w:rPr>
-              <w:t>Customer</w:t>
+              <w:t>Management</w:t>
             </w:r>
           </w:p>
         </w:tc>
@@ -8839,7 +10639,7 @@
                 <w:sz w:val="20"/>
                 <w:szCs w:val="20"/>
               </w:rPr>
-              <w:t>ADMIN, MANAGER, AGENT</w:t>
+              <w:t>Company Admin, Project Mgr, Sales Mgr, Property Mgr, Finance Officer</w:t>
             </w:r>
           </w:p>
         </w:tc>
@@ -8867,7 +10667,7 @@
                 <w:sz w:val="20"/>
                 <w:szCs w:val="20"/>
               </w:rPr>
-              <w:t>Org-scoped (full except billing:admin)</w:t>
+              <w:t>Organization-scoped</w:t>
             </w:r>
           </w:p>
         </w:tc>
@@ -8983,7 +10783,7 @@
                 <w:sz w:val="20"/>
                 <w:szCs w:val="20"/>
               </w:rPr>
-              <w:t>Customer (cont.)</w:t>
+              <w:t>Operational</w:t>
             </w:r>
           </w:p>
         </w:tc>
@@ -9010,7 +10810,7 @@
                 <w:sz w:val="20"/>
                 <w:szCs w:val="20"/>
               </w:rPr>
-              <w:t>TECHNICIAN, USER</w:t>
+              <w:t>Sales Agent, Technician, Eng. Consultant, Buyer, Tenant, User</w:t>
             </w:r>
           </w:p>
         </w:tc>
@@ -9037,7 +10837,7 @@
                 <w:sz w:val="20"/>
                 <w:szCs w:val="20"/>
               </w:rPr>
-              <w:t>Task-specific (TECHNICIAN: maintenance; USER: dashboard+help)</w:t>
+              <w:t>Task-specific</w:t>
             </w:r>
           </w:p>
         </w:tc>
@@ -9939,7 +11739,7 @@
                 <w:sz w:val="20"/>
                 <w:szCs w:val="20"/>
               </w:rPr>
-              <w:t>Full lifecycle: CRM → deals → contracts → leasing → maintenance → billing</w:t>
+              <w:t>Full lifecycle: land → planning → construction → sales → leasing → maintenance</w:t>
             </w:r>
           </w:p>
         </w:tc>
@@ -9975,7 +11775,7 @@
                 <w:sz w:val="20"/>
                 <w:szCs w:val="20"/>
               </w:rPr>
-              <w:t/>
+              <w:t>Data Protection</w:t>
             </w:r>
           </w:p>
         </w:tc>
@@ -10003,7 +11803,7 @@
                 <w:sz w:val="20"/>
                 <w:szCs w:val="20"/>
               </w:rPr>
-              <w:t/>
+              <w:t>GDPR-focused, no PDPL alignment</w:t>
             </w:r>
           </w:p>
         </w:tc>
@@ -10030,7 +11830,7 @@
                 <w:sz w:val="20"/>
                 <w:szCs w:val="20"/>
               </w:rPr>
-              <w:t/>
+              <w:t>Basic or no encryption</w:t>
             </w:r>
           </w:p>
         </w:tc>
@@ -10058,7 +11858,7 @@
                 <w:sz w:val="20"/>
                 <w:szCs w:val="20"/>
               </w:rPr>
-              <w:t/>
+              <w:t>PDPL + NCA native: AES-256-GCM, audit trails, PII masking</w:t>
             </w:r>
           </w:p>
         </w:tc>
@@ -10093,7 +11893,7 @@
                 <w:sz w:val="20"/>
                 <w:szCs w:val="20"/>
               </w:rPr>
-              <w:t/>
+              <w:t>Pricing</w:t>
             </w:r>
           </w:p>
         </w:tc>
@@ -10120,7 +11920,7 @@
                 <w:sz w:val="20"/>
                 <w:szCs w:val="20"/>
               </w:rPr>
-              <w:t/>
+              <w:t>Enterprise-only ($10K+/month)</w:t>
             </w:r>
           </w:p>
         </w:tc>
@@ -10148,7 +11948,7 @@
                 <w:sz w:val="20"/>
                 <w:szCs w:val="20"/>
               </w:rPr>
-              <w:t/>
+              <w:t>Low-cost basic tools</w:t>
             </w:r>
           </w:p>
         </w:tc>
@@ -10175,7 +11975,7 @@
                 <w:sz w:val="20"/>
                 <w:szCs w:val="20"/>
               </w:rPr>
-              <w:t/>
+              <w:t>3-tier SaaS accessible to SMEs and enterprises</w:t>
             </w:r>
           </w:p>
         </w:tc>
@@ -10211,242 +12011,6 @@
                 <w:sz w:val="20"/>
                 <w:szCs w:val="20"/>
               </w:rPr>
-              <w:t>Data Protection</w:t>
-            </w:r>
-          </w:p>
-        </w:tc>
-        <w:tc>
-          <w:tcPr>
-            <w:tcW w:w="2616" w:type="dxa"/>
-            <w:tcBorders>
-              <w:top w:val="single" w:sz="1" w:space="0" w:color="E2E8F0"/>
-              <w:left w:val="single" w:sz="1" w:space="0" w:color="E2E8F0"/>
-              <w:bottom w:val="single" w:sz="1" w:space="0" w:color="E2E8F0"/>
-              <w:right w:val="single" w:sz="1" w:space="0" w:color="E2E8F0"/>
-            </w:tcBorders>
-            <w:shd w:val="clear" w:color="auto" w:fill="F8F9FA"/>
-            <w:tcMar>
-              <w:top w:w="60" w:type="dxa"/>
-              <w:left w:w="100" w:type="dxa"/>
-              <w:bottom w:w="60" w:type="dxa"/>
-              <w:right w:w="100" w:type="dxa"/>
-            </w:tcMar>
-          </w:tcPr>
-          <w:p>
-            <w:r>
-              <w:rPr>
-                <w:color w:val="4A5568"/>
-                <w:sz w:val="20"/>
-                <w:szCs w:val="20"/>
-              </w:rPr>
-              <w:t>GDPR-focused, no PDPL alignment</w:t>
-            </w:r>
-          </w:p>
-        </w:tc>
-        <w:tc>
-          <w:tcPr>
-            <w:tcW w:w="2616" w:type="dxa"/>
-            <w:tcBorders>
-              <w:top w:val="single" w:sz="1" w:space="0" w:color="E2E8F0"/>
-              <w:left w:val="single" w:sz="1" w:space="0" w:color="E2E8F0"/>
-              <w:bottom w:val="single" w:sz="1" w:space="0" w:color="E2E8F0"/>
-              <w:right w:val="single" w:sz="1" w:space="0" w:color="E2E8F0"/>
-            </w:tcBorders>
-            <w:tcMar>
-              <w:top w:w="60" w:type="dxa"/>
-              <w:left w:w="100" w:type="dxa"/>
-              <w:bottom w:w="60" w:type="dxa"/>
-              <w:right w:w="100" w:type="dxa"/>
-            </w:tcMar>
-          </w:tcPr>
-          <w:p>
-            <w:r>
-              <w:rPr>
-                <w:color w:val="4A5568"/>
-                <w:sz w:val="20"/>
-                <w:szCs w:val="20"/>
-              </w:rPr>
-              <w:t>Basic or no encryption</w:t>
-            </w:r>
-          </w:p>
-        </w:tc>
-        <w:tc>
-          <w:tcPr>
-            <w:tcW w:w="2616" w:type="dxa"/>
-            <w:tcBorders>
-              <w:top w:val="single" w:sz="1" w:space="0" w:color="E2E8F0"/>
-              <w:left w:val="single" w:sz="1" w:space="0" w:color="E2E8F0"/>
-              <w:bottom w:val="single" w:sz="1" w:space="0" w:color="E2E8F0"/>
-              <w:right w:val="single" w:sz="1" w:space="0" w:color="E2E8F0"/>
-            </w:tcBorders>
-            <w:shd w:val="clear" w:color="auto" w:fill="F8F9FA"/>
-            <w:tcMar>
-              <w:top w:w="60" w:type="dxa"/>
-              <w:left w:w="100" w:type="dxa"/>
-              <w:bottom w:w="60" w:type="dxa"/>
-              <w:right w:w="100" w:type="dxa"/>
-            </w:tcMar>
-          </w:tcPr>
-          <w:p>
-            <w:r>
-              <w:rPr>
-                <w:color w:val="4A5568"/>
-                <w:sz w:val="20"/>
-                <w:szCs w:val="20"/>
-              </w:rPr>
-              <w:t>PDPL + NCA native: AES-256-GCM, audit trails, PII masking</w:t>
-            </w:r>
-          </w:p>
-        </w:tc>
-      </w:tr>
-      <w:tr>
-        <w:tblPrEx>
-          <w:tblCellMar>
-            <w:top w:w="0" w:type="dxa"/>
-            <w:bottom w:w="0" w:type="dxa"/>
-          </w:tblCellMar>
-        </w:tblPrEx>
-        <w:tc>
-          <w:tcPr>
-            <w:tcW w:w="1800" w:type="dxa"/>
-            <w:tcBorders>
-              <w:top w:val="single" w:sz="1" w:space="0" w:color="E2E8F0"/>
-              <w:left w:val="single" w:sz="1" w:space="0" w:color="E2E8F0"/>
-              <w:bottom w:val="single" w:sz="1" w:space="0" w:color="E2E8F0"/>
-              <w:right w:val="single" w:sz="1" w:space="0" w:color="E2E8F0"/>
-            </w:tcBorders>
-            <w:tcMar>
-              <w:top w:w="60" w:type="dxa"/>
-              <w:left w:w="100" w:type="dxa"/>
-              <w:bottom w:w="60" w:type="dxa"/>
-              <w:right w:w="100" w:type="dxa"/>
-            </w:tcMar>
-          </w:tcPr>
-          <w:p>
-            <w:r>
-              <w:rPr>
-                <w:color w:val="4A5568"/>
-                <w:sz w:val="20"/>
-                <w:szCs w:val="20"/>
-              </w:rPr>
-              <w:t>Pricing</w:t>
-            </w:r>
-          </w:p>
-        </w:tc>
-        <w:tc>
-          <w:tcPr>
-            <w:tcW w:w="2616" w:type="dxa"/>
-            <w:tcBorders>
-              <w:top w:val="single" w:sz="1" w:space="0" w:color="E2E8F0"/>
-              <w:left w:val="single" w:sz="1" w:space="0" w:color="E2E8F0"/>
-              <w:bottom w:val="single" w:sz="1" w:space="0" w:color="E2E8F0"/>
-              <w:right w:val="single" w:sz="1" w:space="0" w:color="E2E8F0"/>
-            </w:tcBorders>
-            <w:tcMar>
-              <w:top w:w="60" w:type="dxa"/>
-              <w:left w:w="100" w:type="dxa"/>
-              <w:bottom w:w="60" w:type="dxa"/>
-              <w:right w:w="100" w:type="dxa"/>
-            </w:tcMar>
-          </w:tcPr>
-          <w:p>
-            <w:r>
-              <w:rPr>
-                <w:color w:val="4A5568"/>
-                <w:sz w:val="20"/>
-                <w:szCs w:val="20"/>
-              </w:rPr>
-              <w:t>Enterprise-only ($10K+/month)</w:t>
-            </w:r>
-          </w:p>
-        </w:tc>
-        <w:tc>
-          <w:tcPr>
-            <w:tcW w:w="2616" w:type="dxa"/>
-            <w:tcBorders>
-              <w:top w:val="single" w:sz="1" w:space="0" w:color="E2E8F0"/>
-              <w:left w:val="single" w:sz="1" w:space="0" w:color="E2E8F0"/>
-              <w:bottom w:val="single" w:sz="1" w:space="0" w:color="E2E8F0"/>
-              <w:right w:val="single" w:sz="1" w:space="0" w:color="E2E8F0"/>
-            </w:tcBorders>
-            <w:shd w:val="clear" w:color="auto" w:fill="F8F9FA"/>
-            <w:tcMar>
-              <w:top w:w="60" w:type="dxa"/>
-              <w:left w:w="100" w:type="dxa"/>
-              <w:bottom w:w="60" w:type="dxa"/>
-              <w:right w:w="100" w:type="dxa"/>
-            </w:tcMar>
-          </w:tcPr>
-          <w:p>
-            <w:r>
-              <w:rPr>
-                <w:color w:val="4A5568"/>
-                <w:sz w:val="20"/>
-                <w:szCs w:val="20"/>
-              </w:rPr>
-              <w:t>Low-cost basic tools</w:t>
-            </w:r>
-          </w:p>
-        </w:tc>
-        <w:tc>
-          <w:tcPr>
-            <w:tcW w:w="2616" w:type="dxa"/>
-            <w:tcBorders>
-              <w:top w:val="single" w:sz="1" w:space="0" w:color="E2E8F0"/>
-              <w:left w:val="single" w:sz="1" w:space="0" w:color="E2E8F0"/>
-              <w:bottom w:val="single" w:sz="1" w:space="0" w:color="E2E8F0"/>
-              <w:right w:val="single" w:sz="1" w:space="0" w:color="E2E8F0"/>
-            </w:tcBorders>
-            <w:tcMar>
-              <w:top w:w="60" w:type="dxa"/>
-              <w:left w:w="100" w:type="dxa"/>
-              <w:bottom w:w="60" w:type="dxa"/>
-              <w:right w:w="100" w:type="dxa"/>
-            </w:tcMar>
-          </w:tcPr>
-          <w:p>
-            <w:r>
-              <w:rPr>
-                <w:color w:val="4A5568"/>
-                <w:sz w:val="20"/>
-                <w:szCs w:val="20"/>
-              </w:rPr>
-              <w:t>3-tier SaaS accessible to SMEs and enterprises</w:t>
-            </w:r>
-          </w:p>
-        </w:tc>
-      </w:tr>
-      <w:tr>
-        <w:tblPrEx>
-          <w:tblCellMar>
-            <w:top w:w="0" w:type="dxa"/>
-            <w:bottom w:w="0" w:type="dxa"/>
-          </w:tblCellMar>
-        </w:tblPrEx>
-        <w:tc>
-          <w:tcPr>
-            <w:tcW w:w="1800" w:type="dxa"/>
-            <w:tcBorders>
-              <w:top w:val="single" w:sz="1" w:space="0" w:color="E2E8F0"/>
-              <w:left w:val="single" w:sz="1" w:space="0" w:color="E2E8F0"/>
-              <w:bottom w:val="single" w:sz="1" w:space="0" w:color="E2E8F0"/>
-              <w:right w:val="single" w:sz="1" w:space="0" w:color="E2E8F0"/>
-            </w:tcBorders>
-            <w:shd w:val="clear" w:color="auto" w:fill="F8F9FA"/>
-            <w:tcMar>
-              <w:top w:w="60" w:type="dxa"/>
-              <w:left w:w="100" w:type="dxa"/>
-              <w:bottom w:w="60" w:type="dxa"/>
-              <w:right w:w="100" w:type="dxa"/>
-            </w:tcMar>
-          </w:tcPr>
-          <w:p>
-            <w:r>
-              <w:rPr>
-                <w:color w:val="4A5568"/>
-                <w:sz w:val="20"/>
-                <w:szCs w:val="20"/>
-              </w:rPr>
               <w:t>Architecture</w:t>
             </w:r>
           </w:p>
@@ -10580,7 +12144,7 @@
         <w:rPr>
           <w:color w:val="4A5568"/>
         </w:rPr>
-        <w:t>Deep Saudi Regulatory Knowledge: 40 data models with schema-level alignment to 7 government platforms (Absher, MOC, Balady, Ejar, ZATCA, PDPL, NCA). This cannot be replicated by adding a translation layer to Western software.</w:t>
+        <w:t>Deep Saudi Regulatory Knowledge: 80+ data models with schema-level alignment to 7 government platforms. This cannot be replicated by adding a translation layer to Western software.</w:t>
       </w:r>
     </w:p>
     <w:p>
@@ -10597,23 +12161,7 @@
           <w:color w:val="4A5568"/>
         </w:rPr>
         <w:lastRenderedPageBreak/>
-        <w:t>Full Lifecycle Data Model: A single, unified data architecture covering CRM-to-maintenance eliminates integration complexity that competitors face with multi-vendor approaches.</w:t>
-      </w:r>
-    </w:p>
-    <w:p>
-      <w:pPr>
-        <w:pStyle w:val="ListParagraph"/>
-        <w:numPr>
-          <w:ilvl w:val="0"/>
-          <w:numId w:val="11"/>
-        </w:numPr>
-        <w:spacing w:after="80" w:line="276" w:lineRule="auto"/>
-      </w:pPr>
-      <w:r>
-        <w:rPr>
-          <w:color w:val="4A5568"/>
-        </w:rPr>
-        <w:t>Enterprise RBAC: 7 roles with 50 granular permissions, PII masking, and complete audit trails — built for Saudi regulatory compliance out of the box.ing, and direct project promotion.</w:t>
+        <w:t>Full Lifecycle Data Model: A single, unified data architecture covering land-to-maintenance eliminates integration complexity that competitors face with multi-vendor approaches.</w:t>
       </w:r>
     </w:p>
     <w:p>
@@ -11017,7 +12565,7 @@
                 <w:sz w:val="20"/>
                 <w:szCs w:val="20"/>
               </w:rPr>
-              <w:t>Core Modules</w:t>
+              <w:t>Units</w:t>
             </w:r>
           </w:p>
         </w:tc>
@@ -11045,7 +12593,7 @@
                 <w:sz w:val="20"/>
                 <w:szCs w:val="20"/>
               </w:rPr>
-              <w:t>Dashboard, Units, Leasing, Maintenance</w:t>
+              <w:t>Up to 100</w:t>
             </w:r>
           </w:p>
         </w:tc>
@@ -11073,7 +12621,7 @@
                 <w:sz w:val="20"/>
                 <w:szCs w:val="20"/>
               </w:rPr>
-              <w:t>All Lite + CRM, Contracts, Finance, Reports</w:t>
+              <w:t>Up to 1,000</w:t>
             </w:r>
           </w:p>
         </w:tc>
@@ -11100,7 +12648,7 @@
                 <w:sz w:val="20"/>
                 <w:szCs w:val="20"/>
               </w:rPr>
-              <w:t>All modules (full platform access)</w:t>
+              <w:t>Unlimited</w:t>
             </w:r>
           </w:p>
         </w:tc>
@@ -11135,7 +12683,7 @@
                 <w:sz w:val="20"/>
                 <w:szCs w:val="20"/>
               </w:rPr>
-              <w:t>Projects</w:t>
+              <w:t>Team Members</w:t>
             </w:r>
           </w:p>
         </w:tc>
@@ -11253,7 +12801,7 @@
                 <w:sz w:val="20"/>
                 <w:szCs w:val="20"/>
               </w:rPr>
-              <w:t>Units</w:t>
+              <w:t>Support</w:t>
             </w:r>
           </w:p>
         </w:tc>
@@ -11281,7 +12829,7 @@
                 <w:sz w:val="20"/>
                 <w:szCs w:val="20"/>
               </w:rPr>
-              <w:t>Up to 100</w:t>
+              <w:t>Email</w:t>
             </w:r>
           </w:p>
         </w:tc>
@@ -11309,7 +12857,7 @@
                 <w:sz w:val="20"/>
                 <w:szCs w:val="20"/>
               </w:rPr>
-              <w:t>Up to 1,000</w:t>
+              <w:t>Priority email + chat</w:t>
             </w:r>
           </w:p>
         </w:tc>
@@ -11336,7 +12884,7 @@
                 <w:sz w:val="20"/>
                 <w:szCs w:val="20"/>
               </w:rPr>
-              <w:t>Unlimited</w:t>
+              <w:t>Dedicated account manager</w:t>
             </w:r>
           </w:p>
         </w:tc>
@@ -11371,359 +12919,6 @@
                 <w:sz w:val="20"/>
                 <w:szCs w:val="20"/>
               </w:rPr>
-              <w:t>Team Members</w:t>
-            </w:r>
-          </w:p>
-        </w:tc>
-        <w:tc>
-          <w:tcPr>
-            <w:tcW w:w="2549" w:type="dxa"/>
-            <w:tcBorders>
-              <w:top w:val="single" w:sz="1" w:space="0" w:color="E2E8F0"/>
-              <w:left w:val="single" w:sz="1" w:space="0" w:color="E2E8F0"/>
-              <w:bottom w:val="single" w:sz="1" w:space="0" w:color="E2E8F0"/>
-              <w:right w:val="single" w:sz="1" w:space="0" w:color="E2E8F0"/>
-            </w:tcBorders>
-            <w:tcMar>
-              <w:top w:w="60" w:type="dxa"/>
-              <w:left w:w="100" w:type="dxa"/>
-              <w:bottom w:w="60" w:type="dxa"/>
-              <w:right w:w="100" w:type="dxa"/>
-            </w:tcMar>
-          </w:tcPr>
-          <w:p>
-            <w:r>
-              <w:rPr>
-                <w:color w:val="4A5568"/>
-                <w:sz w:val="20"/>
-                <w:szCs w:val="20"/>
-              </w:rPr>
-              <w:t>Up to 5</w:t>
-            </w:r>
-          </w:p>
-        </w:tc>
-        <w:tc>
-          <w:tcPr>
-            <w:tcW w:w="2549" w:type="dxa"/>
-            <w:tcBorders>
-              <w:top w:val="single" w:sz="1" w:space="0" w:color="E2E8F0"/>
-              <w:left w:val="single" w:sz="1" w:space="0" w:color="E2E8F0"/>
-              <w:bottom w:val="single" w:sz="1" w:space="0" w:color="E2E8F0"/>
-              <w:right w:val="single" w:sz="1" w:space="0" w:color="E2E8F0"/>
-            </w:tcBorders>
-            <w:tcMar>
-              <w:top w:w="60" w:type="dxa"/>
-              <w:left w:w="100" w:type="dxa"/>
-              <w:bottom w:w="60" w:type="dxa"/>
-              <w:right w:w="100" w:type="dxa"/>
-            </w:tcMar>
-          </w:tcPr>
-          <w:p>
-            <w:r>
-              <w:rPr>
-                <w:color w:val="4A5568"/>
-                <w:sz w:val="20"/>
-                <w:szCs w:val="20"/>
-              </w:rPr>
-              <w:t>Up to 25</w:t>
-            </w:r>
-          </w:p>
-        </w:tc>
-        <w:tc>
-          <w:tcPr>
-            <w:tcW w:w="2550" w:type="dxa"/>
-            <w:tcBorders>
-              <w:top w:val="single" w:sz="1" w:space="0" w:color="E2E8F0"/>
-              <w:left w:val="single" w:sz="1" w:space="0" w:color="E2E8F0"/>
-              <w:bottom w:val="single" w:sz="1" w:space="0" w:color="E2E8F0"/>
-              <w:right w:val="single" w:sz="1" w:space="0" w:color="E2E8F0"/>
-            </w:tcBorders>
-            <w:shd w:val="clear" w:color="auto" w:fill="F8F9FA"/>
-            <w:tcMar>
-              <w:top w:w="60" w:type="dxa"/>
-              <w:left w:w="100" w:type="dxa"/>
-              <w:bottom w:w="60" w:type="dxa"/>
-              <w:right w:w="100" w:type="dxa"/>
-            </w:tcMar>
-          </w:tcPr>
-          <w:p>
-            <w:r>
-              <w:rPr>
-                <w:color w:val="4A5568"/>
-                <w:sz w:val="20"/>
-                <w:szCs w:val="20"/>
-              </w:rPr>
-              <w:t>Unlimited</w:t>
-            </w:r>
-          </w:p>
-        </w:tc>
-      </w:tr>
-      <w:tr>
-        <w:tblPrEx>
-          <w:tblCellMar>
-            <w:top w:w="0" w:type="dxa"/>
-            <w:bottom w:w="0" w:type="dxa"/>
-          </w:tblCellMar>
-        </w:tblPrEx>
-        <w:tc>
-          <w:tcPr>
-            <w:tcW w:w="2000" w:type="dxa"/>
-            <w:tcBorders>
-              <w:top w:val="single" w:sz="1" w:space="0" w:color="E2E8F0"/>
-              <w:left w:val="single" w:sz="1" w:space="0" w:color="E2E8F0"/>
-              <w:bottom w:val="single" w:sz="1" w:space="0" w:color="E2E8F0"/>
-              <w:right w:val="single" w:sz="1" w:space="0" w:color="E2E8F0"/>
-            </w:tcBorders>
-            <w:tcMar>
-              <w:top w:w="60" w:type="dxa"/>
-              <w:left w:w="100" w:type="dxa"/>
-              <w:bottom w:w="60" w:type="dxa"/>
-              <w:right w:w="100" w:type="dxa"/>
-            </w:tcMar>
-          </w:tcPr>
-          <w:p>
-            <w:r>
-              <w:rPr>
-                <w:color w:val="4A5568"/>
-                <w:sz w:val="20"/>
-                <w:szCs w:val="20"/>
-              </w:rPr>
-              <w:t/>
-            </w:r>
-          </w:p>
-        </w:tc>
-        <w:tc>
-          <w:tcPr>
-            <w:tcW w:w="2549" w:type="dxa"/>
-            <w:tcBorders>
-              <w:top w:val="single" w:sz="1" w:space="0" w:color="E2E8F0"/>
-              <w:left w:val="single" w:sz="1" w:space="0" w:color="E2E8F0"/>
-              <w:bottom w:val="single" w:sz="1" w:space="0" w:color="E2E8F0"/>
-              <w:right w:val="single" w:sz="1" w:space="0" w:color="E2E8F0"/>
-            </w:tcBorders>
-            <w:tcMar>
-              <w:top w:w="60" w:type="dxa"/>
-              <w:left w:w="100" w:type="dxa"/>
-              <w:bottom w:w="60" w:type="dxa"/>
-              <w:right w:w="100" w:type="dxa"/>
-            </w:tcMar>
-          </w:tcPr>
-          <w:p>
-            <w:r>
-              <w:rPr>
-                <w:color w:val="4A5568"/>
-                <w:sz w:val="20"/>
-                <w:szCs w:val="20"/>
-              </w:rPr>
-              <w:t/>
-            </w:r>
-          </w:p>
-        </w:tc>
-        <w:tc>
-          <w:tcPr>
-            <w:tcW w:w="2549" w:type="dxa"/>
-            <w:tcBorders>
-              <w:top w:val="single" w:sz="1" w:space="0" w:color="E2E8F0"/>
-              <w:left w:val="single" w:sz="1" w:space="0" w:color="E2E8F0"/>
-              <w:bottom w:val="single" w:sz="1" w:space="0" w:color="E2E8F0"/>
-              <w:right w:val="single" w:sz="1" w:space="0" w:color="E2E8F0"/>
-            </w:tcBorders>
-            <w:tcMar>
-              <w:top w:w="60" w:type="dxa"/>
-              <w:left w:w="100" w:type="dxa"/>
-              <w:bottom w:w="60" w:type="dxa"/>
-              <w:right w:w="100" w:type="dxa"/>
-            </w:tcMar>
-          </w:tcPr>
-          <w:p>
-            <w:r>
-              <w:rPr>
-                <w:color w:val="4A5568"/>
-                <w:sz w:val="20"/>
-                <w:szCs w:val="20"/>
-              </w:rPr>
-              <w:t/>
-            </w:r>
-          </w:p>
-        </w:tc>
-        <w:tc>
-          <w:tcPr>
-            <w:tcW w:w="2550" w:type="dxa"/>
-            <w:tcBorders>
-              <w:top w:val="single" w:sz="1" w:space="0" w:color="E2E8F0"/>
-              <w:left w:val="single" w:sz="1" w:space="0" w:color="E2E8F0"/>
-              <w:bottom w:val="single" w:sz="1" w:space="0" w:color="E2E8F0"/>
-              <w:right w:val="single" w:sz="1" w:space="0" w:color="E2E8F0"/>
-            </w:tcBorders>
-            <w:shd w:val="clear" w:color="auto" w:fill="F8F9FA"/>
-            <w:tcMar>
-              <w:top w:w="60" w:type="dxa"/>
-              <w:left w:w="100" w:type="dxa"/>
-              <w:bottom w:w="60" w:type="dxa"/>
-              <w:right w:w="100" w:type="dxa"/>
-            </w:tcMar>
-          </w:tcPr>
-          <w:p>
-            <w:r>
-              <w:rPr>
-                <w:color w:val="4A5568"/>
-                <w:sz w:val="20"/>
-                <w:szCs w:val="20"/>
-              </w:rPr>
-              <w:t/>
-            </w:r>
-          </w:p>
-        </w:tc>
-      </w:tr>
-      <w:tr>
-        <w:tblPrEx>
-          <w:tblCellMar>
-            <w:top w:w="0" w:type="dxa"/>
-            <w:bottom w:w="0" w:type="dxa"/>
-          </w:tblCellMar>
-        </w:tblPrEx>
-        <w:tc>
-          <w:tcPr>
-            <w:tcW w:w="2000" w:type="dxa"/>
-            <w:tcBorders>
-              <w:top w:val="single" w:sz="1" w:space="0" w:color="E2E8F0"/>
-              <w:left w:val="single" w:sz="1" w:space="0" w:color="E2E8F0"/>
-              <w:bottom w:val="single" w:sz="1" w:space="0" w:color="E2E8F0"/>
-              <w:right w:val="single" w:sz="1" w:space="0" w:color="E2E8F0"/>
-            </w:tcBorders>
-            <w:shd w:val="clear" w:color="auto" w:fill="F8F9FA"/>
-            <w:tcMar>
-              <w:top w:w="60" w:type="dxa"/>
-              <w:left w:w="100" w:type="dxa"/>
-              <w:bottom w:w="60" w:type="dxa"/>
-              <w:right w:w="100" w:type="dxa"/>
-            </w:tcMar>
-          </w:tcPr>
-          <w:p>
-            <w:r>
-              <w:rPr>
-                <w:color w:val="4A5568"/>
-                <w:sz w:val="20"/>
-                <w:szCs w:val="20"/>
-              </w:rPr>
-              <w:t>Support</w:t>
-            </w:r>
-          </w:p>
-        </w:tc>
-        <w:tc>
-          <w:tcPr>
-            <w:tcW w:w="2549" w:type="dxa"/>
-            <w:tcBorders>
-              <w:top w:val="single" w:sz="1" w:space="0" w:color="E2E8F0"/>
-              <w:left w:val="single" w:sz="1" w:space="0" w:color="E2E8F0"/>
-              <w:bottom w:val="single" w:sz="1" w:space="0" w:color="E2E8F0"/>
-              <w:right w:val="single" w:sz="1" w:space="0" w:color="E2E8F0"/>
-            </w:tcBorders>
-            <w:shd w:val="clear" w:color="auto" w:fill="F8F9FA"/>
-            <w:tcMar>
-              <w:top w:w="60" w:type="dxa"/>
-              <w:left w:w="100" w:type="dxa"/>
-              <w:bottom w:w="60" w:type="dxa"/>
-              <w:right w:w="100" w:type="dxa"/>
-            </w:tcMar>
-          </w:tcPr>
-          <w:p>
-            <w:r>
-              <w:rPr>
-                <w:color w:val="4A5568"/>
-                <w:sz w:val="20"/>
-                <w:szCs w:val="20"/>
-              </w:rPr>
-              <w:t>Email</w:t>
-            </w:r>
-          </w:p>
-        </w:tc>
-        <w:tc>
-          <w:tcPr>
-            <w:tcW w:w="2549" w:type="dxa"/>
-            <w:tcBorders>
-              <w:top w:val="single" w:sz="1" w:space="0" w:color="E2E8F0"/>
-              <w:left w:val="single" w:sz="1" w:space="0" w:color="E2E8F0"/>
-              <w:bottom w:val="single" w:sz="1" w:space="0" w:color="E2E8F0"/>
-              <w:right w:val="single" w:sz="1" w:space="0" w:color="E2E8F0"/>
-            </w:tcBorders>
-            <w:shd w:val="clear" w:color="auto" w:fill="F8F9FA"/>
-            <w:tcMar>
-              <w:top w:w="60" w:type="dxa"/>
-              <w:left w:w="100" w:type="dxa"/>
-              <w:bottom w:w="60" w:type="dxa"/>
-              <w:right w:w="100" w:type="dxa"/>
-            </w:tcMar>
-          </w:tcPr>
-          <w:p>
-            <w:r>
-              <w:rPr>
-                <w:color w:val="4A5568"/>
-                <w:sz w:val="20"/>
-                <w:szCs w:val="20"/>
-              </w:rPr>
-              <w:t>Priority email + chat</w:t>
-            </w:r>
-          </w:p>
-        </w:tc>
-        <w:tc>
-          <w:tcPr>
-            <w:tcW w:w="2550" w:type="dxa"/>
-            <w:tcBorders>
-              <w:top w:val="single" w:sz="1" w:space="0" w:color="E2E8F0"/>
-              <w:left w:val="single" w:sz="1" w:space="0" w:color="E2E8F0"/>
-              <w:bottom w:val="single" w:sz="1" w:space="0" w:color="E2E8F0"/>
-              <w:right w:val="single" w:sz="1" w:space="0" w:color="E2E8F0"/>
-            </w:tcBorders>
-            <w:tcMar>
-              <w:top w:w="60" w:type="dxa"/>
-              <w:left w:w="100" w:type="dxa"/>
-              <w:bottom w:w="60" w:type="dxa"/>
-              <w:right w:w="100" w:type="dxa"/>
-            </w:tcMar>
-          </w:tcPr>
-          <w:p>
-            <w:r>
-              <w:rPr>
-                <w:color w:val="4A5568"/>
-                <w:sz w:val="20"/>
-                <w:szCs w:val="20"/>
-              </w:rPr>
-              <w:t>Dedicated account manager</w:t>
-            </w:r>
-          </w:p>
-        </w:tc>
-      </w:tr>
-      <w:tr>
-        <w:tblPrEx>
-          <w:tblCellMar>
-            <w:top w:w="0" w:type="dxa"/>
-            <w:bottom w:w="0" w:type="dxa"/>
-          </w:tblCellMar>
-        </w:tblPrEx>
-        <w:tc>
-          <w:tcPr>
-            <w:tcW w:w="2000" w:type="dxa"/>
-            <w:tcBorders>
-              <w:top w:val="single" w:sz="1" w:space="0" w:color="E2E8F0"/>
-              <w:left w:val="single" w:sz="1" w:space="0" w:color="E2E8F0"/>
-              <w:bottom w:val="single" w:sz="1" w:space="0" w:color="E2E8F0"/>
-              <w:right w:val="single" w:sz="1" w:space="0" w:color="E2E8F0"/>
-            </w:tcBorders>
-            <w:tcMar>
-              <w:top w:w="60" w:type="dxa"/>
-              <w:left w:w="100" w:type="dxa"/>
-              <w:bottom w:w="60" w:type="dxa"/>
-              <w:right w:w="100" w:type="dxa"/>
-            </w:tcMar>
-          </w:tcPr>
-          <w:p>
-            <w:r>
-              <w:rPr>
-                <w:color w:val="4A5568"/>
-                <w:sz w:val="20"/>
-                <w:szCs w:val="20"/>
-              </w:rPr>
               <w:t>Billing</w:t>
             </w:r>
           </w:p>
@@ -12059,22 +13254,6 @@
           <w:color w:val="4A5568"/>
         </w:rPr>
         <w:t>Buyer/Tenant portal for self-service operations</w:t>
-      </w:r>
-    </w:p>
-    <w:p>
-      <w:pPr>
-        <w:pStyle w:val="ListParagraph"/>
-        <w:numPr>
-          <w:ilvl w:val="0"/>
-          <w:numId w:val="14"/>
-        </w:numPr>
-        <w:spacing w:after="80" w:line="276" w:lineRule="auto"/>
-      </w:pPr>
-      <w:r>
-        <w:rPr>
-          <w:color w:val="4A5568"/>
-        </w:rPr>
-        <w:t/>
       </w:r>
     </w:p>
     <w:p>
@@ -12423,6 +13602,87 @@
               <w:bottom w:val="single" w:sz="1" w:space="0" w:color="E2E8F0"/>
               <w:right w:val="single" w:sz="1" w:space="0" w:color="E2E8F0"/>
             </w:tcBorders>
+            <w:tcMar>
+              <w:top w:w="60" w:type="dxa"/>
+              <w:left w:w="100" w:type="dxa"/>
+              <w:bottom w:w="60" w:type="dxa"/>
+              <w:right w:w="100" w:type="dxa"/>
+            </w:tcMar>
+          </w:tcPr>
+          <w:p>
+            <w:r>
+              <w:rPr>
+                <w:color w:val="4A5568"/>
+                <w:sz w:val="20"/>
+                <w:szCs w:val="20"/>
+              </w:rPr>
+              <w:t>4</w:t>
+            </w:r>
+          </w:p>
+        </w:tc>
+        <w:tc>
+          <w:tcPr>
+            <w:tcW w:w="2800" w:type="dxa"/>
+            <w:tcBorders>
+              <w:top w:val="single" w:sz="1" w:space="0" w:color="E2E8F0"/>
+              <w:left w:val="single" w:sz="1" w:space="0" w:color="E2E8F0"/>
+              <w:bottom w:val="single" w:sz="1" w:space="0" w:color="E2E8F0"/>
+              <w:right w:val="single" w:sz="1" w:space="0" w:color="E2E8F0"/>
+            </w:tcBorders>
+            <w:tcMar>
+              <w:top w:w="60" w:type="dxa"/>
+              <w:left w:w="100" w:type="dxa"/>
+              <w:bottom w:w="60" w:type="dxa"/>
+              <w:right w:w="100" w:type="dxa"/>
+            </w:tcMar>
+          </w:tcPr>
+          <w:p>
+            <w:r>
+              <w:rPr>
+                <w:color w:val="4A5568"/>
+                <w:sz w:val="20"/>
+                <w:szCs w:val="20"/>
+              </w:rPr>
+              <w:t>Training &amp; Go-Live</w:t>
+            </w:r>
+          </w:p>
+        </w:tc>
+        <w:tc>
+          <w:tcPr>
+            <w:tcW w:w="2800" w:type="dxa"/>
+            <w:tcBorders>
+              <w:top w:val="single" w:sz="1" w:space="0" w:color="E2E8F0"/>
+              <w:left w:val="single" w:sz="1" w:space="0" w:color="E2E8F0"/>
+              <w:bottom w:val="single" w:sz="1" w:space="0" w:color="E2E8F0"/>
+              <w:right w:val="single" w:sz="1" w:space="0" w:color="E2E8F0"/>
+            </w:tcBorders>
+            <w:tcMar>
+              <w:top w:w="60" w:type="dxa"/>
+              <w:left w:w="100" w:type="dxa"/>
+              <w:bottom w:w="60" w:type="dxa"/>
+              <w:right w:w="100" w:type="dxa"/>
+            </w:tcMar>
+          </w:tcPr>
+          <w:p>
+            <w:r>
+              <w:rPr>
+                <w:color w:val="4A5568"/>
+                <w:sz w:val="20"/>
+                <w:szCs w:val="20"/>
+              </w:rPr>
+              <w:t>Role-based training sessions (admin, sales, property mgmt, maintenance). Go-live with support standby</w:t>
+            </w:r>
+          </w:p>
+        </w:tc>
+        <w:tc>
+          <w:tcPr>
+            <w:tcW w:w="2848" w:type="dxa"/>
+            <w:tcBorders>
+              <w:top w:val="single" w:sz="1" w:space="0" w:color="E2E8F0"/>
+              <w:left w:val="single" w:sz="1" w:space="0" w:color="E2E8F0"/>
+              <w:bottom w:val="single" w:sz="1" w:space="0" w:color="E2E8F0"/>
+              <w:right w:val="single" w:sz="1" w:space="0" w:color="E2E8F0"/>
+            </w:tcBorders>
             <w:shd w:val="clear" w:color="auto" w:fill="F8F9FA"/>
             <w:tcMar>
               <w:top w:w="60" w:type="dxa"/>
@@ -12438,90 +13698,7 @@
                 <w:sz w:val="20"/>
                 <w:szCs w:val="20"/>
               </w:rPr>
-              <w:t>2-3</w:t>
-            </w:r>
-          </w:p>
-        </w:tc>
-        <w:tc>
-          <w:tcPr>
-            <w:tcW w:w="2800" w:type="dxa"/>
-            <w:tcBorders>
-              <w:top w:val="single" w:sz="1" w:space="0" w:color="E2E8F0"/>
-              <w:left w:val="single" w:sz="1" w:space="0" w:color="E2E8F0"/>
-              <w:bottom w:val="single" w:sz="1" w:space="0" w:color="E2E8F0"/>
-              <w:right w:val="single" w:sz="1" w:space="0" w:color="E2E8F0"/>
-            </w:tcBorders>
-            <w:shd w:val="clear" w:color="auto" w:fill="F8F9FA"/>
-            <w:tcMar>
-              <w:top w:w="60" w:type="dxa"/>
-              <w:left w:w="100" w:type="dxa"/>
-              <w:bottom w:w="60" w:type="dxa"/>
-              <w:right w:w="100" w:type="dxa"/>
-            </w:tcMar>
-          </w:tcPr>
-          <w:p>
-            <w:r>
-              <w:rPr>
-                <w:color w:val="4A5568"/>
-                <w:sz w:val="20"/>
-                <w:szCs w:val="20"/>
-              </w:rPr>
-              <w:t>Data Migration</w:t>
-            </w:r>
-          </w:p>
-        </w:tc>
-        <w:tc>
-          <w:tcPr>
-            <w:tcW w:w="2800" w:type="dxa"/>
-            <w:tcBorders>
-              <w:top w:val="single" w:sz="1" w:space="0" w:color="E2E8F0"/>
-              <w:left w:val="single" w:sz="1" w:space="0" w:color="E2E8F0"/>
-              <w:bottom w:val="single" w:sz="1" w:space="0" w:color="E2E8F0"/>
-              <w:right w:val="single" w:sz="1" w:space="0" w:color="E2E8F0"/>
-            </w:tcBorders>
-            <w:shd w:val="clear" w:color="auto" w:fill="F8F9FA"/>
-            <w:tcMar>
-              <w:top w:w="60" w:type="dxa"/>
-              <w:left w:w="100" w:type="dxa"/>
-              <w:bottom w:w="60" w:type="dxa"/>
-              <w:right w:w="100" w:type="dxa"/>
-            </w:tcMar>
-          </w:tcPr>
-          <w:p>
-            <w:r>
-              <w:rPr>
-                <w:color w:val="4A5568"/>
-                <w:sz w:val="20"/>
-                <w:szCs w:val="20"/>
-              </w:rPr>
-              <w:t>Import existing projects, units, customers, and contracts. Map historical data to Mimaric models</w:t>
-            </w:r>
-          </w:p>
-        </w:tc>
-        <w:tc>
-          <w:tcPr>
-            <w:tcW w:w="2848" w:type="dxa"/>
-            <w:tcBorders>
-              <w:top w:val="single" w:sz="1" w:space="0" w:color="E2E8F0"/>
-              <w:left w:val="single" w:sz="1" w:space="0" w:color="E2E8F0"/>
-              <w:bottom w:val="single" w:sz="1" w:space="0" w:color="E2E8F0"/>
-              <w:right w:val="single" w:sz="1" w:space="0" w:color="E2E8F0"/>
-            </w:tcBorders>
-            <w:tcMar>
-              <w:top w:w="60" w:type="dxa"/>
-              <w:left w:w="100" w:type="dxa"/>
-              <w:bottom w:w="60" w:type="dxa"/>
-              <w:right w:w="100" w:type="dxa"/>
-            </w:tcMar>
-          </w:tcPr>
-          <w:p>
-            <w:r>
-              <w:rPr>
-                <w:color w:val="4A5568"/>
-                <w:sz w:val="20"/>
-                <w:szCs w:val="20"/>
-              </w:rPr>
-              <w:t>Complete property portfolio in system</w:t>
+              <w:t>Operational platform with trained team</w:t>
             </w:r>
           </w:p>
         </w:tc>
@@ -12542,123 +13719,6 @@
               <w:bottom w:val="single" w:sz="1" w:space="0" w:color="E2E8F0"/>
               <w:right w:val="single" w:sz="1" w:space="0" w:color="E2E8F0"/>
             </w:tcBorders>
-            <w:tcMar>
-              <w:top w:w="60" w:type="dxa"/>
-              <w:left w:w="100" w:type="dxa"/>
-              <w:bottom w:w="60" w:type="dxa"/>
-              <w:right w:w="100" w:type="dxa"/>
-            </w:tcMar>
-          </w:tcPr>
-          <w:p>
-            <w:r>
-              <w:rPr>
-                <w:color w:val="4A5568"/>
-                <w:sz w:val="20"/>
-                <w:szCs w:val="20"/>
-              </w:rPr>
-              <w:t>4</w:t>
-            </w:r>
-          </w:p>
-        </w:tc>
-        <w:tc>
-          <w:tcPr>
-            <w:tcW w:w="2800" w:type="dxa"/>
-            <w:tcBorders>
-              <w:top w:val="single" w:sz="1" w:space="0" w:color="E2E8F0"/>
-              <w:left w:val="single" w:sz="1" w:space="0" w:color="E2E8F0"/>
-              <w:bottom w:val="single" w:sz="1" w:space="0" w:color="E2E8F0"/>
-              <w:right w:val="single" w:sz="1" w:space="0" w:color="E2E8F0"/>
-            </w:tcBorders>
-            <w:tcMar>
-              <w:top w:w="60" w:type="dxa"/>
-              <w:left w:w="100" w:type="dxa"/>
-              <w:bottom w:w="60" w:type="dxa"/>
-              <w:right w:w="100" w:type="dxa"/>
-            </w:tcMar>
-          </w:tcPr>
-          <w:p>
-            <w:r>
-              <w:rPr>
-                <w:color w:val="4A5568"/>
-                <w:sz w:val="20"/>
-                <w:szCs w:val="20"/>
-              </w:rPr>
-              <w:t>Training &amp; Go-Live</w:t>
-            </w:r>
-          </w:p>
-        </w:tc>
-        <w:tc>
-          <w:tcPr>
-            <w:tcW w:w="2800" w:type="dxa"/>
-            <w:tcBorders>
-              <w:top w:val="single" w:sz="1" w:space="0" w:color="E2E8F0"/>
-              <w:left w:val="single" w:sz="1" w:space="0" w:color="E2E8F0"/>
-              <w:bottom w:val="single" w:sz="1" w:space="0" w:color="E2E8F0"/>
-              <w:right w:val="single" w:sz="1" w:space="0" w:color="E2E8F0"/>
-            </w:tcBorders>
-            <w:tcMar>
-              <w:top w:w="60" w:type="dxa"/>
-              <w:left w:w="100" w:type="dxa"/>
-              <w:bottom w:w="60" w:type="dxa"/>
-              <w:right w:w="100" w:type="dxa"/>
-            </w:tcMar>
-          </w:tcPr>
-          <w:p>
-            <w:r>
-              <w:rPr>
-                <w:color w:val="4A5568"/>
-                <w:sz w:val="20"/>
-                <w:szCs w:val="20"/>
-              </w:rPr>
-              <w:t>Role-based training sessions (admin, sales, property mgmt, maintenance). Go-live with support standby</w:t>
-            </w:r>
-          </w:p>
-        </w:tc>
-        <w:tc>
-          <w:tcPr>
-            <w:tcW w:w="2848" w:type="dxa"/>
-            <w:tcBorders>
-              <w:top w:val="single" w:sz="1" w:space="0" w:color="E2E8F0"/>
-              <w:left w:val="single" w:sz="1" w:space="0" w:color="E2E8F0"/>
-              <w:bottom w:val="single" w:sz="1" w:space="0" w:color="E2E8F0"/>
-              <w:right w:val="single" w:sz="1" w:space="0" w:color="E2E8F0"/>
-            </w:tcBorders>
-            <w:shd w:val="clear" w:color="auto" w:fill="F8F9FA"/>
-            <w:tcMar>
-              <w:top w:w="60" w:type="dxa"/>
-              <w:left w:w="100" w:type="dxa"/>
-              <w:bottom w:w="60" w:type="dxa"/>
-              <w:right w:w="100" w:type="dxa"/>
-            </w:tcMar>
-          </w:tcPr>
-          <w:p>
-            <w:r>
-              <w:rPr>
-                <w:color w:val="4A5568"/>
-                <w:sz w:val="20"/>
-                <w:szCs w:val="20"/>
-              </w:rPr>
-              <w:t>Operational platform with trained team</w:t>
-            </w:r>
-          </w:p>
-        </w:tc>
-      </w:tr>
-      <w:tr>
-        <w:tblPrEx>
-          <w:tblCellMar>
-            <w:top w:w="0" w:type="dxa"/>
-            <w:bottom w:w="0" w:type="dxa"/>
-          </w:tblCellMar>
-        </w:tblPrEx>
-        <w:tc>
-          <w:tcPr>
-            <w:tcW w:w="1200" w:type="dxa"/>
-            <w:tcBorders>
-              <w:top w:val="single" w:sz="1" w:space="0" w:color="E2E8F0"/>
-              <w:left w:val="single" w:sz="1" w:space="0" w:color="E2E8F0"/>
-              <w:bottom w:val="single" w:sz="1" w:space="0" w:color="E2E8F0"/>
-              <w:right w:val="single" w:sz="1" w:space="0" w:color="E2E8F0"/>
-            </w:tcBorders>
             <w:shd w:val="clear" w:color="auto" w:fill="F8F9FA"/>
             <w:tcMar>
               <w:top w:w="60" w:type="dxa"/>
@@ -12834,7 +13894,7 @@
       </w:pPr>
       <w:bookmarkStart w:id="46" w:name="_Toc224688178"/>
       <w:r>
-        <w:t>13. Arabic-First Bilingual Design</w:t>
+        <w:t>16. Arabic-First Bilingual Design</w:t>
       </w:r>
       <w:bookmarkEnd w:id="46"/>
     </w:p>
@@ -14292,7 +15352,7 @@
       </w:pPr>
       <w:bookmarkStart w:id="54" w:name="_Toc224688186"/>
       <w:r>
-        <w:t>22. Current Platform (v2.1.0)</w:t>
+        <w:t>22. Current Platform (v2.0.0)</w:t>
       </w:r>
       <w:bookmarkEnd w:id="54"/>
     </w:p>
@@ -14304,7 +15364,7 @@
         <w:rPr>
           <w:color w:val="4A5568"/>
         </w:rPr>
-        <w:t>Mimaric v2.1.0 delivers a comprehensive platform with the following capabilities:</w:t>
+        <w:t>Mimaric v2.0.0 delivers a comprehensive platform with the following capabilities:</w:t>
       </w:r>
     </w:p>
     <w:p>
@@ -14320,7 +15380,7 @@
         <w:rPr>
           <w:color w:val="4A5568"/>
         </w:rPr>
-        <w:t>13 integrated modules covering the full property lifecycle</w:t>
+        <w:t>16 integrated modules covering the full property lifecycle</w:t>
       </w:r>
     </w:p>
     <w:p>
@@ -14336,7 +15396,7 @@
         <w:rPr>
           <w:color w:val="4A5568"/>
         </w:rPr>
-        <w:t>40 data models organized across 7 bounded contexts</w:t>
+        <w:t>80+ data models organized across 7 domains</w:t>
       </w:r>
     </w:p>
     <w:p>
@@ -14352,7 +15412,7 @@
         <w:rPr>
           <w:color w:val="4A5568"/>
         </w:rPr>
-        <w:t>Saudi Ejar-compliant contract and lease lifecycle management</w:t>
+        <w:t>Saudi Ejar and REGA contract compliance with full lifecycle management</w:t>
       </w:r>
     </w:p>
     <w:p>
@@ -14368,7 +15428,7 @@
         <w:rPr>
           <w:color w:val="4A5568"/>
         </w:rPr>
-        <w:t/>
+        <w:t>PDPL-compliant security with AES-256-GCM encryption and audit trails</w:t>
       </w:r>
     </w:p>
     <w:p>
@@ -14384,7 +15444,7 @@
         <w:rPr>
           <w:color w:val="4A5568"/>
         </w:rPr>
-        <w:t>PDPL-compliant security with AES-256-GCM encryption and audit trails</w:t>
+        <w:t>3-tier SaaS billing with coupon system and VAT invoicing</w:t>
       </w:r>
     </w:p>
     <w:p>
@@ -14400,7 +15460,7 @@
         <w:rPr>
           <w:color w:val="4A5568"/>
         </w:rPr>
-        <w:t>3-tier SaaS billing with coupon system and VAT invoicing</w:t>
+        <w:t>Bilingual (Arabic/English) interface with RTL default</w:t>
       </w:r>
     </w:p>
     <w:p>
@@ -14416,23 +15476,7 @@
         <w:rPr>
           <w:color w:val="4A5568"/>
         </w:rPr>
-        <w:t>Bilingual (Arabic/English) interface with RTL default</w:t>
-      </w:r>
-    </w:p>
-    <w:p>
-      <w:pPr>
-        <w:pStyle w:val="ListParagraph"/>
-        <w:numPr>
-          <w:ilvl w:val="0"/>
-          <w:numId w:val="18"/>
-        </w:numPr>
-        <w:spacing w:after="80" w:line="276" w:lineRule="auto"/>
-      </w:pPr>
-      <w:r>
-        <w:rPr>
-          <w:color w:val="4A5568"/>
-        </w:rPr>
-        <w:t>7 user roles with 50 granular permissions</w:t>
+        <w:t>13 user roles with 40+ granular permissions</w:t>
       </w:r>
     </w:p>
     <w:p>
@@ -15054,7 +16098,7 @@
         <w:rPr>
           <w:color w:val="4A5568"/>
         </w:rPr>
-        <w:t>GIS integration and spatial planning module (planned Q4 2026)</w:t>
+        <w:t>GIS integration (planned Q4 2026) migration for native spatial queries and advanced GIS capabilities</w:t>
       </w:r>
     </w:p>
     <w:p>
@@ -15102,7 +16146,8 @@
         <w:rPr>
           <w:color w:val="4A5568"/>
         </w:rPr>
-        <w:t>AI-assisted analytics for portfolio optimization and revenue forecasting</w:t>
+        <w:lastRenderedPageBreak/>
+        <w:t>AI-assisted feasibility analysis for land evaluation and scenario planning</w:t>
       </w:r>
     </w:p>
     <w:p>
@@ -15301,7 +16346,7 @@
         <w:rPr>
           <w:color w:val="4A5568"/>
         </w:rPr>
-        <w:t>Covers the full property lifecycle from CRM and sales through contracts, maintenance, and billing in a single platform</w:t>
+        <w:t>Covers the full property lifecycle from raw land to occupied building in a single platform</w:t>
       </w:r>
     </w:p>
     <w:p>

--- a/docs/Mimaric-Business-Documentation-v2.0.docx
+++ b/docs/Mimaric-Business-Documentation-v2.0.docx
@@ -7995,7 +7995,7 @@
         <w:rPr>
           <w:color w:val="4A5568"/>
         </w:rPr>
-        <w:t>Track the entire development from property management through authority approvals to unit handover using the 14-stage project lifecycle</w:t>
+        <w:t>Track the entire development from unit setup through sales, rentals, and maintenance using the project lifecycle</w:t>
       </w:r>
     </w:p>
     <w:p>
